--- a/data/outputs/docx/Grade 10 Biology/Bio 3.3/Biology_Gaseous_Exchange_and_Respiration_in_Animals_CBE_LessonSequence.docx
+++ b/data/outputs/docx/Grade 10 Biology/Bio 3.3/Biology_Gaseous_Exchange_and_Respiration_in_Animals_CBE_LessonSequence.docx
@@ -2528,7 +2528,7 @@
                 <w:sz w:val="22"/>
                 <w:szCs w:val="22"/>
               </w:rPr>
-              <w:t xml:space="preserve">LESSON 1 (40 minutes): Lesson 1</w:t>
+              <w:t xml:space="preserve">LESSON 1 (40 minutes): Anchoring Phenomenon and Characteristics of Gaseous Exchange Surfaces</w:t>
             </w:r>
           </w:p>
         </w:tc>
@@ -2681,21 +2681,21 @@
           </w:tcPr>
           <w:p>
             <w:pPr>
-              <w:spacing w:after="60" w:before="0"/>
-              <w:jc w:val="left"/>
-            </w:pPr>
-            <w:r>
-              <w:rPr>
-                <w:rFonts w:ascii="Arial" w:cs="Arial" w:eastAsia="Arial" w:hAnsi="Arial"/>
-                <w:b w:val="false"/>
-                <w:bCs w:val="false"/>
-                <w:i w:val="false"/>
-                <w:iCs w:val="false"/>
-                <w:color w:val="000000"/>
-                <w:sz w:val="18"/>
-                <w:szCs w:val="18"/>
-              </w:rPr>
-              <w:t xml:space="preserve"/>
+              <w:spacing w:after="40" w:before="0"/>
+              <w:jc w:val="left"/>
+            </w:pPr>
+            <w:r>
+              <w:rPr>
+                <w:rFonts w:ascii="Arial" w:cs="Arial" w:eastAsia="Arial" w:hAnsi="Arial"/>
+                <w:b w:val="false"/>
+                <w:bCs w:val="false"/>
+                <w:i w:val="false"/>
+                <w:iCs w:val="false"/>
+                <w:color w:val="000000"/>
+                <w:sz w:val="18"/>
+                <w:szCs w:val="18"/>
+              </w:rPr>
+              <w:t xml:space="preserve">By the end of this lesson, learners will have anchored their curiosity in the Kipchoge phenomenon, generated initial predictions about how oxygen reaches muscle cells, co-created a Driving Question Board, and identified the four key characteristics of an efficient gaseous exchange surface.</w:t>
             </w:r>
           </w:p>
         </w:tc>
@@ -2747,21 +2747,21 @@
           </w:tcPr>
           <w:p>
             <w:pPr>
-              <w:spacing w:after="60" w:before="0"/>
-              <w:jc w:val="left"/>
-            </w:pPr>
-            <w:r>
-              <w:rPr>
-                <w:rFonts w:ascii="Arial" w:cs="Arial" w:eastAsia="Arial" w:hAnsi="Arial"/>
-                <w:b w:val="false"/>
-                <w:bCs w:val="false"/>
-                <w:i w:val="false"/>
-                <w:iCs w:val="false"/>
-                <w:color w:val="000000"/>
-                <w:sz w:val="18"/>
-                <w:szCs w:val="18"/>
-              </w:rPr>
-              <w:t xml:space="preserve"/>
+              <w:spacing w:after="40" w:before="0"/>
+              <w:jc w:val="left"/>
+            </w:pPr>
+            <w:r>
+              <w:rPr>
+                <w:rFonts w:ascii="Arial" w:cs="Arial" w:eastAsia="Arial" w:hAnsi="Arial"/>
+                <w:b w:val="false"/>
+                <w:bCs w:val="false"/>
+                <w:i w:val="false"/>
+                <w:iCs w:val="false"/>
+                <w:color w:val="000000"/>
+                <w:sz w:val="18"/>
+                <w:szCs w:val="18"/>
+              </w:rPr>
+              <w:t xml:space="preserve">Learners can state the four characteristics of an efficient gaseous exchange surface: large surface area, thin and permeable walls, moist surface, and rich blood supply, and can explain why each characteristic matters for diffusion.</w:t>
             </w:r>
           </w:p>
         </w:tc>
@@ -2813,21 +2813,21 @@
           </w:tcPr>
           <w:p>
             <w:pPr>
-              <w:spacing w:after="60" w:before="0"/>
-              <w:jc w:val="left"/>
-            </w:pPr>
-            <w:r>
-              <w:rPr>
-                <w:rFonts w:ascii="Arial" w:cs="Arial" w:eastAsia="Arial" w:hAnsi="Arial"/>
-                <w:b w:val="false"/>
-                <w:bCs w:val="false"/>
-                <w:i w:val="false"/>
-                <w:iCs w:val="false"/>
-                <w:color w:val="000000"/>
-                <w:sz w:val="18"/>
-                <w:szCs w:val="18"/>
-              </w:rPr>
-              <w:t xml:space="preserve"/>
+              <w:spacing w:after="40" w:before="0"/>
+              <w:jc w:val="left"/>
+            </w:pPr>
+            <w:r>
+              <w:rPr>
+                <w:rFonts w:ascii="Arial" w:cs="Arial" w:eastAsia="Arial" w:hAnsi="Arial"/>
+                <w:b w:val="false"/>
+                <w:bCs w:val="false"/>
+                <w:i w:val="false"/>
+                <w:iCs w:val="false"/>
+                <w:color w:val="000000"/>
+                <w:sz w:val="18"/>
+                <w:szCs w:val="18"/>
+              </w:rPr>
+              <w:t xml:space="preserve">Learners can observe a video stimulus critically, record qualitative observations, generate evidence-based predictions, formulate investigable questions, and construct an initial explanatory sketch model of how oxygen might move from air to a muscle cell.</w:t>
             </w:r>
           </w:p>
         </w:tc>
@@ -2879,21 +2879,21 @@
           </w:tcPr>
           <w:p>
             <w:pPr>
-              <w:spacing w:after="60" w:before="0"/>
-              <w:jc w:val="left"/>
-            </w:pPr>
-            <w:r>
-              <w:rPr>
-                <w:rFonts w:ascii="Arial" w:cs="Arial" w:eastAsia="Arial" w:hAnsi="Arial"/>
-                <w:b w:val="false"/>
-                <w:bCs w:val="false"/>
-                <w:i w:val="false"/>
-                <w:iCs w:val="false"/>
-                <w:color w:val="000000"/>
-                <w:sz w:val="18"/>
-                <w:szCs w:val="18"/>
-              </w:rPr>
-              <w:t xml:space="preserve"/>
+              <w:spacing w:after="40" w:before="0"/>
+              <w:jc w:val="left"/>
+            </w:pPr>
+            <w:r>
+              <w:rPr>
+                <w:rFonts w:ascii="Arial" w:cs="Arial" w:eastAsia="Arial" w:hAnsi="Arial"/>
+                <w:b w:val="false"/>
+                <w:bCs w:val="false"/>
+                <w:i w:val="false"/>
+                <w:iCs w:val="false"/>
+                <w:color w:val="000000"/>
+                <w:sz w:val="18"/>
+                <w:szCs w:val="18"/>
+              </w:rPr>
+              <w:t xml:space="preserve">Learners appreciate that scientific curiosity begins with careful observation of real phenomena; they develop respect for human athletic achievement rooted in biological processes and show confidence in sharing initial ideas even when uncertain.</w:t>
             </w:r>
           </w:p>
         </w:tc>
@@ -2945,21 +2945,21 @@
           </w:tcPr>
           <w:p>
             <w:pPr>
-              <w:spacing w:after="60" w:before="0"/>
-              <w:jc w:val="left"/>
-            </w:pPr>
-            <w:r>
-              <w:rPr>
-                <w:rFonts w:ascii="Arial" w:cs="Arial" w:eastAsia="Arial" w:hAnsi="Arial"/>
-                <w:b w:val="false"/>
-                <w:bCs w:val="false"/>
-                <w:i w:val="false"/>
-                <w:iCs w:val="false"/>
-                <w:color w:val="000000"/>
-                <w:sz w:val="18"/>
-                <w:szCs w:val="18"/>
-              </w:rPr>
-              <w:t xml:space="preserve"/>
+              <w:spacing w:after="40" w:before="0"/>
+              <w:jc w:val="left"/>
+            </w:pPr>
+            <w:r>
+              <w:rPr>
+                <w:rFonts w:ascii="Arial" w:cs="Arial" w:eastAsia="Arial" w:hAnsi="Arial"/>
+                <w:b w:val="false"/>
+                <w:bCs w:val="false"/>
+                <w:i w:val="false"/>
+                <w:iCs w:val="false"/>
+                <w:color w:val="000000"/>
+                <w:sz w:val="18"/>
+                <w:szCs w:val="18"/>
+              </w:rPr>
+              <w:t xml:space="preserve">How do animals exchange gases with their environment?</w:t>
             </w:r>
           </w:p>
         </w:tc>
@@ -3011,21 +3011,21 @@
           </w:tcPr>
           <w:p>
             <w:pPr>
-              <w:spacing w:after="60" w:before="0"/>
-              <w:jc w:val="left"/>
-            </w:pPr>
-            <w:r>
-              <w:rPr>
-                <w:rFonts w:ascii="Arial" w:cs="Arial" w:eastAsia="Arial" w:hAnsi="Arial"/>
-                <w:b w:val="false"/>
-                <w:bCs w:val="false"/>
-                <w:i w:val="false"/>
-                <w:iCs w:val="false"/>
-                <w:color w:val="000000"/>
-                <w:sz w:val="18"/>
-                <w:szCs w:val="18"/>
-              </w:rPr>
-              <w:t xml:space="preserve"/>
+              <w:spacing w:after="40" w:before="0"/>
+              <w:jc w:val="left"/>
+            </w:pPr>
+            <w:r>
+              <w:rPr>
+                <w:rFonts w:ascii="Arial" w:cs="Arial" w:eastAsia="Arial" w:hAnsi="Arial"/>
+                <w:b w:val="false"/>
+                <w:bCs w:val="false"/>
+                <w:i w:val="false"/>
+                <w:iCs w:val="false"/>
+                <w:color w:val="000000"/>
+                <w:sz w:val="18"/>
+                <w:szCs w:val="18"/>
+              </w:rPr>
+              <w:t xml:space="preserve">This is the opening anchor lesson. It launches the entire unit by grounding all future learning in the observable puzzle of Kipchoge at the finish line. Every subsequent lesson will return to this anchor to deepen the explanation. The DQB created today will be updated across all eight lessons until the full explanation is constructed in Lesson 8.</w:t>
             </w:r>
           </w:p>
         </w:tc>
@@ -3075,25 +3075,7 @@
             </w:tcMar>
             <w:vAlign w:val="top"/>
           </w:tcPr>
-          <w:p>
-            <w:pPr>
-              <w:spacing w:after="60" w:before="0"/>
-              <w:jc w:val="left"/>
-            </w:pPr>
-            <w:r>
-              <w:rPr>
-                <w:rFonts w:ascii="Arial" w:cs="Arial" w:eastAsia="Arial" w:hAnsi="Arial"/>
-                <w:b w:val="false"/>
-                <w:bCs w:val="false"/>
-                <w:i w:val="false"/>
-                <w:iCs w:val="false"/>
-                <w:color w:val="000000"/>
-                <w:sz w:val="18"/>
-                <w:szCs w:val="18"/>
-              </w:rPr>
-              <w:t xml:space="preserve"/>
-            </w:r>
-          </w:p>
+          <w:p/>
         </w:tc>
       </w:tr>
     </w:tbl>
@@ -3170,21 +3152,21 @@
           </w:tcPr>
           <w:p>
             <w:pPr>
-              <w:spacing w:after="60" w:before="0"/>
-              <w:jc w:val="left"/>
-            </w:pPr>
-            <w:r>
-              <w:rPr>
-                <w:rFonts w:ascii="Arial" w:cs="Arial" w:eastAsia="Arial" w:hAnsi="Arial"/>
-                <w:b w:val="false"/>
-                <w:bCs w:val="false"/>
-                <w:i w:val="false"/>
-                <w:iCs w:val="false"/>
-                <w:color w:val="000000"/>
-                <w:sz w:val="18"/>
-                <w:szCs w:val="18"/>
-              </w:rPr>
-              <w:t xml:space="preserve"/>
+              <w:spacing w:after="40" w:before="0"/>
+              <w:jc w:val="left"/>
+            </w:pPr>
+            <w:r>
+              <w:rPr>
+                <w:rFonts w:ascii="Arial" w:cs="Arial" w:eastAsia="Arial" w:hAnsi="Arial"/>
+                <w:b w:val="false"/>
+                <w:bCs w:val="false"/>
+                <w:i w:val="false"/>
+                <w:iCs w:val="false"/>
+                <w:color w:val="000000"/>
+                <w:sz w:val="18"/>
+                <w:szCs w:val="18"/>
+              </w:rPr>
+              <w:t xml:space="preserve">Learners open the unit by watching or viewing still images from the 2018 Berlin Marathon finish, focusing on Eliud Kipchoge — a son of Nandi Hills who became a world-record holder. They record observations about his breathing, sweating, and recovery. Through structured discussion, they generate predictions about how oxygen reaches working muscles and why breathing rate rises during intense exercise. They co-create an initial Driving Question Board on the classroom wall. The teacher then introduces the four characteristics of gaseous exchange surfaces using a locally relatable analogy — the surface of a wetland leaf in Lake Victoria — connecting each characteristic to the demands exposed by the Kipchoge phenomenon. Learners produce an initial sketch model of oxygen moving from air to a muscle cell, which will be revised across the unit.</w:t>
             </w:r>
           </w:p>
         </w:tc>
@@ -3495,21 +3477,21 @@
           </w:tcPr>
           <w:p>
             <w:pPr>
-              <w:spacing w:after="60" w:before="0"/>
-              <w:jc w:val="left"/>
-            </w:pPr>
-            <w:r>
-              <w:rPr>
-                <w:rFonts w:ascii="Arial" w:cs="Arial" w:eastAsia="Arial" w:hAnsi="Arial"/>
-                <w:b w:val="false"/>
-                <w:bCs w:val="false"/>
-                <w:i w:val="false"/>
-                <w:iCs w:val="false"/>
-                <w:color w:val="000000"/>
-                <w:sz w:val="18"/>
-                <w:szCs w:val="18"/>
-              </w:rPr>
-              <w:t xml:space="preserve"/>
+              <w:spacing w:after="40" w:before="0"/>
+              <w:jc w:val="left"/>
+            </w:pPr>
+            <w:r>
+              <w:rPr>
+                <w:rFonts w:ascii="Arial" w:cs="Arial" w:eastAsia="Arial" w:hAnsi="Arial"/>
+                <w:b w:val="false"/>
+                <w:bCs w:val="false"/>
+                <w:i w:val="false"/>
+                <w:iCs w:val="false"/>
+                <w:color w:val="000000"/>
+                <w:sz w:val="18"/>
+                <w:szCs w:val="18"/>
+              </w:rPr>
+              <w:t xml:space="preserve">Before viewing any footage, learners sit in groups of four. The teacher projects a single still image: Kipchoge crossing the finish line of the 2018 Berlin Marathon, arms raised, mouth open, chest heaving. Each learner receives a sticky note and writes two predictions: (1) What is happening inside Kipchoge's body right now? (2) Why is he breathing so fast and deeply? Learners share predictions within their group and agree on the two most interesting predictions to place on a shared chart paper titled OUR FIRST IDEAS. Groups have 3 minutes for individual writing and 2 minutes for group discussion.</w:t>
             </w:r>
           </w:p>
         </w:tc>
@@ -3545,7 +3527,7 @@
             <w:pPr>
               <w:spacing w:after="20" w:before="0"/>
             </w:pPr>
-            <w:hyperlink w:history="1" r:id="rIdr6k9yj4ym_3agxsfbbrct">
+            <w:hyperlink w:history="1" r:id="rIdhhe7sh4u8zk651vrrzgvi">
               <w:r>
                 <w:rPr>
                   <w:rFonts w:ascii="Arial" w:cs="Arial" w:eastAsia="Arial" w:hAnsi="Arial"/>
@@ -3554,7 +3536,7 @@
                   <w:szCs w:val="16"/>
                   <w:u w:val="single" w:color="2E75B6"/>
                 </w:rPr>
-                <w:t xml:space="preserve">Genetics vocabulary</w:t>
+                <w:t xml:space="preserve">Elements and atoms</w:t>
               </w:r>
             </w:hyperlink>
           </w:p>
@@ -3578,7 +3560,7 @@
               <w:spacing w:after="10" w:before="0"/>
               <w:ind w:left="120"/>
             </w:pPr>
-            <w:hyperlink w:history="1" r:id="rId5ikaqrzlllfg4l3sd3ecq">
+            <w:hyperlink w:history="1" r:id="rIdgcwjmfhii8nmuqo5lb0df">
               <w:r>
                 <w:rPr>
                   <w:rFonts w:ascii="Arial" w:cs="Arial" w:eastAsia="Arial" w:hAnsi="Arial"/>
@@ -3623,7 +3605,7 @@
             <w:pPr>
               <w:spacing w:after="20" w:before="0"/>
             </w:pPr>
-            <w:hyperlink w:history="1" r:id="rIdsdjcxvqtkfjrcwavm6y9x">
+            <w:hyperlink w:history="1" r:id="rIdwxwn1k0q1ucd2zx3wfbop">
               <w:r>
                 <w:rPr>
                   <w:rFonts w:ascii="Arial" w:cs="Arial" w:eastAsia="Arial" w:hAnsi="Arial"/>
@@ -3632,7 +3614,7 @@
                   <w:szCs w:val="16"/>
                   <w:u w:val="single" w:color="2E75B6"/>
                 </w:rPr>
-                <w:t xml:space="preserve">Build the complementary DNA strand! (PLIX)</w:t>
+                <w:t xml:space="preserve">Diffusion (Flexbook)</w:t>
               </w:r>
             </w:hyperlink>
           </w:p>
@@ -3656,7 +3638,7 @@
               <w:spacing w:after="10" w:before="0"/>
               <w:ind w:left="120"/>
             </w:pPr>
-            <w:hyperlink w:history="1" r:id="rIdge-hjwuynxnmaazt9ttbx">
+            <w:hyperlink w:history="1" r:id="rIdx_4i3glh7k5o0cq1zljna">
               <w:r>
                 <w:rPr>
                   <w:rFonts w:ascii="Arial" w:cs="Arial" w:eastAsia="Arial" w:hAnsi="Arial"/>
@@ -3684,21 +3666,21 @@
           </w:tcPr>
           <w:p>
             <w:pPr>
-              <w:spacing w:after="60" w:before="0"/>
-              <w:jc w:val="left"/>
-            </w:pPr>
-            <w:r>
-              <w:rPr>
-                <w:rFonts w:ascii="Arial" w:cs="Arial" w:eastAsia="Arial" w:hAnsi="Arial"/>
-                <w:b w:val="false"/>
-                <w:bCs w:val="false"/>
-                <w:i w:val="false"/>
-                <w:iCs w:val="false"/>
-                <w:color w:val="000000"/>
-                <w:sz w:val="18"/>
-                <w:szCs w:val="18"/>
-              </w:rPr>
-              <w:t xml:space="preserve"/>
+              <w:spacing w:after="40" w:before="0"/>
+              <w:jc w:val="left"/>
+            </w:pPr>
+            <w:r>
+              <w:rPr>
+                <w:rFonts w:ascii="Arial" w:cs="Arial" w:eastAsia="Arial" w:hAnsi="Arial"/>
+                <w:b w:val="false"/>
+                <w:bCs w:val="false"/>
+                <w:i w:val="false"/>
+                <w:iCs w:val="false"/>
+                <w:color w:val="000000"/>
+                <w:sz w:val="18"/>
+                <w:szCs w:val="18"/>
+              </w:rPr>
+              <w:t xml:space="preserve">Display the still image without any narration. Say: Look carefully at this image. This is Eliud Kipchoge from Kapsabet in Nandi County. He has just run 42 kilometres faster than any human being in history. On your sticky note, write two predictions: what is happening inside his body right now, and why is he breathing so hard? You have 3 minutes — work in silence first. [WAIT 3 FULL MINUTES — circulate and read notes without commenting.] Now share with your group and agree on your two strongest predictions. [WAIT 2 MINUTES.] Ask two groups to share. Respond with: That is a fascinating prediction — what evidence from the image made you think that? Do not confirm or deny any prediction at this stage. Record all group predictions verbatim on the board under the heading WHAT WE THINK IS HAPPENING.</w:t>
             </w:r>
           </w:p>
         </w:tc>
@@ -3716,21 +3698,21 @@
           </w:tcPr>
           <w:p>
             <w:pPr>
-              <w:spacing w:after="60" w:before="0"/>
-              <w:jc w:val="left"/>
-            </w:pPr>
-            <w:r>
-              <w:rPr>
-                <w:rFonts w:ascii="Arial" w:cs="Arial" w:eastAsia="Arial" w:hAnsi="Arial"/>
-                <w:b w:val="false"/>
-                <w:bCs w:val="false"/>
-                <w:i w:val="false"/>
-                <w:iCs w:val="false"/>
-                <w:color w:val="000000"/>
-                <w:sz w:val="18"/>
-                <w:szCs w:val="18"/>
-              </w:rPr>
-              <w:t xml:space="preserve"/>
+              <w:spacing w:after="40" w:before="0"/>
+              <w:jc w:val="left"/>
+            </w:pPr>
+            <w:r>
+              <w:rPr>
+                <w:rFonts w:ascii="Arial" w:cs="Arial" w:eastAsia="Arial" w:hAnsi="Arial"/>
+                <w:b w:val="false"/>
+                <w:bCs w:val="false"/>
+                <w:i w:val="false"/>
+                <w:iCs w:val="false"/>
+                <w:color w:val="000000"/>
+                <w:sz w:val="18"/>
+                <w:szCs w:val="18"/>
+              </w:rPr>
+              <w:t xml:space="preserve">Prediction-before-observation activates prior knowledge from primary school science and everyday experience of exercise. Recording predictions publicly creates accountability and gives the teacher diagnostic insight into misconceptions such as the idea that muscles make their own oxygen or that breathing fast is purely a cooling mechanism.</w:t>
             </w:r>
           </w:p>
         </w:tc>
@@ -3748,21 +3730,21 @@
           </w:tcPr>
           <w:p>
             <w:pPr>
-              <w:spacing w:after="60" w:before="0"/>
-              <w:jc w:val="left"/>
-            </w:pPr>
-            <w:r>
-              <w:rPr>
-                <w:rFonts w:ascii="Arial" w:cs="Arial" w:eastAsia="Arial" w:hAnsi="Arial"/>
-                <w:b w:val="false"/>
-                <w:bCs w:val="false"/>
-                <w:i w:val="false"/>
-                <w:iCs w:val="false"/>
-                <w:color w:val="000000"/>
-                <w:sz w:val="18"/>
-                <w:szCs w:val="18"/>
-              </w:rPr>
-              <w:t xml:space="preserve"/>
+              <w:spacing w:after="40" w:before="0"/>
+              <w:jc w:val="left"/>
+            </w:pPr>
+            <w:r>
+              <w:rPr>
+                <w:rFonts w:ascii="Arial" w:cs="Arial" w:eastAsia="Arial" w:hAnsi="Arial"/>
+                <w:b w:val="false"/>
+                <w:bCs w:val="false"/>
+                <w:i w:val="false"/>
+                <w:iCs w:val="false"/>
+                <w:color w:val="000000"/>
+                <w:sz w:val="18"/>
+                <w:szCs w:val="18"/>
+              </w:rPr>
+              <w:t xml:space="preserve">Teacher scans sticky notes during circulation to identify prevalent misconceptions — particularly the idea that blood carries air rather than dissolved gases, or that breathing rate is controlled consciously. These misconceptions are noted privately and will be addressed through observation and explanation phases without embarrassing individual learners.</w:t>
             </w:r>
           </w:p>
         </w:tc>
@@ -3814,21 +3796,21 @@
           </w:tcPr>
           <w:p>
             <w:pPr>
-              <w:spacing w:after="60" w:before="0"/>
-              <w:jc w:val="left"/>
-            </w:pPr>
-            <w:r>
-              <w:rPr>
-                <w:rFonts w:ascii="Arial" w:cs="Arial" w:eastAsia="Arial" w:hAnsi="Arial"/>
-                <w:b w:val="false"/>
-                <w:bCs w:val="false"/>
-                <w:i w:val="false"/>
-                <w:iCs w:val="false"/>
-                <w:color w:val="000000"/>
-                <w:sz w:val="18"/>
-                <w:szCs w:val="18"/>
-              </w:rPr>
-              <w:t xml:space="preserve"/>
+              <w:spacing w:after="40" w:before="0"/>
+              <w:jc w:val="left"/>
+            </w:pPr>
+            <w:r>
+              <w:rPr>
+                <w:rFonts w:ascii="Arial" w:cs="Arial" w:eastAsia="Arial" w:hAnsi="Arial"/>
+                <w:b w:val="false"/>
+                <w:bCs w:val="false"/>
+                <w:i w:val="false"/>
+                <w:iCs w:val="false"/>
+                <w:color w:val="000000"/>
+                <w:sz w:val="18"/>
+                <w:szCs w:val="18"/>
+              </w:rPr>
+              <w:t xml:space="preserve">The teacher plays a 3-minute video clip: the final 200 metres and finish of Kipchoge at Berlin 2018, followed by 90 seconds of post-race footage showing his rapid breathing gradually slowing. If internet is unavailable, the teacher uses a sequence of four printed A3 photographs showing: (1) Kipchoge sprinting to the finish, (2) Kipchoge at the finish line breathing hard, (3) Kipchoge 2 minutes later still breathing fast, (4) Kipchoge 5 minutes later breathing more calmly. Learners use an observation frame with three columns: WHAT I SEE, WHAT I WONDER, WHAT CHANGES OVER TIME. They complete the frame individually during the viewing, then compare with a partner for 2 minutes.</w:t>
             </w:r>
           </w:p>
         </w:tc>
@@ -3864,7 +3846,7 @@
             <w:pPr>
               <w:spacing w:after="20" w:before="0"/>
             </w:pPr>
-            <w:hyperlink w:history="1" r:id="rIdp8_-0rfbp59is54u3vsqa">
+            <w:hyperlink w:history="1" r:id="rIdajxrpslck7grb_lrwaezo">
               <w:r>
                 <w:rPr>
                   <w:rFonts w:ascii="Arial" w:cs="Arial" w:eastAsia="Arial" w:hAnsi="Arial"/>
@@ -3873,7 +3855,7 @@
                   <w:szCs w:val="16"/>
                   <w:u w:val="single" w:color="2E75B6"/>
                 </w:rPr>
-                <w:t xml:space="preserve">Genetics vocabulary</w:t>
+                <w:t xml:space="preserve">Elements and atoms</w:t>
               </w:r>
             </w:hyperlink>
           </w:p>
@@ -3897,7 +3879,7 @@
               <w:spacing w:after="10" w:before="0"/>
               <w:ind w:left="120"/>
             </w:pPr>
-            <w:hyperlink w:history="1" r:id="rIdqrbb0_oodzc5g2o0yhmew">
+            <w:hyperlink w:history="1" r:id="rIdutxjy3wz4jvtqtnjrtuev">
               <w:r>
                 <w:rPr>
                   <w:rFonts w:ascii="Arial" w:cs="Arial" w:eastAsia="Arial" w:hAnsi="Arial"/>
@@ -3942,7 +3924,7 @@
             <w:pPr>
               <w:spacing w:after="20" w:before="0"/>
             </w:pPr>
-            <w:hyperlink w:history="1" r:id="rIdf66gomhsqqcycsuobgmfp">
+            <w:hyperlink w:history="1" r:id="rIdq2eaemn0ucxmas5dkxhko">
               <w:r>
                 <w:rPr>
                   <w:rFonts w:ascii="Arial" w:cs="Arial" w:eastAsia="Arial" w:hAnsi="Arial"/>
@@ -3951,7 +3933,7 @@
                   <w:szCs w:val="16"/>
                   <w:u w:val="single" w:color="2E75B6"/>
                 </w:rPr>
-                <w:t xml:space="preserve">Build the complementary DNA strand! (PLIX)</w:t>
+                <w:t xml:space="preserve">Diffusion (Flexbook)</w:t>
               </w:r>
             </w:hyperlink>
           </w:p>
@@ -3975,7 +3957,7 @@
               <w:spacing w:after="10" w:before="0"/>
               <w:ind w:left="120"/>
             </w:pPr>
-            <w:hyperlink w:history="1" r:id="rId1u-345sioguvrlodqoqyh">
+            <w:hyperlink w:history="1" r:id="rIdk05iaua13fitxuj3w5jxv">
               <w:r>
                 <w:rPr>
                   <w:rFonts w:ascii="Arial" w:cs="Arial" w:eastAsia="Arial" w:hAnsi="Arial"/>
@@ -4003,21 +3985,21 @@
           </w:tcPr>
           <w:p>
             <w:pPr>
-              <w:spacing w:after="60" w:before="0"/>
-              <w:jc w:val="left"/>
-            </w:pPr>
-            <w:r>
-              <w:rPr>
-                <w:rFonts w:ascii="Arial" w:cs="Arial" w:eastAsia="Arial" w:hAnsi="Arial"/>
-                <w:b w:val="false"/>
-                <w:bCs w:val="false"/>
-                <w:i w:val="false"/>
-                <w:iCs w:val="false"/>
-                <w:color w:val="000000"/>
-                <w:sz w:val="18"/>
-                <w:szCs w:val="18"/>
-              </w:rPr>
-              <w:t xml:space="preserve"/>
+              <w:spacing w:after="40" w:before="0"/>
+              <w:jc w:val="left"/>
+            </w:pPr>
+            <w:r>
+              <w:rPr>
+                <w:rFonts w:ascii="Arial" w:cs="Arial" w:eastAsia="Arial" w:hAnsi="Arial"/>
+                <w:b w:val="false"/>
+                <w:bCs w:val="false"/>
+                <w:i w:val="false"/>
+                <w:iCs w:val="false"/>
+                <w:color w:val="000000"/>
+                <w:sz w:val="18"/>
+                <w:szCs w:val="18"/>
+              </w:rPr>
+              <w:t xml:space="preserve">Before playing: Say: As you watch, use your observation frame. Focus on three things — his breathing, his body surface, and how things change after he finishes. Do not write what you already know — write only what you can actually see or notice. [Play clip or display photos. WAIT — do not narrate during viewing.] After viewing, say: Turn to your partner and compare what you wrote in the WHAT CHANGES OVER TIME column. [WAIT 2 MINUTES.] Then ask the class: What did you notice about his breathing rate right at the finish? [Take 3 responses.] What happened to his breathing over the next few minutes? [Take 3 responses.] What do you think caused that change? [Take 2 responses — record on board without evaluation.] Then say: Now look back at your predictions. Put a tick next to any prediction that your observation supports, and a question mark next to any that now seems more complicated.</w:t>
             </w:r>
           </w:p>
         </w:tc>
@@ -4035,21 +4017,21 @@
           </w:tcPr>
           <w:p>
             <w:pPr>
-              <w:spacing w:after="60" w:before="0"/>
-              <w:jc w:val="left"/>
-            </w:pPr>
-            <w:r>
-              <w:rPr>
-                <w:rFonts w:ascii="Arial" w:cs="Arial" w:eastAsia="Arial" w:hAnsi="Arial"/>
-                <w:b w:val="false"/>
-                <w:bCs w:val="false"/>
-                <w:i w:val="false"/>
-                <w:iCs w:val="false"/>
-                <w:color w:val="000000"/>
-                <w:sz w:val="18"/>
-                <w:szCs w:val="18"/>
-              </w:rPr>
-              <w:t xml:space="preserve"/>
+              <w:spacing w:after="40" w:before="0"/>
+              <w:jc w:val="left"/>
+            </w:pPr>
+            <w:r>
+              <w:rPr>
+                <w:rFonts w:ascii="Arial" w:cs="Arial" w:eastAsia="Arial" w:hAnsi="Arial"/>
+                <w:b w:val="false"/>
+                <w:bCs w:val="false"/>
+                <w:i w:val="false"/>
+                <w:iCs w:val="false"/>
+                <w:color w:val="000000"/>
+                <w:sz w:val="18"/>
+                <w:szCs w:val="18"/>
+              </w:rPr>
+              <w:t xml:space="preserve">Structured observation with a three-column frame prevents superficial watching and forces learners to distinguish observation from inference. The WHAT CHANGES OVER TIME column specifically targets the dynamic nature of respiratory regulation — a concept that will be explained mechanistically in Lesson 5. Comparing with a partner surfaces language differences and gives English-language support for learners more comfortable reasoning in Kiswahili or a mother tongue.</w:t>
             </w:r>
           </w:p>
         </w:tc>
@@ -4067,21 +4049,21 @@
           </w:tcPr>
           <w:p>
             <w:pPr>
-              <w:spacing w:after="60" w:before="0"/>
-              <w:jc w:val="left"/>
-            </w:pPr>
-            <w:r>
-              <w:rPr>
-                <w:rFonts w:ascii="Arial" w:cs="Arial" w:eastAsia="Arial" w:hAnsi="Arial"/>
-                <w:b w:val="false"/>
-                <w:bCs w:val="false"/>
-                <w:i w:val="false"/>
-                <w:iCs w:val="false"/>
-                <w:color w:val="000000"/>
-                <w:sz w:val="18"/>
-                <w:szCs w:val="18"/>
-              </w:rPr>
-              <w:t xml:space="preserve"/>
+              <w:spacing w:after="40" w:before="0"/>
+              <w:jc w:val="left"/>
+            </w:pPr>
+            <w:r>
+              <w:rPr>
+                <w:rFonts w:ascii="Arial" w:cs="Arial" w:eastAsia="Arial" w:hAnsi="Arial"/>
+                <w:b w:val="false"/>
+                <w:bCs w:val="false"/>
+                <w:i w:val="false"/>
+                <w:iCs w:val="false"/>
+                <w:color w:val="000000"/>
+                <w:sz w:val="18"/>
+                <w:szCs w:val="18"/>
+              </w:rPr>
+              <w:t xml:space="preserve">Teacher listens for whether learners describe the breathing rate change as a process over time or as a single event. Learners who say he stopped breathing fast immediately after finishing hold a misconception about oxygen debt that will be addressed in Lesson 7. Teacher notes these responses to return to them then.</w:t>
             </w:r>
           </w:p>
         </w:tc>
@@ -4133,21 +4115,21 @@
           </w:tcPr>
           <w:p>
             <w:pPr>
-              <w:spacing w:after="60" w:before="0"/>
-              <w:jc w:val="left"/>
-            </w:pPr>
-            <w:r>
-              <w:rPr>
-                <w:rFonts w:ascii="Arial" w:cs="Arial" w:eastAsia="Arial" w:hAnsi="Arial"/>
-                <w:b w:val="false"/>
-                <w:bCs w:val="false"/>
-                <w:i w:val="false"/>
-                <w:iCs w:val="false"/>
-                <w:color w:val="000000"/>
-                <w:sz w:val="18"/>
-                <w:szCs w:val="18"/>
-              </w:rPr>
-              <w:t xml:space="preserve"/>
+              <w:spacing w:after="40" w:before="0"/>
+              <w:jc w:val="left"/>
+            </w:pPr>
+            <w:r>
+              <w:rPr>
+                <w:rFonts w:ascii="Arial" w:cs="Arial" w:eastAsia="Arial" w:hAnsi="Arial"/>
+                <w:b w:val="false"/>
+                <w:bCs w:val="false"/>
+                <w:i w:val="false"/>
+                <w:iCs w:val="false"/>
+                <w:color w:val="000000"/>
+                <w:sz w:val="18"/>
+                <w:szCs w:val="18"/>
+              </w:rPr>
+              <w:t xml:space="preserve">The teacher transitions to direct instruction anchored in the observations. Using a large labelled diagram on the board — drawn live or pre-prepared — the teacher introduces the concept of a gaseous exchange surface and explains the four characteristics with local analogies. Learners copy the four characteristics into their notebooks with a brief explanation and a local example for each. They then answer one written consolidation question at the end of this phase: Choose one characteristic of a gaseous exchange surface and explain, using Kipchoge as your example, what would happen to his performance if that characteristic were reduced or absent.</w:t>
             </w:r>
           </w:p>
         </w:tc>
@@ -4183,7 +4165,7 @@
             <w:pPr>
               <w:spacing w:after="20" w:before="0"/>
             </w:pPr>
-            <w:hyperlink w:history="1" r:id="rIdwkwsnsnmni5hl1bmywq4u">
+            <w:hyperlink w:history="1" r:id="rIdyueelqm2losqrrgzxiibn">
               <w:r>
                 <w:rPr>
                   <w:rFonts w:ascii="Arial" w:cs="Arial" w:eastAsia="Arial" w:hAnsi="Arial"/>
@@ -4192,7 +4174,7 @@
                   <w:szCs w:val="16"/>
                   <w:u w:val="single" w:color="2E75B6"/>
                 </w:rPr>
-                <w:t xml:space="preserve">Genetics vocabulary</w:t>
+                <w:t xml:space="preserve">Elements and atoms</w:t>
               </w:r>
             </w:hyperlink>
           </w:p>
@@ -4216,7 +4198,7 @@
               <w:spacing w:after="10" w:before="0"/>
               <w:ind w:left="120"/>
             </w:pPr>
-            <w:hyperlink w:history="1" r:id="rIdmcx6ezp8f_0_ayaq_m3jm">
+            <w:hyperlink w:history="1" r:id="rIdnazn1osgcunr5pobki6u5">
               <w:r>
                 <w:rPr>
                   <w:rFonts w:ascii="Arial" w:cs="Arial" w:eastAsia="Arial" w:hAnsi="Arial"/>
@@ -4261,7 +4243,7 @@
             <w:pPr>
               <w:spacing w:after="20" w:before="0"/>
             </w:pPr>
-            <w:hyperlink w:history="1" r:id="rIdrrhnhmesjpykkmpmofbiy">
+            <w:hyperlink w:history="1" r:id="rIdsqo23mbknmi9qfpxy7llh">
               <w:r>
                 <w:rPr>
                   <w:rFonts w:ascii="Arial" w:cs="Arial" w:eastAsia="Arial" w:hAnsi="Arial"/>
@@ -4270,7 +4252,7 @@
                   <w:szCs w:val="16"/>
                   <w:u w:val="single" w:color="2E75B6"/>
                 </w:rPr>
-                <w:t xml:space="preserve">Build the complementary DNA strand! (PLIX)</w:t>
+                <w:t xml:space="preserve">Diffusion (Flexbook)</w:t>
               </w:r>
             </w:hyperlink>
           </w:p>
@@ -4294,7 +4276,7 @@
               <w:spacing w:after="10" w:before="0"/>
               <w:ind w:left="120"/>
             </w:pPr>
-            <w:hyperlink w:history="1" r:id="rIdazkvqihalo-h667dp1lnk">
+            <w:hyperlink w:history="1" r:id="rIdzrwmafmokxh4pbjmxqsje">
               <w:r>
                 <w:rPr>
                   <w:rFonts w:ascii="Arial" w:cs="Arial" w:eastAsia="Arial" w:hAnsi="Arial"/>
@@ -4322,21 +4304,21 @@
           </w:tcPr>
           <w:p>
             <w:pPr>
-              <w:spacing w:after="60" w:before="0"/>
-              <w:jc w:val="left"/>
-            </w:pPr>
-            <w:r>
-              <w:rPr>
-                <w:rFonts w:ascii="Arial" w:cs="Arial" w:eastAsia="Arial" w:hAnsi="Arial"/>
-                <w:b w:val="false"/>
-                <w:bCs w:val="false"/>
-                <w:i w:val="false"/>
-                <w:iCs w:val="false"/>
-                <w:color w:val="000000"/>
-                <w:sz w:val="18"/>
-                <w:szCs w:val="18"/>
-              </w:rPr>
-              <w:t xml:space="preserve"/>
+              <w:spacing w:after="40" w:before="0"/>
+              <w:jc w:val="left"/>
+            </w:pPr>
+            <w:r>
+              <w:rPr>
+                <w:rFonts w:ascii="Arial" w:cs="Arial" w:eastAsia="Arial" w:hAnsi="Arial"/>
+                <w:b w:val="false"/>
+                <w:bCs w:val="false"/>
+                <w:i w:val="false"/>
+                <w:iCs w:val="false"/>
+                <w:color w:val="000000"/>
+                <w:sz w:val="18"/>
+                <w:szCs w:val="18"/>
+              </w:rPr>
+              <w:t xml:space="preserve">Say: You have all noticed that Kipchoge was breathing very fast and very deeply. That tells us his body needed something urgently — oxygen — and needed to get rid of something — carbon dioxide. For that exchange to happen efficiently, the surface where the exchange takes place must have four key characteristics. Write these down as I explain them. [Draw a simple diagram of an alveolus on the board with a red capillary wrapped around it.] First: LARGE SURFACE AREA. Think of the inside of a mkokoteni tyre — if you could unfold every tiny air sac in Kipchoge's lungs, the total surface would be the size of a badminton court. Why does that matter? [WAIT 10 SECONDS for hands.] More surface means more oxygen can cross at the same time. Second: THIN WALLS. The wall of each air sac is only one cell thick — thinner than a page of this textbook. Why? [WAIT 10 SECONDS.] Oxygen does not have to travel far, so diffusion is fast. Third: MOIST SURFACE. Oxygen dissolves in the moisture lining the air sac before it crosses. Think of how gases dissolve in the water of Lake Victoria — fish depend on that. Dry surfaces cannot support diffusion of gases. Fourth: RICH BLOOD SUPPLY. Blood is always flowing past, carrying oxygen away and bringing carbon dioxide. This keeps the concentration gradient steep — oxygen is always higher in the air sac than in the blood — so diffusion continues. Say: Now write the consolidation question and answer it in your own words. You have 4 minutes. [WAIT 4 MINUTES — circulate and read responses.] Ask two learners to share their answer. Respond: That is a strong scientific argument — you used the word concentration, which is exactly the right language.</w:t>
             </w:r>
           </w:p>
         </w:tc>
@@ -4354,21 +4336,21 @@
           </w:tcPr>
           <w:p>
             <w:pPr>
-              <w:spacing w:after="60" w:before="0"/>
-              <w:jc w:val="left"/>
-            </w:pPr>
-            <w:r>
-              <w:rPr>
-                <w:rFonts w:ascii="Arial" w:cs="Arial" w:eastAsia="Arial" w:hAnsi="Arial"/>
-                <w:b w:val="false"/>
-                <w:bCs w:val="false"/>
-                <w:i w:val="false"/>
-                <w:iCs w:val="false"/>
-                <w:color w:val="000000"/>
-                <w:sz w:val="18"/>
-                <w:szCs w:val="18"/>
-              </w:rPr>
-              <w:t xml:space="preserve"/>
+              <w:spacing w:after="40" w:before="0"/>
+              <w:jc w:val="left"/>
+            </w:pPr>
+            <w:r>
+              <w:rPr>
+                <w:rFonts w:ascii="Arial" w:cs="Arial" w:eastAsia="Arial" w:hAnsi="Arial"/>
+                <w:b w:val="false"/>
+                <w:bCs w:val="false"/>
+                <w:i w:val="false"/>
+                <w:iCs w:val="false"/>
+                <w:color w:val="000000"/>
+                <w:sz w:val="18"/>
+                <w:szCs w:val="18"/>
+              </w:rPr>
+              <w:t xml:space="preserve">Live diagram drawing slows the explanation to a pace learners can follow and models scientific illustration skills. Local analogies — the mkokoteni tyre, Lake Victoria water — ground abstract concepts in familiar experience. The consolidation question requires application rather than recall, revealing whether learners understand function rather than just naming characteristics.</w:t>
             </w:r>
           </w:p>
         </w:tc>
@@ -4386,21 +4368,21 @@
           </w:tcPr>
           <w:p>
             <w:pPr>
-              <w:spacing w:after="60" w:before="0"/>
-              <w:jc w:val="left"/>
-            </w:pPr>
-            <w:r>
-              <w:rPr>
-                <w:rFonts w:ascii="Arial" w:cs="Arial" w:eastAsia="Arial" w:hAnsi="Arial"/>
-                <w:b w:val="false"/>
-                <w:bCs w:val="false"/>
-                <w:i w:val="false"/>
-                <w:iCs w:val="false"/>
-                <w:color w:val="000000"/>
-                <w:sz w:val="18"/>
-                <w:szCs w:val="18"/>
-              </w:rPr>
-              <w:t xml:space="preserve"/>
+              <w:spacing w:after="40" w:before="0"/>
+              <w:jc w:val="left"/>
+            </w:pPr>
+            <w:r>
+              <w:rPr>
+                <w:rFonts w:ascii="Arial" w:cs="Arial" w:eastAsia="Arial" w:hAnsi="Arial"/>
+                <w:b w:val="false"/>
+                <w:bCs w:val="false"/>
+                <w:i w:val="false"/>
+                <w:iCs w:val="false"/>
+                <w:color w:val="000000"/>
+                <w:sz w:val="18"/>
+                <w:szCs w:val="18"/>
+              </w:rPr>
+              <w:t xml:space="preserve">Written consolidation question responses are the primary formative evidence in this phase. Teacher looks for: correct identification of at least one characteristic, use of causal language (because, so that, in order to), and any reference to concentration gradient. Learners who simply list the characteristic without explaining it will receive a prompt question: So what would happen to the oxygen if that was missing?</w:t>
             </w:r>
           </w:p>
         </w:tc>
@@ -4452,21 +4434,21 @@
           </w:tcPr>
           <w:p>
             <w:pPr>
-              <w:spacing w:after="60" w:before="0"/>
-              <w:jc w:val="left"/>
-            </w:pPr>
-            <w:r>
-              <w:rPr>
-                <w:rFonts w:ascii="Arial" w:cs="Arial" w:eastAsia="Arial" w:hAnsi="Arial"/>
-                <w:b w:val="false"/>
-                <w:bCs w:val="false"/>
-                <w:i w:val="false"/>
-                <w:iCs w:val="false"/>
-                <w:color w:val="000000"/>
-                <w:sz w:val="18"/>
-                <w:szCs w:val="18"/>
-              </w:rPr>
-              <w:t xml:space="preserve"/>
+              <w:spacing w:after="40" w:before="0"/>
+              <w:jc w:val="left"/>
+            </w:pPr>
+            <w:r>
+              <w:rPr>
+                <w:rFonts w:ascii="Arial" w:cs="Arial" w:eastAsia="Arial" w:hAnsi="Arial"/>
+                <w:b w:val="false"/>
+                <w:bCs w:val="false"/>
+                <w:i w:val="false"/>
+                <w:iCs w:val="false"/>
+                <w:color w:val="000000"/>
+                <w:sz w:val="18"/>
+                <w:szCs w:val="18"/>
+              </w:rPr>
+              <w:t xml:space="preserve">Each learner receives three sticky notes of different colours: yellow for questions about the human body, blue for questions about other animals, and pink for questions about energy and exercise. Learners write one question per note — genuine questions they now have after the observation and explanation. They post their notes on a large DQB display on the classroom wall, organised loosely under three column headings: HOW DOES THE BODY GET OXYGEN IN?, HOW DO OTHER ANIMALS DO IT?, and WHAT HAPPENS TO OXYGEN ONCE INSIDE? The teacher reads selected questions aloud and the class decides together which column they belong to. The DQB remains displayed throughout the unit.</w:t>
             </w:r>
           </w:p>
         </w:tc>
@@ -4502,7 +4484,7 @@
             <w:pPr>
               <w:spacing w:after="20" w:before="0"/>
             </w:pPr>
-            <w:hyperlink w:history="1" r:id="rIdkutguo3hfiibyxswqy_z5">
+            <w:hyperlink w:history="1" r:id="rId5yjjblw6ahv9au2yo1phy">
               <w:r>
                 <w:rPr>
                   <w:rFonts w:ascii="Arial" w:cs="Arial" w:eastAsia="Arial" w:hAnsi="Arial"/>
@@ -4511,7 +4493,7 @@
                   <w:szCs w:val="16"/>
                   <w:u w:val="single" w:color="2E75B6"/>
                 </w:rPr>
-                <w:t xml:space="preserve">Genetics vocabulary</w:t>
+                <w:t xml:space="preserve">Elements and atoms</w:t>
               </w:r>
             </w:hyperlink>
           </w:p>
@@ -4535,7 +4517,7 @@
               <w:spacing w:after="10" w:before="0"/>
               <w:ind w:left="120"/>
             </w:pPr>
-            <w:hyperlink w:history="1" r:id="rIdrlb63krzpqcgcxbjqkpih">
+            <w:hyperlink w:history="1" r:id="rIdkuzxxbddyfwmaqzssdjbb">
               <w:r>
                 <w:rPr>
                   <w:rFonts w:ascii="Arial" w:cs="Arial" w:eastAsia="Arial" w:hAnsi="Arial"/>
@@ -4580,7 +4562,7 @@
             <w:pPr>
               <w:spacing w:after="20" w:before="0"/>
             </w:pPr>
-            <w:hyperlink w:history="1" r:id="rIdssygimdbulyunxpf71be9">
+            <w:hyperlink w:history="1" r:id="rIdqbh95uqbo4i4qcq8avawo">
               <w:r>
                 <w:rPr>
                   <w:rFonts w:ascii="Arial" w:cs="Arial" w:eastAsia="Arial" w:hAnsi="Arial"/>
@@ -4589,7 +4571,7 @@
                   <w:szCs w:val="16"/>
                   <w:u w:val="single" w:color="2E75B6"/>
                 </w:rPr>
-                <w:t xml:space="preserve">Build the complementary DNA strand! (PLIX)</w:t>
+                <w:t xml:space="preserve">Diffusion (Flexbook)</w:t>
               </w:r>
             </w:hyperlink>
           </w:p>
@@ -4613,7 +4595,7 @@
               <w:spacing w:after="10" w:before="0"/>
               <w:ind w:left="120"/>
             </w:pPr>
-            <w:hyperlink w:history="1" r:id="rIdl8mig2ovktkidnxeqjdvq">
+            <w:hyperlink w:history="1" r:id="rId5-ekq5z82q2bohw6y9cdl">
               <w:r>
                 <w:rPr>
                   <w:rFonts w:ascii="Arial" w:cs="Arial" w:eastAsia="Arial" w:hAnsi="Arial"/>
@@ -4641,21 +4623,21 @@
           </w:tcPr>
           <w:p>
             <w:pPr>
-              <w:spacing w:after="60" w:before="0"/>
-              <w:jc w:val="left"/>
-            </w:pPr>
-            <w:r>
-              <w:rPr>
-                <w:rFonts w:ascii="Arial" w:cs="Arial" w:eastAsia="Arial" w:hAnsi="Arial"/>
-                <w:b w:val="false"/>
-                <w:bCs w:val="false"/>
-                <w:i w:val="false"/>
-                <w:iCs w:val="false"/>
-                <w:color w:val="000000"/>
-                <w:sz w:val="18"/>
-                <w:szCs w:val="18"/>
-              </w:rPr>
-              <w:t xml:space="preserve"/>
+              <w:spacing w:after="40" w:before="0"/>
+              <w:jc w:val="left"/>
+            </w:pPr>
+            <w:r>
+              <w:rPr>
+                <w:rFonts w:ascii="Arial" w:cs="Arial" w:eastAsia="Arial" w:hAnsi="Arial"/>
+                <w:b w:val="false"/>
+                <w:bCs w:val="false"/>
+                <w:i w:val="false"/>
+                <w:iCs w:val="false"/>
+                <w:color w:val="000000"/>
+                <w:sz w:val="18"/>
+                <w:szCs w:val="18"/>
+              </w:rPr>
+              <w:t xml:space="preserve">Say: We have just watched something remarkable and learned a framework for understanding it. But we certainly do not have the full explanation yet. That is the point of this unit. On each of your three sticky notes, write one genuine question you now have — one thing you are truly curious about. Yellow is for questions about the human body. Blue is for questions about other animals — fish, insects, amoeba. Pink is for questions about energy and exercise. You have 3 minutes. [WAIT 3 FULL MINUTES.] Now come and post your notes in the column that fits best. [Allow 2 minutes for posting.] Read three or four notes aloud — including one that is challenging or surprising. Say: This question — [read it] — is one we will not be able to answer fully until Lesson 7. Let us keep it here so we remember to come back to it. Say: This board belongs to all of you. Every lesson, we will add to it and move questions to a QUESTIONS WE CAN NOW EXPLAIN column. By Lesson 8, we will use this board to tell the full story of how Kipchoge ran the fastest marathon in history.</w:t>
             </w:r>
           </w:p>
         </w:tc>
@@ -4673,21 +4655,21 @@
           </w:tcPr>
           <w:p>
             <w:pPr>
-              <w:spacing w:after="60" w:before="0"/>
-              <w:jc w:val="left"/>
-            </w:pPr>
-            <w:r>
-              <w:rPr>
-                <w:rFonts w:ascii="Arial" w:cs="Arial" w:eastAsia="Arial" w:hAnsi="Arial"/>
-                <w:b w:val="false"/>
-                <w:bCs w:val="false"/>
-                <w:i w:val="false"/>
-                <w:iCs w:val="false"/>
-                <w:color w:val="000000"/>
-                <w:sz w:val="18"/>
-                <w:szCs w:val="18"/>
-              </w:rPr>
-              <w:t xml:space="preserve"/>
+              <w:spacing w:after="40" w:before="0"/>
+              <w:jc w:val="left"/>
+            </w:pPr>
+            <w:r>
+              <w:rPr>
+                <w:rFonts w:ascii="Arial" w:cs="Arial" w:eastAsia="Arial" w:hAnsi="Arial"/>
+                <w:b w:val="false"/>
+                <w:bCs w:val="false"/>
+                <w:i w:val="false"/>
+                <w:iCs w:val="false"/>
+                <w:color w:val="000000"/>
+                <w:sz w:val="18"/>
+                <w:szCs w:val="18"/>
+              </w:rPr>
+              <w:t xml:space="preserve">The DQB externalises curiosity and gives learners agency in the learning journey. Colour-coding by category previews the unit structure without revealing answers. Reading questions aloud validates diverse levels of thinking. The promise that the board will be resolved by Lesson 8 creates a narrative arc that motivates sustained engagement across the unit.</w:t>
             </w:r>
           </w:p>
         </w:tc>
@@ -4705,21 +4687,21 @@
           </w:tcPr>
           <w:p>
             <w:pPr>
-              <w:spacing w:after="60" w:before="0"/>
-              <w:jc w:val="left"/>
-            </w:pPr>
-            <w:r>
-              <w:rPr>
-                <w:rFonts w:ascii="Arial" w:cs="Arial" w:eastAsia="Arial" w:hAnsi="Arial"/>
-                <w:b w:val="false"/>
-                <w:bCs w:val="false"/>
-                <w:i w:val="false"/>
-                <w:iCs w:val="false"/>
-                <w:color w:val="000000"/>
-                <w:sz w:val="18"/>
-                <w:szCs w:val="18"/>
-              </w:rPr>
-              <w:t xml:space="preserve"/>
+              <w:spacing w:after="40" w:before="0"/>
+              <w:jc w:val="left"/>
+            </w:pPr>
+            <w:r>
+              <w:rPr>
+                <w:rFonts w:ascii="Arial" w:cs="Arial" w:eastAsia="Arial" w:hAnsi="Arial"/>
+                <w:b w:val="false"/>
+                <w:bCs w:val="false"/>
+                <w:i w:val="false"/>
+                <w:iCs w:val="false"/>
+                <w:color w:val="000000"/>
+                <w:sz w:val="18"/>
+                <w:szCs w:val="18"/>
+              </w:rPr>
+              <w:t xml:space="preserve">Teacher photographs the DQB at the end of this phase. Before Lesson 2, the teacher reviews questions to identify: gaps in prior knowledge that need to be addressed, misconceptions embedded in how questions are phrased, and higher-order questions from advanced learners that can be used as extension prompts. Questions are not graded but inform instructional decisions.</w:t>
             </w:r>
           </w:p>
         </w:tc>
@@ -4771,21 +4753,21 @@
           </w:tcPr>
           <w:p>
             <w:pPr>
-              <w:spacing w:after="60" w:before="0"/>
-              <w:jc w:val="left"/>
-            </w:pPr>
-            <w:r>
-              <w:rPr>
-                <w:rFonts w:ascii="Arial" w:cs="Arial" w:eastAsia="Arial" w:hAnsi="Arial"/>
-                <w:b w:val="false"/>
-                <w:bCs w:val="false"/>
-                <w:i w:val="false"/>
-                <w:iCs w:val="false"/>
-                <w:color w:val="000000"/>
-                <w:sz w:val="18"/>
-                <w:szCs w:val="18"/>
-              </w:rPr>
-              <w:t xml:space="preserve"/>
+              <w:spacing w:after="40" w:before="0"/>
+              <w:jc w:val="left"/>
+            </w:pPr>
+            <w:r>
+              <w:rPr>
+                <w:rFonts w:ascii="Arial" w:cs="Arial" w:eastAsia="Arial" w:hAnsi="Arial"/>
+                <w:b w:val="false"/>
+                <w:bCs w:val="false"/>
+                <w:i w:val="false"/>
+                <w:iCs w:val="false"/>
+                <w:color w:val="000000"/>
+                <w:sz w:val="18"/>
+                <w:szCs w:val="18"/>
+              </w:rPr>
+              <w:t xml:space="preserve">In the final 5 minutes, each learner opens their science notebook to a full blank page labelled UNIT MODEL — LESSON 1. They draw a simple initial sketch model showing how they currently think oxygen gets from the air outside to a muscle cell inside Kipchoge's leg. The model must include at least three labelled steps and at least one arrow showing direction of movement. Learners are told explicitly: This model is not expected to be correct. It is a record of your thinking today. We will revise it in every lesson until Lesson 8, when it will be complete and accurate.</w:t>
             </w:r>
           </w:p>
         </w:tc>
@@ -4821,7 +4803,7 @@
             <w:pPr>
               <w:spacing w:after="20" w:before="0"/>
             </w:pPr>
-            <w:hyperlink w:history="1" r:id="rId8yasqw89i7jau69pcprix">
+            <w:hyperlink w:history="1" r:id="rId0m5lmngcuxg1bqsz80pn-">
               <w:r>
                 <w:rPr>
                   <w:rFonts w:ascii="Arial" w:cs="Arial" w:eastAsia="Arial" w:hAnsi="Arial"/>
@@ -4830,7 +4812,7 @@
                   <w:szCs w:val="16"/>
                   <w:u w:val="single" w:color="2E75B6"/>
                 </w:rPr>
-                <w:t xml:space="preserve">Genetics vocabulary</w:t>
+                <w:t xml:space="preserve">Elements and atoms</w:t>
               </w:r>
             </w:hyperlink>
           </w:p>
@@ -4854,7 +4836,7 @@
               <w:spacing w:after="10" w:before="0"/>
               <w:ind w:left="120"/>
             </w:pPr>
-            <w:hyperlink w:history="1" r:id="rIdrm4n1rpipkus8fm7bphrr">
+            <w:hyperlink w:history="1" r:id="rIdeiqjqh6hae3jeru-qn7yb">
               <w:r>
                 <w:rPr>
                   <w:rFonts w:ascii="Arial" w:cs="Arial" w:eastAsia="Arial" w:hAnsi="Arial"/>
@@ -4899,7 +4881,7 @@
             <w:pPr>
               <w:spacing w:after="20" w:before="0"/>
             </w:pPr>
-            <w:hyperlink w:history="1" r:id="rIdp0spyxedqmsldomirghox">
+            <w:hyperlink w:history="1" r:id="rIda21je9kg26rexoawqivvg">
               <w:r>
                 <w:rPr>
                   <w:rFonts w:ascii="Arial" w:cs="Arial" w:eastAsia="Arial" w:hAnsi="Arial"/>
@@ -4908,7 +4890,7 @@
                   <w:szCs w:val="16"/>
                   <w:u w:val="single" w:color="2E75B6"/>
                 </w:rPr>
-                <w:t xml:space="preserve">Build the complementary DNA strand! (PLIX)</w:t>
+                <w:t xml:space="preserve">Diffusion (Flexbook)</w:t>
               </w:r>
             </w:hyperlink>
           </w:p>
@@ -4932,7 +4914,7 @@
               <w:spacing w:after="10" w:before="0"/>
               <w:ind w:left="120"/>
             </w:pPr>
-            <w:hyperlink w:history="1" r:id="rId8-panntrn-wdm_xd9o5pp">
+            <w:hyperlink w:history="1" r:id="rIdsvio5-mvqhoogthjx4yos">
               <w:r>
                 <w:rPr>
                   <w:rFonts w:ascii="Arial" w:cs="Arial" w:eastAsia="Arial" w:hAnsi="Arial"/>
@@ -4960,21 +4942,21 @@
           </w:tcPr>
           <w:p>
             <w:pPr>
-              <w:spacing w:after="60" w:before="0"/>
-              <w:jc w:val="left"/>
-            </w:pPr>
-            <w:r>
-              <w:rPr>
-                <w:rFonts w:ascii="Arial" w:cs="Arial" w:eastAsia="Arial" w:hAnsi="Arial"/>
-                <w:b w:val="false"/>
-                <w:bCs w:val="false"/>
-                <w:i w:val="false"/>
-                <w:iCs w:val="false"/>
-                <w:color w:val="000000"/>
-                <w:sz w:val="18"/>
-                <w:szCs w:val="18"/>
-              </w:rPr>
-              <w:t xml:space="preserve"/>
+              <w:spacing w:after="40" w:before="0"/>
+              <w:jc w:val="left"/>
+            </w:pPr>
+            <w:r>
+              <w:rPr>
+                <w:rFonts w:ascii="Arial" w:cs="Arial" w:eastAsia="Arial" w:hAnsi="Arial"/>
+                <w:b w:val="false"/>
+                <w:bCs w:val="false"/>
+                <w:i w:val="false"/>
+                <w:iCs w:val="false"/>
+                <w:color w:val="000000"/>
+                <w:sz w:val="18"/>
+                <w:szCs w:val="18"/>
+              </w:rPr>
+              <w:t xml:space="preserve">Say: Before we close, I want each of you to draw your best current model of how oxygen travels from outside the body to a muscle cell in Kipchoge's leg. Label at least three steps. Use arrows to show direction. You have 4 minutes. This is not for marks — it is your scientific record of where your thinking is today. [WAIT 4 MINUTES — circulate and observe without correcting.] After time: Say: Hold your model up briefly. [Scan the room.] I can see many different ideas here — some very detailed, some very simple. All of them are valid starting points. In Lesson 2, we will begin filling in the details. Keep this page — do not erase anything. Future-you will be amazed at how much this model improves.</w:t>
             </w:r>
           </w:p>
         </w:tc>
@@ -4992,21 +4974,21 @@
           </w:tcPr>
           <w:p>
             <w:pPr>
-              <w:spacing w:after="60" w:before="0"/>
-              <w:jc w:val="left"/>
-            </w:pPr>
-            <w:r>
-              <w:rPr>
-                <w:rFonts w:ascii="Arial" w:cs="Arial" w:eastAsia="Arial" w:hAnsi="Arial"/>
-                <w:b w:val="false"/>
-                <w:bCs w:val="false"/>
-                <w:i w:val="false"/>
-                <w:iCs w:val="false"/>
-                <w:color w:val="000000"/>
-                <w:sz w:val="18"/>
-                <w:szCs w:val="18"/>
-              </w:rPr>
-              <w:t xml:space="preserve"/>
+              <w:spacing w:after="40" w:before="0"/>
+              <w:jc w:val="left"/>
+            </w:pPr>
+            <w:r>
+              <w:rPr>
+                <w:rFonts w:ascii="Arial" w:cs="Arial" w:eastAsia="Arial" w:hAnsi="Arial"/>
+                <w:b w:val="false"/>
+                <w:bCs w:val="false"/>
+                <w:i w:val="false"/>
+                <w:iCs w:val="false"/>
+                <w:color w:val="000000"/>
+                <w:sz w:val="18"/>
+                <w:szCs w:val="18"/>
+              </w:rPr>
+              <w:t xml:space="preserve">Initial model construction is a core STEM pedagogical practice that externalises mental models, creates a baseline for growth, and signals to learners that science is a process of progressive refinement rather than immediate right answers. The explicit instruction not to erase reduces anxiety and encourages honest representation of current understanding.</w:t>
             </w:r>
           </w:p>
         </w:tc>
@@ -5024,21 +5006,21 @@
           </w:tcPr>
           <w:p>
             <w:pPr>
-              <w:spacing w:after="60" w:before="0"/>
-              <w:jc w:val="left"/>
-            </w:pPr>
-            <w:r>
-              <w:rPr>
-                <w:rFonts w:ascii="Arial" w:cs="Arial" w:eastAsia="Arial" w:hAnsi="Arial"/>
-                <w:b w:val="false"/>
-                <w:bCs w:val="false"/>
-                <w:i w:val="false"/>
-                <w:iCs w:val="false"/>
-                <w:color w:val="000000"/>
-                <w:sz w:val="18"/>
-                <w:szCs w:val="18"/>
-              </w:rPr>
-              <w:t xml:space="preserve"/>
+              <w:spacing w:after="40" w:before="0"/>
+              <w:jc w:val="left"/>
+            </w:pPr>
+            <w:r>
+              <w:rPr>
+                <w:rFonts w:ascii="Arial" w:cs="Arial" w:eastAsia="Arial" w:hAnsi="Arial"/>
+                <w:b w:val="false"/>
+                <w:bCs w:val="false"/>
+                <w:i w:val="false"/>
+                <w:iCs w:val="false"/>
+                <w:color w:val="000000"/>
+                <w:sz w:val="18"/>
+                <w:szCs w:val="18"/>
+              </w:rPr>
+              <w:t xml:space="preserve">Teacher scans models during the 4-minute construction period, looking for: whether learners include any internal body structures or only the outside of the body, whether arrows are used to show movement, and whether any learner already includes concepts like blood or lungs with functional labels. These observations inform the starting point for Lesson 4 on human respiratory system structure.</w:t>
             </w:r>
           </w:p>
         </w:tc>
@@ -5117,21 +5099,21 @@
           </w:tcPr>
           <w:p>
             <w:pPr>
-              <w:spacing w:after="60" w:before="0"/>
-              <w:jc w:val="left"/>
-            </w:pPr>
-            <w:r>
-              <w:rPr>
-                <w:rFonts w:ascii="Arial" w:cs="Arial" w:eastAsia="Arial" w:hAnsi="Arial"/>
-                <w:b w:val="false"/>
-                <w:bCs w:val="false"/>
-                <w:i w:val="false"/>
-                <w:iCs w:val="false"/>
-                <w:color w:val="000000"/>
-                <w:sz w:val="18"/>
-                <w:szCs w:val="18"/>
-              </w:rPr>
-              <w:t xml:space="preserve"/>
+              <w:spacing w:after="40" w:before="0"/>
+              <w:jc w:val="left"/>
+            </w:pPr>
+            <w:r>
+              <w:rPr>
+                <w:rFonts w:ascii="Arial" w:cs="Arial" w:eastAsia="Arial" w:hAnsi="Arial"/>
+                <w:b w:val="false"/>
+                <w:bCs w:val="false"/>
+                <w:i w:val="false"/>
+                <w:iCs w:val="false"/>
+                <w:color w:val="000000"/>
+                <w:sz w:val="18"/>
+                <w:szCs w:val="18"/>
+              </w:rPr>
+              <w:t xml:space="preserve">After the lesson, consider the following questions: Did the majority of learners generate questions for the DQB that go beyond surface-level curiosity — for example, asking HOW rather than just WHAT? Were there any learners who were reluctant to post questions, and if so, what classroom culture adjustments might help? Did the four characteristics of gaseous exchange surfaces land with clear understanding, or did learners conflate large surface area with thin walls as a single idea? Review the consolidation question responses tonight and identify two or three learners whose answers show strong causal reasoning to use as exemplars in Lesson 2, and two or three learners who may need a visual scaffold or pair-support arrangement. Finally, note whether any learner mentioned personal experience of breathing difficulty during exercise — this is valuable lived experience to draw on respectfully in future lessons.</w:t>
             </w:r>
           </w:p>
         </w:tc>
@@ -5244,21 +5226,21 @@
           </w:tcPr>
           <w:p>
             <w:pPr>
-              <w:spacing w:after="60" w:before="0"/>
-              <w:jc w:val="left"/>
-            </w:pPr>
-            <w:r>
-              <w:rPr>
-                <w:rFonts w:ascii="Arial" w:cs="Arial" w:eastAsia="Arial" w:hAnsi="Arial"/>
-                <w:b w:val="false"/>
-                <w:bCs w:val="false"/>
-                <w:i w:val="false"/>
-                <w:iCs w:val="false"/>
-                <w:color w:val="000000"/>
-                <w:sz w:val="18"/>
-                <w:szCs w:val="18"/>
-              </w:rPr>
-              <w:t xml:space="preserve"/>
+              <w:spacing w:after="40" w:before="0"/>
+              <w:jc w:val="left"/>
+            </w:pPr>
+            <w:r>
+              <w:rPr>
+                <w:rFonts w:ascii="Arial" w:cs="Arial" w:eastAsia="Arial" w:hAnsi="Arial"/>
+                <w:b w:val="false"/>
+                <w:bCs w:val="false"/>
+                <w:i w:val="false"/>
+                <w:iCs w:val="false"/>
+                <w:color w:val="000000"/>
+                <w:sz w:val="18"/>
+                <w:szCs w:val="18"/>
+              </w:rPr>
+              <w:t xml:space="preserve">We observed Eliud Kipchoge crossing the finish line of the 2018 Berlin Marathon, breathing very rapidly and deeply, sweating, and then gradually recovering normal breathing within minutes after the race.</w:t>
             </w:r>
           </w:p>
         </w:tc>
@@ -5310,21 +5292,21 @@
           </w:tcPr>
           <w:p>
             <w:pPr>
-              <w:spacing w:after="60" w:before="0"/>
-              <w:jc w:val="left"/>
-            </w:pPr>
-            <w:r>
-              <w:rPr>
-                <w:rFonts w:ascii="Arial" w:cs="Arial" w:eastAsia="Arial" w:hAnsi="Arial"/>
-                <w:b w:val="false"/>
-                <w:bCs w:val="false"/>
-                <w:i w:val="false"/>
-                <w:iCs w:val="false"/>
-                <w:color w:val="000000"/>
-                <w:sz w:val="18"/>
-                <w:szCs w:val="18"/>
-              </w:rPr>
-              <w:t xml:space="preserve"/>
+              <w:spacing w:after="40" w:before="0"/>
+              <w:jc w:val="left"/>
+            </w:pPr>
+            <w:r>
+              <w:rPr>
+                <w:rFonts w:ascii="Arial" w:cs="Arial" w:eastAsia="Arial" w:hAnsi="Arial"/>
+                <w:b w:val="false"/>
+                <w:bCs w:val="false"/>
+                <w:i w:val="false"/>
+                <w:iCs w:val="false"/>
+                <w:color w:val="000000"/>
+                <w:sz w:val="18"/>
+                <w:szCs w:val="18"/>
+              </w:rPr>
+              <w:t xml:space="preserve">We learned that for efficient gaseous exchange, the exchange surface must have a large surface area, thin and permeable walls, a moist surface, and a rich blood supply. Each characteristic supports the diffusion of oxygen and carbon dioxide.</w:t>
             </w:r>
           </w:p>
         </w:tc>
@@ -5376,21 +5358,21 @@
           </w:tcPr>
           <w:p>
             <w:pPr>
-              <w:spacing w:after="60" w:before="0"/>
-              <w:jc w:val="left"/>
-            </w:pPr>
-            <w:r>
-              <w:rPr>
-                <w:rFonts w:ascii="Arial" w:cs="Arial" w:eastAsia="Arial" w:hAnsi="Arial"/>
-                <w:b w:val="false"/>
-                <w:bCs w:val="false"/>
-                <w:i w:val="false"/>
-                <w:iCs w:val="false"/>
-                <w:color w:val="000000"/>
-                <w:sz w:val="18"/>
-                <w:szCs w:val="18"/>
-              </w:rPr>
-              <w:t xml:space="preserve"/>
+              <w:spacing w:after="40" w:before="0"/>
+              <w:jc w:val="left"/>
+            </w:pPr>
+            <w:r>
+              <w:rPr>
+                <w:rFonts w:ascii="Arial" w:cs="Arial" w:eastAsia="Arial" w:hAnsi="Arial"/>
+                <w:b w:val="false"/>
+                <w:bCs w:val="false"/>
+                <w:i w:val="false"/>
+                <w:iCs w:val="false"/>
+                <w:color w:val="000000"/>
+                <w:sz w:val="18"/>
+                <w:szCs w:val="18"/>
+              </w:rPr>
+              <w:t xml:space="preserve">We began to explain that Kipchoge needed to breathe faster during the race because his muscles were demanding more oxygen and producing more carbon dioxide. The characteristics of his gaseous exchange surfaces allowed rapid diffusion to meet this demand, but we still have many questions about exactly how this works, which we have recorded on our Driving Question Board.</w:t>
             </w:r>
           </w:p>
         </w:tc>
@@ -6617,7 +6599,7 @@
             <w:pPr>
               <w:spacing w:after="20" w:before="0"/>
             </w:pPr>
-            <w:hyperlink w:history="1" r:id="rIdghoclatgw9o2evz0brwzi">
+            <w:hyperlink w:history="1" r:id="rId0j4_anxd-gbueobqwjnkt">
               <w:r>
                 <w:rPr>
                   <w:rFonts w:ascii="Arial" w:cs="Arial" w:eastAsia="Arial" w:hAnsi="Arial"/>
@@ -6650,7 +6632,7 @@
               <w:spacing w:after="10" w:before="0"/>
               <w:ind w:left="120"/>
             </w:pPr>
-            <w:hyperlink w:history="1" r:id="rIdocooybywvlxm3-cb9rnqo">
+            <w:hyperlink w:history="1" r:id="rIdiwqsu8xncf8nzggphk0yd">
               <w:r>
                 <w:rPr>
                   <w:rFonts w:ascii="Arial" w:cs="Arial" w:eastAsia="Arial" w:hAnsi="Arial"/>
@@ -6695,7 +6677,7 @@
             <w:pPr>
               <w:spacing w:after="20" w:before="0"/>
             </w:pPr>
-            <w:hyperlink w:history="1" r:id="rIddzyvjou5fi9dlwahufmj_">
+            <w:hyperlink w:history="1" r:id="rIdo4eporkwnyuopvs_xpwt8">
               <w:r>
                 <w:rPr>
                   <w:rFonts w:ascii="Arial" w:cs="Arial" w:eastAsia="Arial" w:hAnsi="Arial"/>
@@ -6728,7 +6710,7 @@
               <w:spacing w:after="10" w:before="0"/>
               <w:ind w:left="120"/>
             </w:pPr>
-            <w:hyperlink w:history="1" r:id="rIds_8zhjmmimhxilyl-dxta">
+            <w:hyperlink w:history="1" r:id="rIdz531rayh8tdeha2rqhurz">
               <w:r>
                 <w:rPr>
                   <w:rFonts w:ascii="Arial" w:cs="Arial" w:eastAsia="Arial" w:hAnsi="Arial"/>
@@ -6936,7 +6918,7 @@
             <w:pPr>
               <w:spacing w:after="20" w:before="0"/>
             </w:pPr>
-            <w:hyperlink w:history="1" r:id="rIdm6vsrhxbarxdb2v64kaxp">
+            <w:hyperlink w:history="1" r:id="rIdbce6kezsm_qogiq-a4rim">
               <w:r>
                 <w:rPr>
                   <w:rFonts w:ascii="Arial" w:cs="Arial" w:eastAsia="Arial" w:hAnsi="Arial"/>
@@ -6969,7 +6951,7 @@
               <w:spacing w:after="10" w:before="0"/>
               <w:ind w:left="120"/>
             </w:pPr>
-            <w:hyperlink w:history="1" r:id="rIdtiylrxh_-ywzsi9sfyf1w">
+            <w:hyperlink w:history="1" r:id="rIdtignkvv7bvfad8le3mdqz">
               <w:r>
                 <w:rPr>
                   <w:rFonts w:ascii="Arial" w:cs="Arial" w:eastAsia="Arial" w:hAnsi="Arial"/>
@@ -7014,7 +6996,7 @@
             <w:pPr>
               <w:spacing w:after="20" w:before="0"/>
             </w:pPr>
-            <w:hyperlink w:history="1" r:id="rIdlk170uikvvybjmqx2g-ap">
+            <w:hyperlink w:history="1" r:id="rIdeb0jgdl-d95_ifedfwaap">
               <w:r>
                 <w:rPr>
                   <w:rFonts w:ascii="Arial" w:cs="Arial" w:eastAsia="Arial" w:hAnsi="Arial"/>
@@ -7047,7 +7029,7 @@
               <w:spacing w:after="10" w:before="0"/>
               <w:ind w:left="120"/>
             </w:pPr>
-            <w:hyperlink w:history="1" r:id="rIdixtnojmsn9ntchb-zw8yy">
+            <w:hyperlink w:history="1" r:id="rId-nwnagnswlojdcfru2ehw">
               <w:r>
                 <w:rPr>
                   <w:rFonts w:ascii="Arial" w:cs="Arial" w:eastAsia="Arial" w:hAnsi="Arial"/>
@@ -7255,7 +7237,7 @@
             <w:pPr>
               <w:spacing w:after="20" w:before="0"/>
             </w:pPr>
-            <w:hyperlink w:history="1" r:id="rIdi9thierhldrwexltl2bnu">
+            <w:hyperlink w:history="1" r:id="rIdeshnln655wfvohsb980q3">
               <w:r>
                 <w:rPr>
                   <w:rFonts w:ascii="Arial" w:cs="Arial" w:eastAsia="Arial" w:hAnsi="Arial"/>
@@ -7288,7 +7270,7 @@
               <w:spacing w:after="10" w:before="0"/>
               <w:ind w:left="120"/>
             </w:pPr>
-            <w:hyperlink w:history="1" r:id="rIdxqwfu6bcvkeri41jtoi7n">
+            <w:hyperlink w:history="1" r:id="rIdawtfaewipzfoqb9szlwli">
               <w:r>
                 <w:rPr>
                   <w:rFonts w:ascii="Arial" w:cs="Arial" w:eastAsia="Arial" w:hAnsi="Arial"/>
@@ -7333,7 +7315,7 @@
             <w:pPr>
               <w:spacing w:after="20" w:before="0"/>
             </w:pPr>
-            <w:hyperlink w:history="1" r:id="rIdfbc-03d9-xnkqd5ua3alt">
+            <w:hyperlink w:history="1" r:id="rIdopiuyndjihof-iqgpetgx">
               <w:r>
                 <w:rPr>
                   <w:rFonts w:ascii="Arial" w:cs="Arial" w:eastAsia="Arial" w:hAnsi="Arial"/>
@@ -7366,7 +7348,7 @@
               <w:spacing w:after="10" w:before="0"/>
               <w:ind w:left="120"/>
             </w:pPr>
-            <w:hyperlink w:history="1" r:id="rIdolg5tode4m6-mnjfeqy5w">
+            <w:hyperlink w:history="1" r:id="rIdr8khcbr1gzp2zbllrwzv5">
               <w:r>
                 <w:rPr>
                   <w:rFonts w:ascii="Arial" w:cs="Arial" w:eastAsia="Arial" w:hAnsi="Arial"/>
@@ -7574,7 +7556,7 @@
             <w:pPr>
               <w:spacing w:after="20" w:before="0"/>
             </w:pPr>
-            <w:hyperlink w:history="1" r:id="rIdlokia0hvw8vtkbi3gzoij">
+            <w:hyperlink w:history="1" r:id="rIdojo5xcwcdatfc4o2eym1z">
               <w:r>
                 <w:rPr>
                   <w:rFonts w:ascii="Arial" w:cs="Arial" w:eastAsia="Arial" w:hAnsi="Arial"/>
@@ -7607,7 +7589,7 @@
               <w:spacing w:after="10" w:before="0"/>
               <w:ind w:left="120"/>
             </w:pPr>
-            <w:hyperlink w:history="1" r:id="rId_2znzpuznxoavucbbrjhf">
+            <w:hyperlink w:history="1" r:id="rId2jw2avywn72wgaq6tfyo3">
               <w:r>
                 <w:rPr>
                   <w:rFonts w:ascii="Arial" w:cs="Arial" w:eastAsia="Arial" w:hAnsi="Arial"/>
@@ -7652,7 +7634,7 @@
             <w:pPr>
               <w:spacing w:after="20" w:before="0"/>
             </w:pPr>
-            <w:hyperlink w:history="1" r:id="rId8y92oblshmkmlk8fqm93l">
+            <w:hyperlink w:history="1" r:id="rIdwhis9ddzjwuv_0vbjsdna">
               <w:r>
                 <w:rPr>
                   <w:rFonts w:ascii="Arial" w:cs="Arial" w:eastAsia="Arial" w:hAnsi="Arial"/>
@@ -7685,7 +7667,7 @@
               <w:spacing w:after="10" w:before="0"/>
               <w:ind w:left="120"/>
             </w:pPr>
-            <w:hyperlink w:history="1" r:id="rIduahet7jj8tmlsjuyhnhko">
+            <w:hyperlink w:history="1" r:id="rIdirl-lomogrtf4iiwkxm6h">
               <w:r>
                 <w:rPr>
                   <w:rFonts w:ascii="Arial" w:cs="Arial" w:eastAsia="Arial" w:hAnsi="Arial"/>
@@ -7893,7 +7875,7 @@
             <w:pPr>
               <w:spacing w:after="20" w:before="0"/>
             </w:pPr>
-            <w:hyperlink w:history="1" r:id="rId5ubkdqcrpq4sw4oaei4ha">
+            <w:hyperlink w:history="1" r:id="rId9bhdbd1useqqzzi96tcpc">
               <w:r>
                 <w:rPr>
                   <w:rFonts w:ascii="Arial" w:cs="Arial" w:eastAsia="Arial" w:hAnsi="Arial"/>
@@ -7926,7 +7908,7 @@
               <w:spacing w:after="10" w:before="0"/>
               <w:ind w:left="120"/>
             </w:pPr>
-            <w:hyperlink w:history="1" r:id="rIdiw9m-koumlirs1bnpj2zp">
+            <w:hyperlink w:history="1" r:id="rIduvm2etg_aovtdp4p3g7hm">
               <w:r>
                 <w:rPr>
                   <w:rFonts w:ascii="Arial" w:cs="Arial" w:eastAsia="Arial" w:hAnsi="Arial"/>
@@ -7971,7 +7953,7 @@
             <w:pPr>
               <w:spacing w:after="20" w:before="0"/>
             </w:pPr>
-            <w:hyperlink w:history="1" r:id="rIdbrxrvjwltxlvtflyv887z">
+            <w:hyperlink w:history="1" r:id="rIdam6xgpa8rpfpmum5bwypw">
               <w:r>
                 <w:rPr>
                   <w:rFonts w:ascii="Arial" w:cs="Arial" w:eastAsia="Arial" w:hAnsi="Arial"/>
@@ -8004,7 +7986,7 @@
               <w:spacing w:after="10" w:before="0"/>
               <w:ind w:left="120"/>
             </w:pPr>
-            <w:hyperlink w:history="1" r:id="rId1bttvolldkbetrbbtj-83">
+            <w:hyperlink w:history="1" r:id="rIdf9vle5oa7-8_kygid-kip">
               <w:r>
                 <w:rPr>
                   <w:rFonts w:ascii="Arial" w:cs="Arial" w:eastAsia="Arial" w:hAnsi="Arial"/>
@@ -9783,7 +9765,7 @@
             <w:pPr>
               <w:spacing w:after="20" w:before="0"/>
             </w:pPr>
-            <w:hyperlink w:history="1" r:id="rIdq4jinydotlff47v4pt6xf">
+            <w:hyperlink w:history="1" r:id="rIdtwr38046m7zagvubpqsjx">
               <w:r>
                 <w:rPr>
                   <w:rFonts w:ascii="Arial" w:cs="Arial" w:eastAsia="Arial" w:hAnsi="Arial"/>
@@ -9816,7 +9798,7 @@
               <w:spacing w:after="10" w:before="0"/>
               <w:ind w:left="120"/>
             </w:pPr>
-            <w:hyperlink w:history="1" r:id="rId4zcat3i1wgjafs6tawrgu">
+            <w:hyperlink w:history="1" r:id="rIdyqcoqgo00gq0on7nmjne2">
               <w:r>
                 <w:rPr>
                   <w:rFonts w:ascii="Arial" w:cs="Arial" w:eastAsia="Arial" w:hAnsi="Arial"/>
@@ -9861,7 +9843,7 @@
             <w:pPr>
               <w:spacing w:after="20" w:before="0"/>
             </w:pPr>
-            <w:hyperlink w:history="1" r:id="rIdf07-a21iavqbyyohyhkc_">
+            <w:hyperlink w:history="1" r:id="rIdchayimzmswyafbwl-gi4v">
               <w:r>
                 <w:rPr>
                   <w:rFonts w:ascii="Arial" w:cs="Arial" w:eastAsia="Arial" w:hAnsi="Arial"/>
@@ -9894,7 +9876,7 @@
               <w:spacing w:after="10" w:before="0"/>
               <w:ind w:left="120"/>
             </w:pPr>
-            <w:hyperlink w:history="1" r:id="rIdjbhyan0hl5aefrfw8jcdf">
+            <w:hyperlink w:history="1" r:id="rIdtse7tefx5nyar5xazg_ma">
               <w:r>
                 <w:rPr>
                   <w:rFonts w:ascii="Arial" w:cs="Arial" w:eastAsia="Arial" w:hAnsi="Arial"/>
@@ -10102,7 +10084,7 @@
             <w:pPr>
               <w:spacing w:after="20" w:before="0"/>
             </w:pPr>
-            <w:hyperlink w:history="1" r:id="rIdnpfuhrf98hyaln1rdp1nq">
+            <w:hyperlink w:history="1" r:id="rIdtjzxgfcl4tuy-us_64mb3">
               <w:r>
                 <w:rPr>
                   <w:rFonts w:ascii="Arial" w:cs="Arial" w:eastAsia="Arial" w:hAnsi="Arial"/>
@@ -10135,7 +10117,7 @@
               <w:spacing w:after="10" w:before="0"/>
               <w:ind w:left="120"/>
             </w:pPr>
-            <w:hyperlink w:history="1" r:id="rIdyo7u7sviixbdi8fldihix">
+            <w:hyperlink w:history="1" r:id="rId6nalwwr9lqbpck1qeugzw">
               <w:r>
                 <w:rPr>
                   <w:rFonts w:ascii="Arial" w:cs="Arial" w:eastAsia="Arial" w:hAnsi="Arial"/>
@@ -10180,7 +10162,7 @@
             <w:pPr>
               <w:spacing w:after="20" w:before="0"/>
             </w:pPr>
-            <w:hyperlink w:history="1" r:id="rIdpucnzi2-hutzm6gxg5n27">
+            <w:hyperlink w:history="1" r:id="rIdmjm7e8k7nj9crkitzhu6e">
               <w:r>
                 <w:rPr>
                   <w:rFonts w:ascii="Arial" w:cs="Arial" w:eastAsia="Arial" w:hAnsi="Arial"/>
@@ -10213,7 +10195,7 @@
               <w:spacing w:after="10" w:before="0"/>
               <w:ind w:left="120"/>
             </w:pPr>
-            <w:hyperlink w:history="1" r:id="rIdxgwb-js0wn_p5wcfpqhfv">
+            <w:hyperlink w:history="1" r:id="rIddfxoidthcbfkcdql1nsu2">
               <w:r>
                 <w:rPr>
                   <w:rFonts w:ascii="Arial" w:cs="Arial" w:eastAsia="Arial" w:hAnsi="Arial"/>
@@ -10421,7 +10403,7 @@
             <w:pPr>
               <w:spacing w:after="20" w:before="0"/>
             </w:pPr>
-            <w:hyperlink w:history="1" r:id="rIdxp5pzvf9qamzkdbddpvur">
+            <w:hyperlink w:history="1" r:id="rIdarbkuywwal7lwhwizuzhw">
               <w:r>
                 <w:rPr>
                   <w:rFonts w:ascii="Arial" w:cs="Arial" w:eastAsia="Arial" w:hAnsi="Arial"/>
@@ -10454,7 +10436,7 @@
               <w:spacing w:after="10" w:before="0"/>
               <w:ind w:left="120"/>
             </w:pPr>
-            <w:hyperlink w:history="1" r:id="rIdbjotr0xsiygfgbeidpldv">
+            <w:hyperlink w:history="1" r:id="rIdbnjbgs_7xvfd4lttnkqxc">
               <w:r>
                 <w:rPr>
                   <w:rFonts w:ascii="Arial" w:cs="Arial" w:eastAsia="Arial" w:hAnsi="Arial"/>
@@ -10499,7 +10481,7 @@
             <w:pPr>
               <w:spacing w:after="20" w:before="0"/>
             </w:pPr>
-            <w:hyperlink w:history="1" r:id="rIdpe-xsjiy0rlgtgds8fu5r">
+            <w:hyperlink w:history="1" r:id="rId4rubh9usc1ydmz0iyaihw">
               <w:r>
                 <w:rPr>
                   <w:rFonts w:ascii="Arial" w:cs="Arial" w:eastAsia="Arial" w:hAnsi="Arial"/>
@@ -10532,7 +10514,7 @@
               <w:spacing w:after="10" w:before="0"/>
               <w:ind w:left="120"/>
             </w:pPr>
-            <w:hyperlink w:history="1" r:id="rIdrryc6jwgbysl8vyfwl7kx">
+            <w:hyperlink w:history="1" r:id="rIduzatfb9iyi8dfafngapmk">
               <w:r>
                 <w:rPr>
                   <w:rFonts w:ascii="Arial" w:cs="Arial" w:eastAsia="Arial" w:hAnsi="Arial"/>
@@ -10740,7 +10722,7 @@
             <w:pPr>
               <w:spacing w:after="20" w:before="0"/>
             </w:pPr>
-            <w:hyperlink w:history="1" r:id="rId5suelbkvzicuiz69ff3a4">
+            <w:hyperlink w:history="1" r:id="rIdonvh7hmzgazmyy0jtjjq8">
               <w:r>
                 <w:rPr>
                   <w:rFonts w:ascii="Arial" w:cs="Arial" w:eastAsia="Arial" w:hAnsi="Arial"/>
@@ -10773,7 +10755,7 @@
               <w:spacing w:after="10" w:before="0"/>
               <w:ind w:left="120"/>
             </w:pPr>
-            <w:hyperlink w:history="1" r:id="rIdajdjxfqgibo7peuvynvr6">
+            <w:hyperlink w:history="1" r:id="rId_y1mdfk03823xihiyrpqw">
               <w:r>
                 <w:rPr>
                   <w:rFonts w:ascii="Arial" w:cs="Arial" w:eastAsia="Arial" w:hAnsi="Arial"/>
@@ -10818,7 +10800,7 @@
             <w:pPr>
               <w:spacing w:after="20" w:before="0"/>
             </w:pPr>
-            <w:hyperlink w:history="1" r:id="rIdwb-tvydmtocvvomlbpfrn">
+            <w:hyperlink w:history="1" r:id="rIdy1p6lrtgd3whyobyvrdrv">
               <w:r>
                 <w:rPr>
                   <w:rFonts w:ascii="Arial" w:cs="Arial" w:eastAsia="Arial" w:hAnsi="Arial"/>
@@ -10851,7 +10833,7 @@
               <w:spacing w:after="10" w:before="0"/>
               <w:ind w:left="120"/>
             </w:pPr>
-            <w:hyperlink w:history="1" r:id="rIdg8zm7wqjqyraynkoxannc">
+            <w:hyperlink w:history="1" r:id="rId7y6itbh6vckwhg7xpj651">
               <w:r>
                 <w:rPr>
                   <w:rFonts w:ascii="Arial" w:cs="Arial" w:eastAsia="Arial" w:hAnsi="Arial"/>
@@ -11059,7 +11041,7 @@
             <w:pPr>
               <w:spacing w:after="20" w:before="0"/>
             </w:pPr>
-            <w:hyperlink w:history="1" r:id="rIdh9utqmziex7az9oy4k2hb">
+            <w:hyperlink w:history="1" r:id="rIdtrzm9h5kiagz-sbxik9wc">
               <w:r>
                 <w:rPr>
                   <w:rFonts w:ascii="Arial" w:cs="Arial" w:eastAsia="Arial" w:hAnsi="Arial"/>
@@ -11092,7 +11074,7 @@
               <w:spacing w:after="10" w:before="0"/>
               <w:ind w:left="120"/>
             </w:pPr>
-            <w:hyperlink w:history="1" r:id="rId0qlgsb2-fmeyiwyhacquy">
+            <w:hyperlink w:history="1" r:id="rIdgrnbocbmgvyj254_91yb_">
               <w:r>
                 <w:rPr>
                   <w:rFonts w:ascii="Arial" w:cs="Arial" w:eastAsia="Arial" w:hAnsi="Arial"/>
@@ -11137,7 +11119,7 @@
             <w:pPr>
               <w:spacing w:after="20" w:before="0"/>
             </w:pPr>
-            <w:hyperlink w:history="1" r:id="rIdrw42kx5zk-ds0cs1ppn0g">
+            <w:hyperlink w:history="1" r:id="rIdmhn11orzhsnuqxkvlxnhd">
               <w:r>
                 <w:rPr>
                   <w:rFonts w:ascii="Arial" w:cs="Arial" w:eastAsia="Arial" w:hAnsi="Arial"/>
@@ -11170,7 +11152,7 @@
               <w:spacing w:after="10" w:before="0"/>
               <w:ind w:left="120"/>
             </w:pPr>
-            <w:hyperlink w:history="1" r:id="rId9yk4jl2tw41iomyyzmo8u">
+            <w:hyperlink w:history="1" r:id="rIdgxqeclpwi9oil1j8nak-5">
               <w:r>
                 <w:rPr>
                   <w:rFonts w:ascii="Arial" w:cs="Arial" w:eastAsia="Arial" w:hAnsi="Arial"/>
@@ -12949,7 +12931,7 @@
             <w:pPr>
               <w:spacing w:after="20" w:before="0"/>
             </w:pPr>
-            <w:hyperlink w:history="1" r:id="rIdigb09sbnop2rtquc5pall">
+            <w:hyperlink w:history="1" r:id="rIdmp13onrygfwwja9rhgaex">
               <w:r>
                 <w:rPr>
                   <w:rFonts w:ascii="Arial" w:cs="Arial" w:eastAsia="Arial" w:hAnsi="Arial"/>
@@ -12982,7 +12964,7 @@
               <w:spacing w:after="10" w:before="0"/>
               <w:ind w:left="120"/>
             </w:pPr>
-            <w:hyperlink w:history="1" r:id="rIdhnxroqc6rcukpf1yms_fe">
+            <w:hyperlink w:history="1" r:id="rIdbsmh70vb3e9ylosko70ps">
               <w:r>
                 <w:rPr>
                   <w:rFonts w:ascii="Arial" w:cs="Arial" w:eastAsia="Arial" w:hAnsi="Arial"/>
@@ -13027,7 +13009,7 @@
             <w:pPr>
               <w:spacing w:after="20" w:before="0"/>
             </w:pPr>
-            <w:hyperlink w:history="1" r:id="rIdgzd5pyu7tai7do0viewua">
+            <w:hyperlink w:history="1" r:id="rIdekxbuexrugbmsexwshmso">
               <w:r>
                 <w:rPr>
                   <w:rFonts w:ascii="Arial" w:cs="Arial" w:eastAsia="Arial" w:hAnsi="Arial"/>
@@ -13060,7 +13042,7 @@
               <w:spacing w:after="10" w:before="0"/>
               <w:ind w:left="120"/>
             </w:pPr>
-            <w:hyperlink w:history="1" r:id="rIdn6378futvopq8jmbi9erf">
+            <w:hyperlink w:history="1" r:id="rIdpbgv-zz0vcj-oxassj-pd">
               <w:r>
                 <w:rPr>
                   <w:rFonts w:ascii="Arial" w:cs="Arial" w:eastAsia="Arial" w:hAnsi="Arial"/>
@@ -13268,7 +13250,7 @@
             <w:pPr>
               <w:spacing w:after="20" w:before="0"/>
             </w:pPr>
-            <w:hyperlink w:history="1" r:id="rIdcceebti6ocuzm7kqhhhnr">
+            <w:hyperlink w:history="1" r:id="rIdi4uvbqtat83glcbpnpkld">
               <w:r>
                 <w:rPr>
                   <w:rFonts w:ascii="Arial" w:cs="Arial" w:eastAsia="Arial" w:hAnsi="Arial"/>
@@ -13301,7 +13283,7 @@
               <w:spacing w:after="10" w:before="0"/>
               <w:ind w:left="120"/>
             </w:pPr>
-            <w:hyperlink w:history="1" r:id="rIda9y8hmmaq3po4qyiw8w_a">
+            <w:hyperlink w:history="1" r:id="rIddtjhgxeslypw7ehtyj0e8">
               <w:r>
                 <w:rPr>
                   <w:rFonts w:ascii="Arial" w:cs="Arial" w:eastAsia="Arial" w:hAnsi="Arial"/>
@@ -13346,7 +13328,7 @@
             <w:pPr>
               <w:spacing w:after="20" w:before="0"/>
             </w:pPr>
-            <w:hyperlink w:history="1" r:id="rIdqvuywskl7l2-bfwhxqdpu">
+            <w:hyperlink w:history="1" r:id="rIdafavvqxgx1ls2xh6llkuv">
               <w:r>
                 <w:rPr>
                   <w:rFonts w:ascii="Arial" w:cs="Arial" w:eastAsia="Arial" w:hAnsi="Arial"/>
@@ -13379,7 +13361,7 @@
               <w:spacing w:after="10" w:before="0"/>
               <w:ind w:left="120"/>
             </w:pPr>
-            <w:hyperlink w:history="1" r:id="rIdd4pml-ng8dgx3lcuncivz">
+            <w:hyperlink w:history="1" r:id="rIdi-x_tinrqiizydv54udoz">
               <w:r>
                 <w:rPr>
                   <w:rFonts w:ascii="Arial" w:cs="Arial" w:eastAsia="Arial" w:hAnsi="Arial"/>
@@ -13587,7 +13569,7 @@
             <w:pPr>
               <w:spacing w:after="20" w:before="0"/>
             </w:pPr>
-            <w:hyperlink w:history="1" r:id="rIdl2xmagd6dibqzwwd1psdh">
+            <w:hyperlink w:history="1" r:id="rIdjilyb3prbq8v6cqut6ufk">
               <w:r>
                 <w:rPr>
                   <w:rFonts w:ascii="Arial" w:cs="Arial" w:eastAsia="Arial" w:hAnsi="Arial"/>
@@ -13620,7 +13602,7 @@
               <w:spacing w:after="10" w:before="0"/>
               <w:ind w:left="120"/>
             </w:pPr>
-            <w:hyperlink w:history="1" r:id="rIdivwxxbgukeafssi1zjswu">
+            <w:hyperlink w:history="1" r:id="rIdwpmjoslt9ege8pq6fouvi">
               <w:r>
                 <w:rPr>
                   <w:rFonts w:ascii="Arial" w:cs="Arial" w:eastAsia="Arial" w:hAnsi="Arial"/>
@@ -13665,7 +13647,7 @@
             <w:pPr>
               <w:spacing w:after="20" w:before="0"/>
             </w:pPr>
-            <w:hyperlink w:history="1" r:id="rIdktrzjpdpxgddxdhydsb13">
+            <w:hyperlink w:history="1" r:id="rIdx0k2jxrlo3jgj5i7x3rzg">
               <w:r>
                 <w:rPr>
                   <w:rFonts w:ascii="Arial" w:cs="Arial" w:eastAsia="Arial" w:hAnsi="Arial"/>
@@ -13698,7 +13680,7 @@
               <w:spacing w:after="10" w:before="0"/>
               <w:ind w:left="120"/>
             </w:pPr>
-            <w:hyperlink w:history="1" r:id="rIdwp331gj5j1o260dz-fucf">
+            <w:hyperlink w:history="1" r:id="rId3sbgfn3fz6qae-0buraxl">
               <w:r>
                 <w:rPr>
                   <w:rFonts w:ascii="Arial" w:cs="Arial" w:eastAsia="Arial" w:hAnsi="Arial"/>
@@ -13906,7 +13888,7 @@
             <w:pPr>
               <w:spacing w:after="20" w:before="0"/>
             </w:pPr>
-            <w:hyperlink w:history="1" r:id="rIdlf7o4bz4gyztf1zwlfmdi">
+            <w:hyperlink w:history="1" r:id="rIdawizzrtalfzruqwasgmst">
               <w:r>
                 <w:rPr>
                   <w:rFonts w:ascii="Arial" w:cs="Arial" w:eastAsia="Arial" w:hAnsi="Arial"/>
@@ -13939,7 +13921,7 @@
               <w:spacing w:after="10" w:before="0"/>
               <w:ind w:left="120"/>
             </w:pPr>
-            <w:hyperlink w:history="1" r:id="rIdgvxlhofje4vbv-mp7p7sb">
+            <w:hyperlink w:history="1" r:id="rIdwbhhoxd_lgjy9rtzy2qqd">
               <w:r>
                 <w:rPr>
                   <w:rFonts w:ascii="Arial" w:cs="Arial" w:eastAsia="Arial" w:hAnsi="Arial"/>
@@ -13984,7 +13966,7 @@
             <w:pPr>
               <w:spacing w:after="20" w:before="0"/>
             </w:pPr>
-            <w:hyperlink w:history="1" r:id="rId9szu4umkf65j1d_l2adai">
+            <w:hyperlink w:history="1" r:id="rIdmilr2xwrewzjdwcmq9ebn">
               <w:r>
                 <w:rPr>
                   <w:rFonts w:ascii="Arial" w:cs="Arial" w:eastAsia="Arial" w:hAnsi="Arial"/>
@@ -14017,7 +13999,7 @@
               <w:spacing w:after="10" w:before="0"/>
               <w:ind w:left="120"/>
             </w:pPr>
-            <w:hyperlink w:history="1" r:id="rIdvxx8kovca28ccuhddwr0n">
+            <w:hyperlink w:history="1" r:id="rIdtvowa1ouz-zqiakjaozyn">
               <w:r>
                 <w:rPr>
                   <w:rFonts w:ascii="Arial" w:cs="Arial" w:eastAsia="Arial" w:hAnsi="Arial"/>
@@ -14225,7 +14207,7 @@
             <w:pPr>
               <w:spacing w:after="20" w:before="0"/>
             </w:pPr>
-            <w:hyperlink w:history="1" r:id="rId5dx8oc8b12cyzuivuvtqe">
+            <w:hyperlink w:history="1" r:id="rIdviphnokqsrnm9evvcmc92">
               <w:r>
                 <w:rPr>
                   <w:rFonts w:ascii="Arial" w:cs="Arial" w:eastAsia="Arial" w:hAnsi="Arial"/>
@@ -14258,7 +14240,7 @@
               <w:spacing w:after="10" w:before="0"/>
               <w:ind w:left="120"/>
             </w:pPr>
-            <w:hyperlink w:history="1" r:id="rIdua9gz9ez47lgddp7qtqhm">
+            <w:hyperlink w:history="1" r:id="rIddjqmn0alr23zxu5v9z3ea">
               <w:r>
                 <w:rPr>
                   <w:rFonts w:ascii="Arial" w:cs="Arial" w:eastAsia="Arial" w:hAnsi="Arial"/>
@@ -14303,7 +14285,7 @@
             <w:pPr>
               <w:spacing w:after="20" w:before="0"/>
             </w:pPr>
-            <w:hyperlink w:history="1" r:id="rIdqwq5arpkqrxlkssvs8p2-">
+            <w:hyperlink w:history="1" r:id="rId0br_4uven5vs4se1dizay">
               <w:r>
                 <w:rPr>
                   <w:rFonts w:ascii="Arial" w:cs="Arial" w:eastAsia="Arial" w:hAnsi="Arial"/>
@@ -14336,7 +14318,7 @@
               <w:spacing w:after="10" w:before="0"/>
               <w:ind w:left="120"/>
             </w:pPr>
-            <w:hyperlink w:history="1" r:id="rIdpitdow_9tnjahtw4ka9ll">
+            <w:hyperlink w:history="1" r:id="rIdpi0eymzg0pgbiodsoo8tg">
               <w:r>
                 <w:rPr>
                   <w:rFonts w:ascii="Arial" w:cs="Arial" w:eastAsia="Arial" w:hAnsi="Arial"/>
@@ -16115,7 +16097,7 @@
             <w:pPr>
               <w:spacing w:after="20" w:before="0"/>
             </w:pPr>
-            <w:hyperlink w:history="1" r:id="rIdif3bu1pxfm4am-aylxud3">
+            <w:hyperlink w:history="1" r:id="rIdpc5x6mta3j580fw-blkzl">
               <w:r>
                 <w:rPr>
                   <w:rFonts w:ascii="Arial" w:cs="Arial" w:eastAsia="Arial" w:hAnsi="Arial"/>
@@ -16148,7 +16130,7 @@
               <w:spacing w:after="10" w:before="0"/>
               <w:ind w:left="120"/>
             </w:pPr>
-            <w:hyperlink w:history="1" r:id="rIdxsmebz-948k7g9rhkayom">
+            <w:hyperlink w:history="1" r:id="rIdl6vq48tdlrdppyggalywy">
               <w:r>
                 <w:rPr>
                   <w:rFonts w:ascii="Arial" w:cs="Arial" w:eastAsia="Arial" w:hAnsi="Arial"/>
@@ -16193,7 +16175,7 @@
             <w:pPr>
               <w:spacing w:after="20" w:before="0"/>
             </w:pPr>
-            <w:hyperlink w:history="1" r:id="rIdartpvrfneytee1pl4vsww">
+            <w:hyperlink w:history="1" r:id="rIdjduztpq80mvzdctha8a-7">
               <w:r>
                 <w:rPr>
                   <w:rFonts w:ascii="Arial" w:cs="Arial" w:eastAsia="Arial" w:hAnsi="Arial"/>
@@ -16226,7 +16208,7 @@
               <w:spacing w:after="10" w:before="0"/>
               <w:ind w:left="120"/>
             </w:pPr>
-            <w:hyperlink w:history="1" r:id="rIdkzyj-3phqbhmpju-w8z74">
+            <w:hyperlink w:history="1" r:id="rIdthgrcp5suxdteftoa0xss">
               <w:r>
                 <w:rPr>
                   <w:rFonts w:ascii="Arial" w:cs="Arial" w:eastAsia="Arial" w:hAnsi="Arial"/>
@@ -16434,7 +16416,7 @@
             <w:pPr>
               <w:spacing w:after="20" w:before="0"/>
             </w:pPr>
-            <w:hyperlink w:history="1" r:id="rIdjvfungqb98s2txfpzlfcw">
+            <w:hyperlink w:history="1" r:id="rId2zgltuqgflqlj_mjzymhn">
               <w:r>
                 <w:rPr>
                   <w:rFonts w:ascii="Arial" w:cs="Arial" w:eastAsia="Arial" w:hAnsi="Arial"/>
@@ -16467,7 +16449,7 @@
               <w:spacing w:after="10" w:before="0"/>
               <w:ind w:left="120"/>
             </w:pPr>
-            <w:hyperlink w:history="1" r:id="rId8w6pkhijnohyzgepqgljc">
+            <w:hyperlink w:history="1" r:id="rIdpkenqdwloch_dicczns7m">
               <w:r>
                 <w:rPr>
                   <w:rFonts w:ascii="Arial" w:cs="Arial" w:eastAsia="Arial" w:hAnsi="Arial"/>
@@ -16512,7 +16494,7 @@
             <w:pPr>
               <w:spacing w:after="20" w:before="0"/>
             </w:pPr>
-            <w:hyperlink w:history="1" r:id="rIdfgy25laq43g1iye5rjsag">
+            <w:hyperlink w:history="1" r:id="rIdfvr7s8gm0cowu33i6nndn">
               <w:r>
                 <w:rPr>
                   <w:rFonts w:ascii="Arial" w:cs="Arial" w:eastAsia="Arial" w:hAnsi="Arial"/>
@@ -16545,7 +16527,7 @@
               <w:spacing w:after="10" w:before="0"/>
               <w:ind w:left="120"/>
             </w:pPr>
-            <w:hyperlink w:history="1" r:id="rIdqrkxxhtme3-0wljoudo9e">
+            <w:hyperlink w:history="1" r:id="rIdfiwgvm4ectk0pdg8tykir">
               <w:r>
                 <w:rPr>
                   <w:rFonts w:ascii="Arial" w:cs="Arial" w:eastAsia="Arial" w:hAnsi="Arial"/>
@@ -16753,7 +16735,7 @@
             <w:pPr>
               <w:spacing w:after="20" w:before="0"/>
             </w:pPr>
-            <w:hyperlink w:history="1" r:id="rIdncdh7jz0yblnftrekw3hy">
+            <w:hyperlink w:history="1" r:id="rId-cv9ovut0nche72z46krj">
               <w:r>
                 <w:rPr>
                   <w:rFonts w:ascii="Arial" w:cs="Arial" w:eastAsia="Arial" w:hAnsi="Arial"/>
@@ -16786,7 +16768,7 @@
               <w:spacing w:after="10" w:before="0"/>
               <w:ind w:left="120"/>
             </w:pPr>
-            <w:hyperlink w:history="1" r:id="rIdl1kdicl2obix_wa2biwro">
+            <w:hyperlink w:history="1" r:id="rIdm-dxfs5-m3rfx4dce4rvb">
               <w:r>
                 <w:rPr>
                   <w:rFonts w:ascii="Arial" w:cs="Arial" w:eastAsia="Arial" w:hAnsi="Arial"/>
@@ -16831,7 +16813,7 @@
             <w:pPr>
               <w:spacing w:after="20" w:before="0"/>
             </w:pPr>
-            <w:hyperlink w:history="1" r:id="rId2wk0q_-tc92pktevdqviv">
+            <w:hyperlink w:history="1" r:id="rIdu1a8ocpjjpsh6ncb3jj-f">
               <w:r>
                 <w:rPr>
                   <w:rFonts w:ascii="Arial" w:cs="Arial" w:eastAsia="Arial" w:hAnsi="Arial"/>
@@ -16864,7 +16846,7 @@
               <w:spacing w:after="10" w:before="0"/>
               <w:ind w:left="120"/>
             </w:pPr>
-            <w:hyperlink w:history="1" r:id="rIdergpxel_oyofprtdnanoj">
+            <w:hyperlink w:history="1" r:id="rId7woexmzqgnwvkrmzyqncr">
               <w:r>
                 <w:rPr>
                   <w:rFonts w:ascii="Arial" w:cs="Arial" w:eastAsia="Arial" w:hAnsi="Arial"/>
@@ -17072,7 +17054,7 @@
             <w:pPr>
               <w:spacing w:after="20" w:before="0"/>
             </w:pPr>
-            <w:hyperlink w:history="1" r:id="rIdczbomhgiziuquti_t4623">
+            <w:hyperlink w:history="1" r:id="rIdusewndfkicwtzcszo3s2y">
               <w:r>
                 <w:rPr>
                   <w:rFonts w:ascii="Arial" w:cs="Arial" w:eastAsia="Arial" w:hAnsi="Arial"/>
@@ -17105,7 +17087,7 @@
               <w:spacing w:after="10" w:before="0"/>
               <w:ind w:left="120"/>
             </w:pPr>
-            <w:hyperlink w:history="1" r:id="rIdakzd4gu6bqzwxr1smyxjt">
+            <w:hyperlink w:history="1" r:id="rIde3dqnar5idb3xdzc4_jgx">
               <w:r>
                 <w:rPr>
                   <w:rFonts w:ascii="Arial" w:cs="Arial" w:eastAsia="Arial" w:hAnsi="Arial"/>
@@ -17150,7 +17132,7 @@
             <w:pPr>
               <w:spacing w:after="20" w:before="0"/>
             </w:pPr>
-            <w:hyperlink w:history="1" r:id="rId1qjkt-u3_jphjihh1j0xg">
+            <w:hyperlink w:history="1" r:id="rIdmyrrnxnr0bhcnk8jon3wb">
               <w:r>
                 <w:rPr>
                   <w:rFonts w:ascii="Arial" w:cs="Arial" w:eastAsia="Arial" w:hAnsi="Arial"/>
@@ -17183,7 +17165,7 @@
               <w:spacing w:after="10" w:before="0"/>
               <w:ind w:left="120"/>
             </w:pPr>
-            <w:hyperlink w:history="1" r:id="rId9el56orlyvtyibaq-p1ds">
+            <w:hyperlink w:history="1" r:id="rIdl_3g59c37toulkt60hmoe">
               <w:r>
                 <w:rPr>
                   <w:rFonts w:ascii="Arial" w:cs="Arial" w:eastAsia="Arial" w:hAnsi="Arial"/>
@@ -17391,7 +17373,7 @@
             <w:pPr>
               <w:spacing w:after="20" w:before="0"/>
             </w:pPr>
-            <w:hyperlink w:history="1" r:id="rIdzvt-vmjgill-dxhe04wec">
+            <w:hyperlink w:history="1" r:id="rId6zw38sjjtc_tdrtwckaya">
               <w:r>
                 <w:rPr>
                   <w:rFonts w:ascii="Arial" w:cs="Arial" w:eastAsia="Arial" w:hAnsi="Arial"/>
@@ -17424,7 +17406,7 @@
               <w:spacing w:after="10" w:before="0"/>
               <w:ind w:left="120"/>
             </w:pPr>
-            <w:hyperlink w:history="1" r:id="rIdqxen9mw61wcjdsedgax8b">
+            <w:hyperlink w:history="1" r:id="rIdkbudekl5lrvk7olmbp7rk">
               <w:r>
                 <w:rPr>
                   <w:rFonts w:ascii="Arial" w:cs="Arial" w:eastAsia="Arial" w:hAnsi="Arial"/>
@@ -17469,7 +17451,7 @@
             <w:pPr>
               <w:spacing w:after="20" w:before="0"/>
             </w:pPr>
-            <w:hyperlink w:history="1" r:id="rId36w26nz9vqkomddlrhwxx">
+            <w:hyperlink w:history="1" r:id="rIduwoeeyj3tkwkzesr5ndj-">
               <w:r>
                 <w:rPr>
                   <w:rFonts w:ascii="Arial" w:cs="Arial" w:eastAsia="Arial" w:hAnsi="Arial"/>
@@ -17502,7 +17484,7 @@
               <w:spacing w:after="10" w:before="0"/>
               <w:ind w:left="120"/>
             </w:pPr>
-            <w:hyperlink w:history="1" r:id="rIdftlgyxdktfk074uvbfhdr">
+            <w:hyperlink w:history="1" r:id="rIdkazzp0tghjditg1vygjpe">
               <w:r>
                 <w:rPr>
                   <w:rFonts w:ascii="Arial" w:cs="Arial" w:eastAsia="Arial" w:hAnsi="Arial"/>
@@ -19281,7 +19263,7 @@
             <w:pPr>
               <w:spacing w:after="20" w:before="0"/>
             </w:pPr>
-            <w:hyperlink w:history="1" r:id="rId08opqxez05n1lthmichrt">
+            <w:hyperlink w:history="1" r:id="rIdumc4k6ytyxmvc3qetxjg_">
               <w:r>
                 <w:rPr>
                   <w:rFonts w:ascii="Arial" w:cs="Arial" w:eastAsia="Arial" w:hAnsi="Arial"/>
@@ -19314,7 +19296,7 @@
               <w:spacing w:after="10" w:before="0"/>
               <w:ind w:left="120"/>
             </w:pPr>
-            <w:hyperlink w:history="1" r:id="rIda1qvqxwdc1ult45mmnkm1">
+            <w:hyperlink w:history="1" r:id="rId-tsqudxmmvsmvabddc4zl">
               <w:r>
                 <w:rPr>
                   <w:rFonts w:ascii="Arial" w:cs="Arial" w:eastAsia="Arial" w:hAnsi="Arial"/>
@@ -19359,7 +19341,7 @@
             <w:pPr>
               <w:spacing w:after="20" w:before="0"/>
             </w:pPr>
-            <w:hyperlink w:history="1" r:id="rIdiwnuw4i2h1tkcllm5alzh">
+            <w:hyperlink w:history="1" r:id="rIdr5lxnby3lgcluogeqroef">
               <w:r>
                 <w:rPr>
                   <w:rFonts w:ascii="Arial" w:cs="Arial" w:eastAsia="Arial" w:hAnsi="Arial"/>
@@ -19392,7 +19374,7 @@
               <w:spacing w:after="10" w:before="0"/>
               <w:ind w:left="120"/>
             </w:pPr>
-            <w:hyperlink w:history="1" r:id="rIdypkmizc-_qlprpmqjdcry">
+            <w:hyperlink w:history="1" r:id="rIdmgpv88w5rqc57zcisx7au">
               <w:r>
                 <w:rPr>
                   <w:rFonts w:ascii="Arial" w:cs="Arial" w:eastAsia="Arial" w:hAnsi="Arial"/>
@@ -19600,7 +19582,7 @@
             <w:pPr>
               <w:spacing w:after="20" w:before="0"/>
             </w:pPr>
-            <w:hyperlink w:history="1" r:id="rId6j2tpmei8g7rd09dyf-f-">
+            <w:hyperlink w:history="1" r:id="rIdqsf8otvjs47e5nz4pqwat">
               <w:r>
                 <w:rPr>
                   <w:rFonts w:ascii="Arial" w:cs="Arial" w:eastAsia="Arial" w:hAnsi="Arial"/>
@@ -19633,7 +19615,7 @@
               <w:spacing w:after="10" w:before="0"/>
               <w:ind w:left="120"/>
             </w:pPr>
-            <w:hyperlink w:history="1" r:id="rId-kgcvlsitfm8mvikprdd8">
+            <w:hyperlink w:history="1" r:id="rId224a1vgcd4ki3jto0mnrh">
               <w:r>
                 <w:rPr>
                   <w:rFonts w:ascii="Arial" w:cs="Arial" w:eastAsia="Arial" w:hAnsi="Arial"/>
@@ -19678,7 +19660,7 @@
             <w:pPr>
               <w:spacing w:after="20" w:before="0"/>
             </w:pPr>
-            <w:hyperlink w:history="1" r:id="rIdropvjjknsrcpsop34cw9r">
+            <w:hyperlink w:history="1" r:id="rIdlvkszga5ob736celehufj">
               <w:r>
                 <w:rPr>
                   <w:rFonts w:ascii="Arial" w:cs="Arial" w:eastAsia="Arial" w:hAnsi="Arial"/>
@@ -19711,7 +19693,7 @@
               <w:spacing w:after="10" w:before="0"/>
               <w:ind w:left="120"/>
             </w:pPr>
-            <w:hyperlink w:history="1" r:id="rIdvumgl8uofolryhic93b1s">
+            <w:hyperlink w:history="1" r:id="rIdk-q_hjcpehlmlfgrjvjr3">
               <w:r>
                 <w:rPr>
                   <w:rFonts w:ascii="Arial" w:cs="Arial" w:eastAsia="Arial" w:hAnsi="Arial"/>
@@ -19919,7 +19901,7 @@
             <w:pPr>
               <w:spacing w:after="20" w:before="0"/>
             </w:pPr>
-            <w:hyperlink w:history="1" r:id="rId30tmblqwo0qy3c4wjc9zj">
+            <w:hyperlink w:history="1" r:id="rIdicuuujfoodlp_ardqumph">
               <w:r>
                 <w:rPr>
                   <w:rFonts w:ascii="Arial" w:cs="Arial" w:eastAsia="Arial" w:hAnsi="Arial"/>
@@ -19952,7 +19934,7 @@
               <w:spacing w:after="10" w:before="0"/>
               <w:ind w:left="120"/>
             </w:pPr>
-            <w:hyperlink w:history="1" r:id="rIdoizgcfslvrzmdp8uwjw5z">
+            <w:hyperlink w:history="1" r:id="rIdxzn66m30snvmnpfafb3nq">
               <w:r>
                 <w:rPr>
                   <w:rFonts w:ascii="Arial" w:cs="Arial" w:eastAsia="Arial" w:hAnsi="Arial"/>
@@ -19997,7 +19979,7 @@
             <w:pPr>
               <w:spacing w:after="20" w:before="0"/>
             </w:pPr>
-            <w:hyperlink w:history="1" r:id="rIdgvgmgswfn4vsbuo2mkyug">
+            <w:hyperlink w:history="1" r:id="rIdvshv1oqxrcvtwfnw1qfml">
               <w:r>
                 <w:rPr>
                   <w:rFonts w:ascii="Arial" w:cs="Arial" w:eastAsia="Arial" w:hAnsi="Arial"/>
@@ -20030,7 +20012,7 @@
               <w:spacing w:after="10" w:before="0"/>
               <w:ind w:left="120"/>
             </w:pPr>
-            <w:hyperlink w:history="1" r:id="rIdguu4ctdfwttl94mbqdumz">
+            <w:hyperlink w:history="1" r:id="rIdtauo38kpmcwtydgxbmltx">
               <w:r>
                 <w:rPr>
                   <w:rFonts w:ascii="Arial" w:cs="Arial" w:eastAsia="Arial" w:hAnsi="Arial"/>
@@ -20238,7 +20220,7 @@
             <w:pPr>
               <w:spacing w:after="20" w:before="0"/>
             </w:pPr>
-            <w:hyperlink w:history="1" r:id="rIdj-jzwbd4si8r4-aqmlg7w">
+            <w:hyperlink w:history="1" r:id="rIdbbhcdzrnze5_yokpg6rgm">
               <w:r>
                 <w:rPr>
                   <w:rFonts w:ascii="Arial" w:cs="Arial" w:eastAsia="Arial" w:hAnsi="Arial"/>
@@ -20271,7 +20253,7 @@
               <w:spacing w:after="10" w:before="0"/>
               <w:ind w:left="120"/>
             </w:pPr>
-            <w:hyperlink w:history="1" r:id="rIdeqw0edfbr0iejybtgu-xd">
+            <w:hyperlink w:history="1" r:id="rIddsxqxvw1ba4iqehsqyric">
               <w:r>
                 <w:rPr>
                   <w:rFonts w:ascii="Arial" w:cs="Arial" w:eastAsia="Arial" w:hAnsi="Arial"/>
@@ -20316,7 +20298,7 @@
             <w:pPr>
               <w:spacing w:after="20" w:before="0"/>
             </w:pPr>
-            <w:hyperlink w:history="1" r:id="rId7jprrk1z8nvzy5w5v0yb-">
+            <w:hyperlink w:history="1" r:id="rIdfee3oodjebvpv-bjhnrix">
               <w:r>
                 <w:rPr>
                   <w:rFonts w:ascii="Arial" w:cs="Arial" w:eastAsia="Arial" w:hAnsi="Arial"/>
@@ -20349,7 +20331,7 @@
               <w:spacing w:after="10" w:before="0"/>
               <w:ind w:left="120"/>
             </w:pPr>
-            <w:hyperlink w:history="1" r:id="rId0cvmx6x1p_wqeiepfpbni">
+            <w:hyperlink w:history="1" r:id="rIdayd4x-ltiu9est-wtuznj">
               <w:r>
                 <w:rPr>
                   <w:rFonts w:ascii="Arial" w:cs="Arial" w:eastAsia="Arial" w:hAnsi="Arial"/>
@@ -20557,7 +20539,7 @@
             <w:pPr>
               <w:spacing w:after="20" w:before="0"/>
             </w:pPr>
-            <w:hyperlink w:history="1" r:id="rIda3tnffpa8dp06k7hurgah">
+            <w:hyperlink w:history="1" r:id="rIdmj_4ffxei_k_djiygs7zn">
               <w:r>
                 <w:rPr>
                   <w:rFonts w:ascii="Arial" w:cs="Arial" w:eastAsia="Arial" w:hAnsi="Arial"/>
@@ -20590,7 +20572,7 @@
               <w:spacing w:after="10" w:before="0"/>
               <w:ind w:left="120"/>
             </w:pPr>
-            <w:hyperlink w:history="1" r:id="rIdlmwgxtbvcfvo7ezwo9fcb">
+            <w:hyperlink w:history="1" r:id="rIde1mujv3o3vcwevgq6kfjs">
               <w:r>
                 <w:rPr>
                   <w:rFonts w:ascii="Arial" w:cs="Arial" w:eastAsia="Arial" w:hAnsi="Arial"/>
@@ -20635,7 +20617,7 @@
             <w:pPr>
               <w:spacing w:after="20" w:before="0"/>
             </w:pPr>
-            <w:hyperlink w:history="1" r:id="rIdaj64qicpdjqp8tkh6mull">
+            <w:hyperlink w:history="1" r:id="rIdo2m5kbw9hjc5otllkudfc">
               <w:r>
                 <w:rPr>
                   <w:rFonts w:ascii="Arial" w:cs="Arial" w:eastAsia="Arial" w:hAnsi="Arial"/>
@@ -20668,7 +20650,7 @@
               <w:spacing w:after="10" w:before="0"/>
               <w:ind w:left="120"/>
             </w:pPr>
-            <w:hyperlink w:history="1" r:id="rIdzstlfenqofmaqlehmgl2f">
+            <w:hyperlink w:history="1" r:id="rIdqnxcdslp58sfrpm8056tx">
               <w:r>
                 <w:rPr>
                   <w:rFonts w:ascii="Arial" w:cs="Arial" w:eastAsia="Arial" w:hAnsi="Arial"/>
@@ -22447,7 +22429,7 @@
             <w:pPr>
               <w:spacing w:after="20" w:before="0"/>
             </w:pPr>
-            <w:hyperlink w:history="1" r:id="rIdedk9jdry5cvhjwjez8o2o">
+            <w:hyperlink w:history="1" r:id="rIdlbihfot1qbddjtbyfgspj">
               <w:r>
                 <w:rPr>
                   <w:rFonts w:ascii="Arial" w:cs="Arial" w:eastAsia="Arial" w:hAnsi="Arial"/>
@@ -22480,7 +22462,7 @@
               <w:spacing w:after="10" w:before="0"/>
               <w:ind w:left="120"/>
             </w:pPr>
-            <w:hyperlink w:history="1" r:id="rId0vgnfgckijgopybxhoccr">
+            <w:hyperlink w:history="1" r:id="rIdc3cdmce2yas-ox72gs-lx">
               <w:r>
                 <w:rPr>
                   <w:rFonts w:ascii="Arial" w:cs="Arial" w:eastAsia="Arial" w:hAnsi="Arial"/>
@@ -22525,7 +22507,7 @@
             <w:pPr>
               <w:spacing w:after="20" w:before="0"/>
             </w:pPr>
-            <w:hyperlink w:history="1" r:id="rIduf-to4c4puxyolfr0jvbw">
+            <w:hyperlink w:history="1" r:id="rIdalujwi0pts1iblhzcxcot">
               <w:r>
                 <w:rPr>
                   <w:rFonts w:ascii="Arial" w:cs="Arial" w:eastAsia="Arial" w:hAnsi="Arial"/>
@@ -22558,7 +22540,7 @@
               <w:spacing w:after="10" w:before="0"/>
               <w:ind w:left="120"/>
             </w:pPr>
-            <w:hyperlink w:history="1" r:id="rIdxhzug2t4tjxolmnqc1lau">
+            <w:hyperlink w:history="1" r:id="rIdibtdzfrtnp6-xnrfa-eeu">
               <w:r>
                 <w:rPr>
                   <w:rFonts w:ascii="Arial" w:cs="Arial" w:eastAsia="Arial" w:hAnsi="Arial"/>
@@ -22766,7 +22748,7 @@
             <w:pPr>
               <w:spacing w:after="20" w:before="0"/>
             </w:pPr>
-            <w:hyperlink w:history="1" r:id="rIdbo4rkwtrz8obouorl1jgr">
+            <w:hyperlink w:history="1" r:id="rId-ygvxjg8uugjaipltynnq">
               <w:r>
                 <w:rPr>
                   <w:rFonts w:ascii="Arial" w:cs="Arial" w:eastAsia="Arial" w:hAnsi="Arial"/>
@@ -22799,7 +22781,7 @@
               <w:spacing w:after="10" w:before="0"/>
               <w:ind w:left="120"/>
             </w:pPr>
-            <w:hyperlink w:history="1" r:id="rIdvm_festzni1skkoyatcgh">
+            <w:hyperlink w:history="1" r:id="rIdekqzwktfgbyenens8snqr">
               <w:r>
                 <w:rPr>
                   <w:rFonts w:ascii="Arial" w:cs="Arial" w:eastAsia="Arial" w:hAnsi="Arial"/>
@@ -22844,7 +22826,7 @@
             <w:pPr>
               <w:spacing w:after="20" w:before="0"/>
             </w:pPr>
-            <w:hyperlink w:history="1" r:id="rIdnonj_jfvbq7mmdb90hdli">
+            <w:hyperlink w:history="1" r:id="rId-lbvvoonat4lbwf8gwtgd">
               <w:r>
                 <w:rPr>
                   <w:rFonts w:ascii="Arial" w:cs="Arial" w:eastAsia="Arial" w:hAnsi="Arial"/>
@@ -22877,7 +22859,7 @@
               <w:spacing w:after="10" w:before="0"/>
               <w:ind w:left="120"/>
             </w:pPr>
-            <w:hyperlink w:history="1" r:id="rId37fv1osgzerotih2yxioj">
+            <w:hyperlink w:history="1" r:id="rIdzfo4fv46gmgtucnkfrgmx">
               <w:r>
                 <w:rPr>
                   <w:rFonts w:ascii="Arial" w:cs="Arial" w:eastAsia="Arial" w:hAnsi="Arial"/>
@@ -23085,7 +23067,7 @@
             <w:pPr>
               <w:spacing w:after="20" w:before="0"/>
             </w:pPr>
-            <w:hyperlink w:history="1" r:id="rIdmx6ey3qmnjibkxdx3h6n_">
+            <w:hyperlink w:history="1" r:id="rIdzhdcqrj786knuwr9v6iv7">
               <w:r>
                 <w:rPr>
                   <w:rFonts w:ascii="Arial" w:cs="Arial" w:eastAsia="Arial" w:hAnsi="Arial"/>
@@ -23118,7 +23100,7 @@
               <w:spacing w:after="10" w:before="0"/>
               <w:ind w:left="120"/>
             </w:pPr>
-            <w:hyperlink w:history="1" r:id="rIdl0zcokxyvina2dyoypkxx">
+            <w:hyperlink w:history="1" r:id="rIdnoepoz7wsdd6h2odpsbq-">
               <w:r>
                 <w:rPr>
                   <w:rFonts w:ascii="Arial" w:cs="Arial" w:eastAsia="Arial" w:hAnsi="Arial"/>
@@ -23163,7 +23145,7 @@
             <w:pPr>
               <w:spacing w:after="20" w:before="0"/>
             </w:pPr>
-            <w:hyperlink w:history="1" r:id="rId9jponqxqvesz43nxafqce">
+            <w:hyperlink w:history="1" r:id="rIdpcsu5mi0aikuu2yrmo-ky">
               <w:r>
                 <w:rPr>
                   <w:rFonts w:ascii="Arial" w:cs="Arial" w:eastAsia="Arial" w:hAnsi="Arial"/>
@@ -23196,7 +23178,7 @@
               <w:spacing w:after="10" w:before="0"/>
               <w:ind w:left="120"/>
             </w:pPr>
-            <w:hyperlink w:history="1" r:id="rIdtb137ni6yjfsrlrbbjevh">
+            <w:hyperlink w:history="1" r:id="rIdb26vd5yu-fju6tnx6qnb_">
               <w:r>
                 <w:rPr>
                   <w:rFonts w:ascii="Arial" w:cs="Arial" w:eastAsia="Arial" w:hAnsi="Arial"/>
@@ -23404,7 +23386,7 @@
             <w:pPr>
               <w:spacing w:after="20" w:before="0"/>
             </w:pPr>
-            <w:hyperlink w:history="1" r:id="rId5td6fecdnbhlfnbvbrzci">
+            <w:hyperlink w:history="1" r:id="rId3ungzaazarduszlpil8lf">
               <w:r>
                 <w:rPr>
                   <w:rFonts w:ascii="Arial" w:cs="Arial" w:eastAsia="Arial" w:hAnsi="Arial"/>
@@ -23437,7 +23419,7 @@
               <w:spacing w:after="10" w:before="0"/>
               <w:ind w:left="120"/>
             </w:pPr>
-            <w:hyperlink w:history="1" r:id="rIdcur_a4h4z1jzduykh2wp9">
+            <w:hyperlink w:history="1" r:id="rIdp2_bmmltglg5ppszlxi4k">
               <w:r>
                 <w:rPr>
                   <w:rFonts w:ascii="Arial" w:cs="Arial" w:eastAsia="Arial" w:hAnsi="Arial"/>
@@ -23482,7 +23464,7 @@
             <w:pPr>
               <w:spacing w:after="20" w:before="0"/>
             </w:pPr>
-            <w:hyperlink w:history="1" r:id="rIdbykx-ldwyn_rfczsabs9t">
+            <w:hyperlink w:history="1" r:id="rIddzzl4fxyqrjnw3wkffrk7">
               <w:r>
                 <w:rPr>
                   <w:rFonts w:ascii="Arial" w:cs="Arial" w:eastAsia="Arial" w:hAnsi="Arial"/>
@@ -23515,7 +23497,7 @@
               <w:spacing w:after="10" w:before="0"/>
               <w:ind w:left="120"/>
             </w:pPr>
-            <w:hyperlink w:history="1" r:id="rIdl1godqtizh9mxi4nb-o8g">
+            <w:hyperlink w:history="1" r:id="rIds5n4hftvcedv7cxczfwc1">
               <w:r>
                 <w:rPr>
                   <w:rFonts w:ascii="Arial" w:cs="Arial" w:eastAsia="Arial" w:hAnsi="Arial"/>
@@ -23723,7 +23705,7 @@
             <w:pPr>
               <w:spacing w:after="20" w:before="0"/>
             </w:pPr>
-            <w:hyperlink w:history="1" r:id="rIdx779wipxuab8z-qwgk-ob">
+            <w:hyperlink w:history="1" r:id="rIdomzltkbzdyj0hlnx-eg-c">
               <w:r>
                 <w:rPr>
                   <w:rFonts w:ascii="Arial" w:cs="Arial" w:eastAsia="Arial" w:hAnsi="Arial"/>
@@ -23756,7 +23738,7 @@
               <w:spacing w:after="10" w:before="0"/>
               <w:ind w:left="120"/>
             </w:pPr>
-            <w:hyperlink w:history="1" r:id="rIdv58-uda7evas5sj_zwn8e">
+            <w:hyperlink w:history="1" r:id="rId6xpavsraw0f6dub2l_nwi">
               <w:r>
                 <w:rPr>
                   <w:rFonts w:ascii="Arial" w:cs="Arial" w:eastAsia="Arial" w:hAnsi="Arial"/>
@@ -23801,7 +23783,7 @@
             <w:pPr>
               <w:spacing w:after="20" w:before="0"/>
             </w:pPr>
-            <w:hyperlink w:history="1" r:id="rIdz3jn1s7e2x7exye5azuwc">
+            <w:hyperlink w:history="1" r:id="rIdiiztc41lr_xlqita4ozto">
               <w:r>
                 <w:rPr>
                   <w:rFonts w:ascii="Arial" w:cs="Arial" w:eastAsia="Arial" w:hAnsi="Arial"/>
@@ -23834,7 +23816,7 @@
               <w:spacing w:after="10" w:before="0"/>
               <w:ind w:left="120"/>
             </w:pPr>
-            <w:hyperlink w:history="1" r:id="rIdtkjpaqzbvakizjhbzvoo2">
+            <w:hyperlink w:history="1" r:id="rId35qkdngi486zvtxhdr0go">
               <w:r>
                 <w:rPr>
                   <w:rFonts w:ascii="Arial" w:cs="Arial" w:eastAsia="Arial" w:hAnsi="Arial"/>
@@ -25613,7 +25595,7 @@
             <w:pPr>
               <w:spacing w:after="20" w:before="0"/>
             </w:pPr>
-            <w:hyperlink w:history="1" r:id="rIdbacbyuv9fg79ozb2q5tyf">
+            <w:hyperlink w:history="1" r:id="rIdqgug6drdlzrgcuona6xwt">
               <w:r>
                 <w:rPr>
                   <w:rFonts w:ascii="Arial" w:cs="Arial" w:eastAsia="Arial" w:hAnsi="Arial"/>
@@ -25646,7 +25628,7 @@
               <w:spacing w:after="10" w:before="0"/>
               <w:ind w:left="120"/>
             </w:pPr>
-            <w:hyperlink w:history="1" r:id="rIdntaeoixljpgkls1jaehep">
+            <w:hyperlink w:history="1" r:id="rId_y9mmb7l5lqn-z3d7dpi5">
               <w:r>
                 <w:rPr>
                   <w:rFonts w:ascii="Arial" w:cs="Arial" w:eastAsia="Arial" w:hAnsi="Arial"/>
@@ -25691,7 +25673,7 @@
             <w:pPr>
               <w:spacing w:after="20" w:before="0"/>
             </w:pPr>
-            <w:hyperlink w:history="1" r:id="rIdxv9cqxy5e0givrkos9oe5">
+            <w:hyperlink w:history="1" r:id="rIdovzwi91cnuefeswcery5u">
               <w:r>
                 <w:rPr>
                   <w:rFonts w:ascii="Arial" w:cs="Arial" w:eastAsia="Arial" w:hAnsi="Arial"/>
@@ -25724,7 +25706,7 @@
               <w:spacing w:after="10" w:before="0"/>
               <w:ind w:left="120"/>
             </w:pPr>
-            <w:hyperlink w:history="1" r:id="rId3fzyfsymm4ahzggjf4-pm">
+            <w:hyperlink w:history="1" r:id="rIdioqzk8f91teqpni6easfj">
               <w:r>
                 <w:rPr>
                   <w:rFonts w:ascii="Arial" w:cs="Arial" w:eastAsia="Arial" w:hAnsi="Arial"/>
@@ -25932,7 +25914,7 @@
             <w:pPr>
               <w:spacing w:after="20" w:before="0"/>
             </w:pPr>
-            <w:hyperlink w:history="1" r:id="rIdqgcjgm-x76ruzehqo0rbq">
+            <w:hyperlink w:history="1" r:id="rIdht-952-c7_an57ghbz5ym">
               <w:r>
                 <w:rPr>
                   <w:rFonts w:ascii="Arial" w:cs="Arial" w:eastAsia="Arial" w:hAnsi="Arial"/>
@@ -25965,7 +25947,7 @@
               <w:spacing w:after="10" w:before="0"/>
               <w:ind w:left="120"/>
             </w:pPr>
-            <w:hyperlink w:history="1" r:id="rIdwse7xadsl93kbw6449vyv">
+            <w:hyperlink w:history="1" r:id="rIdjaelwvnubivoyw4evgqye">
               <w:r>
                 <w:rPr>
                   <w:rFonts w:ascii="Arial" w:cs="Arial" w:eastAsia="Arial" w:hAnsi="Arial"/>
@@ -26010,7 +25992,7 @@
             <w:pPr>
               <w:spacing w:after="20" w:before="0"/>
             </w:pPr>
-            <w:hyperlink w:history="1" r:id="rIdw3szkqokg_jf_kxk6afvz">
+            <w:hyperlink w:history="1" r:id="rId1pc4yly_ipa6vni8kj-o5">
               <w:r>
                 <w:rPr>
                   <w:rFonts w:ascii="Arial" w:cs="Arial" w:eastAsia="Arial" w:hAnsi="Arial"/>
@@ -26043,7 +26025,7 @@
               <w:spacing w:after="10" w:before="0"/>
               <w:ind w:left="120"/>
             </w:pPr>
-            <w:hyperlink w:history="1" r:id="rIdnb-abj8kocepefoafz8cw">
+            <w:hyperlink w:history="1" r:id="rIdgp78w6wnm6bgau1aaoxjx">
               <w:r>
                 <w:rPr>
                   <w:rFonts w:ascii="Arial" w:cs="Arial" w:eastAsia="Arial" w:hAnsi="Arial"/>
@@ -26251,7 +26233,7 @@
             <w:pPr>
               <w:spacing w:after="20" w:before="0"/>
             </w:pPr>
-            <w:hyperlink w:history="1" r:id="rIdfc_xycissg-x6ij7wajzi">
+            <w:hyperlink w:history="1" r:id="rIdm6nffyincrz0hkczzlmbv">
               <w:r>
                 <w:rPr>
                   <w:rFonts w:ascii="Arial" w:cs="Arial" w:eastAsia="Arial" w:hAnsi="Arial"/>
@@ -26284,7 +26266,7 @@
               <w:spacing w:after="10" w:before="0"/>
               <w:ind w:left="120"/>
             </w:pPr>
-            <w:hyperlink w:history="1" r:id="rIdao8b85hyltmo4calerpiw">
+            <w:hyperlink w:history="1" r:id="rIdj6nuz8yfkyoh-zajl02hm">
               <w:r>
                 <w:rPr>
                   <w:rFonts w:ascii="Arial" w:cs="Arial" w:eastAsia="Arial" w:hAnsi="Arial"/>
@@ -26329,7 +26311,7 @@
             <w:pPr>
               <w:spacing w:after="20" w:before="0"/>
             </w:pPr>
-            <w:hyperlink w:history="1" r:id="rId-yqxay4rpddlkkzco5tba">
+            <w:hyperlink w:history="1" r:id="rIdo7kvi4i8ly2sawhe1bfvs">
               <w:r>
                 <w:rPr>
                   <w:rFonts w:ascii="Arial" w:cs="Arial" w:eastAsia="Arial" w:hAnsi="Arial"/>
@@ -26362,7 +26344,7 @@
               <w:spacing w:after="10" w:before="0"/>
               <w:ind w:left="120"/>
             </w:pPr>
-            <w:hyperlink w:history="1" r:id="rIduyqoktg1orfrvwxl3xopd">
+            <w:hyperlink w:history="1" r:id="rIddgoldmovokzoogiubl3f9">
               <w:r>
                 <w:rPr>
                   <w:rFonts w:ascii="Arial" w:cs="Arial" w:eastAsia="Arial" w:hAnsi="Arial"/>
@@ -26570,7 +26552,7 @@
             <w:pPr>
               <w:spacing w:after="20" w:before="0"/>
             </w:pPr>
-            <w:hyperlink w:history="1" r:id="rIdfpxnpu10vrddvnkbxoybq">
+            <w:hyperlink w:history="1" r:id="rId4e37dshpnx4pqboxydct8">
               <w:r>
                 <w:rPr>
                   <w:rFonts w:ascii="Arial" w:cs="Arial" w:eastAsia="Arial" w:hAnsi="Arial"/>
@@ -26603,7 +26585,7 @@
               <w:spacing w:after="10" w:before="0"/>
               <w:ind w:left="120"/>
             </w:pPr>
-            <w:hyperlink w:history="1" r:id="rIdafrcbft_fm2mssrw81frh">
+            <w:hyperlink w:history="1" r:id="rIdosifff7wgfrzb10bixmpk">
               <w:r>
                 <w:rPr>
                   <w:rFonts w:ascii="Arial" w:cs="Arial" w:eastAsia="Arial" w:hAnsi="Arial"/>
@@ -26648,7 +26630,7 @@
             <w:pPr>
               <w:spacing w:after="20" w:before="0"/>
             </w:pPr>
-            <w:hyperlink w:history="1" r:id="rIdop0wbpbi3onzlz6dper2s">
+            <w:hyperlink w:history="1" r:id="rId5fzbf9kwwmyly0ejwjy1f">
               <w:r>
                 <w:rPr>
                   <w:rFonts w:ascii="Arial" w:cs="Arial" w:eastAsia="Arial" w:hAnsi="Arial"/>
@@ -26681,7 +26663,7 @@
               <w:spacing w:after="10" w:before="0"/>
               <w:ind w:left="120"/>
             </w:pPr>
-            <w:hyperlink w:history="1" r:id="rIdatykubm5ekyq8tzuw-_-2">
+            <w:hyperlink w:history="1" r:id="rIdponhr0go2wmczwtrl2nzi">
               <w:r>
                 <w:rPr>
                   <w:rFonts w:ascii="Arial" w:cs="Arial" w:eastAsia="Arial" w:hAnsi="Arial"/>
@@ -26889,7 +26871,7 @@
             <w:pPr>
               <w:spacing w:after="20" w:before="0"/>
             </w:pPr>
-            <w:hyperlink w:history="1" r:id="rIdkyf2icg4dtehuiv5ngqpm">
+            <w:hyperlink w:history="1" r:id="rIdfr0objpnf33byw6_2jsvx">
               <w:r>
                 <w:rPr>
                   <w:rFonts w:ascii="Arial" w:cs="Arial" w:eastAsia="Arial" w:hAnsi="Arial"/>
@@ -26922,7 +26904,7 @@
               <w:spacing w:after="10" w:before="0"/>
               <w:ind w:left="120"/>
             </w:pPr>
-            <w:hyperlink w:history="1" r:id="rIdynlh49qyqazf_tr7dmlwg">
+            <w:hyperlink w:history="1" r:id="rIdsuwarkj-cxmdyd0ohl985">
               <w:r>
                 <w:rPr>
                   <w:rFonts w:ascii="Arial" w:cs="Arial" w:eastAsia="Arial" w:hAnsi="Arial"/>
@@ -26967,7 +26949,7 @@
             <w:pPr>
               <w:spacing w:after="20" w:before="0"/>
             </w:pPr>
-            <w:hyperlink w:history="1" r:id="rId8jujmkyjxvwatqh_o8wyd">
+            <w:hyperlink w:history="1" r:id="rId0u2l88p6gvhiqnl3rdtly">
               <w:r>
                 <w:rPr>
                   <w:rFonts w:ascii="Arial" w:cs="Arial" w:eastAsia="Arial" w:hAnsi="Arial"/>
@@ -27000,7 +26982,7 @@
               <w:spacing w:after="10" w:before="0"/>
               <w:ind w:left="120"/>
             </w:pPr>
-            <w:hyperlink w:history="1" r:id="rIdxismyg6wmqxzah3jwpixr">
+            <w:hyperlink w:history="1" r:id="rIdxnjzzfylnurd3dfzzqokt">
               <w:r>
                 <w:rPr>
                   <w:rFonts w:ascii="Arial" w:cs="Arial" w:eastAsia="Arial" w:hAnsi="Arial"/>

--- a/data/outputs/docx/Grade 10 Biology/Bio 3.3/Biology_Gaseous_Exchange_and_Respiration_in_Animals_CBE_LessonSequence.docx
+++ b/data/outputs/docx/Grade 10 Biology/Bio 3.3/Biology_Gaseous_Exchange_and_Respiration_in_Animals_CBE_LessonSequence.docx
@@ -3075,7 +3075,25 @@
             </w:tcMar>
             <w:vAlign w:val="top"/>
           </w:tcPr>
-          <w:p/>
+          <w:p>
+            <w:pPr>
+              <w:spacing w:after="40" w:before="0"/>
+              <w:jc w:val="left"/>
+            </w:pPr>
+            <w:r>
+              <w:rPr>
+                <w:rFonts w:ascii="Arial" w:cs="Arial" w:eastAsia="Arial" w:hAnsi="Arial"/>
+                <w:b w:val="false"/>
+                <w:bCs w:val="false"/>
+                <w:i w:val="false"/>
+                <w:iCs w:val="false"/>
+                <w:color w:val="000000"/>
+                <w:sz w:val="18"/>
+                <w:szCs w:val="18"/>
+              </w:rPr>
+              <w:t xml:space="preserve">No hazardous materials are used in this lesson. If video is projected, ensure room lighting is adequate and screen brightness is comfortable. Learners with respiratory conditions such as asthma should feel safe to discuss their own experiences without pressure. Treat any personal health disclosures with sensitivity.</w:t>
+            </w:r>
+          </w:p>
         </w:tc>
       </w:tr>
     </w:tbl>
@@ -3527,7 +3545,7 @@
             <w:pPr>
               <w:spacing w:after="20" w:before="0"/>
             </w:pPr>
-            <w:hyperlink w:history="1" r:id="rIdhhe7sh4u8zk651vrrzgvi">
+            <w:hyperlink w:history="1" r:id="rIdxahe7xt2khwi-h68yhl92">
               <w:r>
                 <w:rPr>
                   <w:rFonts w:ascii="Arial" w:cs="Arial" w:eastAsia="Arial" w:hAnsi="Arial"/>
@@ -3560,7 +3578,7 @@
               <w:spacing w:after="10" w:before="0"/>
               <w:ind w:left="120"/>
             </w:pPr>
-            <w:hyperlink w:history="1" r:id="rIdgcwjmfhii8nmuqo5lb0df">
+            <w:hyperlink w:history="1" r:id="rId4vitj7djbvjeh0cd3rkqg">
               <w:r>
                 <w:rPr>
                   <w:rFonts w:ascii="Arial" w:cs="Arial" w:eastAsia="Arial" w:hAnsi="Arial"/>
@@ -3605,7 +3623,7 @@
             <w:pPr>
               <w:spacing w:after="20" w:before="0"/>
             </w:pPr>
-            <w:hyperlink w:history="1" r:id="rIdwxwn1k0q1ucd2zx3wfbop">
+            <w:hyperlink w:history="1" r:id="rIdi-8k1j8gi2f0ytln_f1tq">
               <w:r>
                 <w:rPr>
                   <w:rFonts w:ascii="Arial" w:cs="Arial" w:eastAsia="Arial" w:hAnsi="Arial"/>
@@ -3638,7 +3656,7 @@
               <w:spacing w:after="10" w:before="0"/>
               <w:ind w:left="120"/>
             </w:pPr>
-            <w:hyperlink w:history="1" r:id="rIdx_4i3glh7k5o0cq1zljna">
+            <w:hyperlink w:history="1" r:id="rIdj_wjqbavufyrrflo21d72">
               <w:r>
                 <w:rPr>
                   <w:rFonts w:ascii="Arial" w:cs="Arial" w:eastAsia="Arial" w:hAnsi="Arial"/>
@@ -3846,7 +3864,7 @@
             <w:pPr>
               <w:spacing w:after="20" w:before="0"/>
             </w:pPr>
-            <w:hyperlink w:history="1" r:id="rIdajxrpslck7grb_lrwaezo">
+            <w:hyperlink w:history="1" r:id="rIdsncxb4huhdniecfnakde-">
               <w:r>
                 <w:rPr>
                   <w:rFonts w:ascii="Arial" w:cs="Arial" w:eastAsia="Arial" w:hAnsi="Arial"/>
@@ -3879,7 +3897,7 @@
               <w:spacing w:after="10" w:before="0"/>
               <w:ind w:left="120"/>
             </w:pPr>
-            <w:hyperlink w:history="1" r:id="rIdutxjy3wz4jvtqtnjrtuev">
+            <w:hyperlink w:history="1" r:id="rIdmlkzdub5lhkeob7mvb20_">
               <w:r>
                 <w:rPr>
                   <w:rFonts w:ascii="Arial" w:cs="Arial" w:eastAsia="Arial" w:hAnsi="Arial"/>
@@ -3924,7 +3942,7 @@
             <w:pPr>
               <w:spacing w:after="20" w:before="0"/>
             </w:pPr>
-            <w:hyperlink w:history="1" r:id="rIdq2eaemn0ucxmas5dkxhko">
+            <w:hyperlink w:history="1" r:id="rIdf06dhgn2nskyyy52ieemr">
               <w:r>
                 <w:rPr>
                   <w:rFonts w:ascii="Arial" w:cs="Arial" w:eastAsia="Arial" w:hAnsi="Arial"/>
@@ -3957,7 +3975,7 @@
               <w:spacing w:after="10" w:before="0"/>
               <w:ind w:left="120"/>
             </w:pPr>
-            <w:hyperlink w:history="1" r:id="rIdk05iaua13fitxuj3w5jxv">
+            <w:hyperlink w:history="1" r:id="rIdowcj1fmeu1ktfr1lnsc8r">
               <w:r>
                 <w:rPr>
                   <w:rFonts w:ascii="Arial" w:cs="Arial" w:eastAsia="Arial" w:hAnsi="Arial"/>
@@ -4165,7 +4183,7 @@
             <w:pPr>
               <w:spacing w:after="20" w:before="0"/>
             </w:pPr>
-            <w:hyperlink w:history="1" r:id="rIdyueelqm2losqrrgzxiibn">
+            <w:hyperlink w:history="1" r:id="rIdpqhe59ifq6dcvfhjmo9ag">
               <w:r>
                 <w:rPr>
                   <w:rFonts w:ascii="Arial" w:cs="Arial" w:eastAsia="Arial" w:hAnsi="Arial"/>
@@ -4198,7 +4216,7 @@
               <w:spacing w:after="10" w:before="0"/>
               <w:ind w:left="120"/>
             </w:pPr>
-            <w:hyperlink w:history="1" r:id="rIdnazn1osgcunr5pobki6u5">
+            <w:hyperlink w:history="1" r:id="rIdmgecggnxibt8smumfmfax">
               <w:r>
                 <w:rPr>
                   <w:rFonts w:ascii="Arial" w:cs="Arial" w:eastAsia="Arial" w:hAnsi="Arial"/>
@@ -4243,7 +4261,7 @@
             <w:pPr>
               <w:spacing w:after="20" w:before="0"/>
             </w:pPr>
-            <w:hyperlink w:history="1" r:id="rIdsqo23mbknmi9qfpxy7llh">
+            <w:hyperlink w:history="1" r:id="rIdepki_nh_w2ihjs6_jd7sn">
               <w:r>
                 <w:rPr>
                   <w:rFonts w:ascii="Arial" w:cs="Arial" w:eastAsia="Arial" w:hAnsi="Arial"/>
@@ -4276,7 +4294,7 @@
               <w:spacing w:after="10" w:before="0"/>
               <w:ind w:left="120"/>
             </w:pPr>
-            <w:hyperlink w:history="1" r:id="rIdzrwmafmokxh4pbjmxqsje">
+            <w:hyperlink w:history="1" r:id="rIdyimdceat2e_xyzl02cqsk">
               <w:r>
                 <w:rPr>
                   <w:rFonts w:ascii="Arial" w:cs="Arial" w:eastAsia="Arial" w:hAnsi="Arial"/>
@@ -4484,7 +4502,7 @@
             <w:pPr>
               <w:spacing w:after="20" w:before="0"/>
             </w:pPr>
-            <w:hyperlink w:history="1" r:id="rId5yjjblw6ahv9au2yo1phy">
+            <w:hyperlink w:history="1" r:id="rIdcs8kqrx1h20pmkdckegmq">
               <w:r>
                 <w:rPr>
                   <w:rFonts w:ascii="Arial" w:cs="Arial" w:eastAsia="Arial" w:hAnsi="Arial"/>
@@ -4517,7 +4535,7 @@
               <w:spacing w:after="10" w:before="0"/>
               <w:ind w:left="120"/>
             </w:pPr>
-            <w:hyperlink w:history="1" r:id="rIdkuzxxbddyfwmaqzssdjbb">
+            <w:hyperlink w:history="1" r:id="rIdcvg_7mw-unoalxqfsl4pt">
               <w:r>
                 <w:rPr>
                   <w:rFonts w:ascii="Arial" w:cs="Arial" w:eastAsia="Arial" w:hAnsi="Arial"/>
@@ -4562,7 +4580,7 @@
             <w:pPr>
               <w:spacing w:after="20" w:before="0"/>
             </w:pPr>
-            <w:hyperlink w:history="1" r:id="rIdqbh95uqbo4i4qcq8avawo">
+            <w:hyperlink w:history="1" r:id="rIdmozgnecquuf7mgjp-cxua">
               <w:r>
                 <w:rPr>
                   <w:rFonts w:ascii="Arial" w:cs="Arial" w:eastAsia="Arial" w:hAnsi="Arial"/>
@@ -4595,7 +4613,7 @@
               <w:spacing w:after="10" w:before="0"/>
               <w:ind w:left="120"/>
             </w:pPr>
-            <w:hyperlink w:history="1" r:id="rId5-ekq5z82q2bohw6y9cdl">
+            <w:hyperlink w:history="1" r:id="rIdkgiakvuugrwecm3ojmp0n">
               <w:r>
                 <w:rPr>
                   <w:rFonts w:ascii="Arial" w:cs="Arial" w:eastAsia="Arial" w:hAnsi="Arial"/>
@@ -4803,7 +4821,7 @@
             <w:pPr>
               <w:spacing w:after="20" w:before="0"/>
             </w:pPr>
-            <w:hyperlink w:history="1" r:id="rId0m5lmngcuxg1bqsz80pn-">
+            <w:hyperlink w:history="1" r:id="rIdffyighkuhxbuxrfjkvccd">
               <w:r>
                 <w:rPr>
                   <w:rFonts w:ascii="Arial" w:cs="Arial" w:eastAsia="Arial" w:hAnsi="Arial"/>
@@ -4836,7 +4854,7 @@
               <w:spacing w:after="10" w:before="0"/>
               <w:ind w:left="120"/>
             </w:pPr>
-            <w:hyperlink w:history="1" r:id="rIdeiqjqh6hae3jeru-qn7yb">
+            <w:hyperlink w:history="1" r:id="rIdq0binuvourkts3gnmi5cd">
               <w:r>
                 <w:rPr>
                   <w:rFonts w:ascii="Arial" w:cs="Arial" w:eastAsia="Arial" w:hAnsi="Arial"/>
@@ -4881,7 +4899,7 @@
             <w:pPr>
               <w:spacing w:after="20" w:before="0"/>
             </w:pPr>
-            <w:hyperlink w:history="1" r:id="rIda21je9kg26rexoawqivvg">
+            <w:hyperlink w:history="1" r:id="rId77qmnevg7e3f1iuctmz50">
               <w:r>
                 <w:rPr>
                   <w:rFonts w:ascii="Arial" w:cs="Arial" w:eastAsia="Arial" w:hAnsi="Arial"/>
@@ -4914,7 +4932,7 @@
               <w:spacing w:after="10" w:before="0"/>
               <w:ind w:left="120"/>
             </w:pPr>
-            <w:hyperlink w:history="1" r:id="rIdsvio5-mvqhoogthjx4yos">
+            <w:hyperlink w:history="1" r:id="rIdhg5gf2yx0zjn3o7qfc0va">
               <w:r>
                 <w:rPr>
                   <w:rFonts w:ascii="Arial" w:cs="Arial" w:eastAsia="Arial" w:hAnsi="Arial"/>
@@ -6599,7 +6617,7 @@
             <w:pPr>
               <w:spacing w:after="20" w:before="0"/>
             </w:pPr>
-            <w:hyperlink w:history="1" r:id="rId0j4_anxd-gbueobqwjnkt">
+            <w:hyperlink w:history="1" r:id="rId6pokvzqfwfcycqojyrgyn">
               <w:r>
                 <w:rPr>
                   <w:rFonts w:ascii="Arial" w:cs="Arial" w:eastAsia="Arial" w:hAnsi="Arial"/>
@@ -6632,7 +6650,7 @@
               <w:spacing w:after="10" w:before="0"/>
               <w:ind w:left="120"/>
             </w:pPr>
-            <w:hyperlink w:history="1" r:id="rIdiwqsu8xncf8nzggphk0yd">
+            <w:hyperlink w:history="1" r:id="rIdqt6rqnd3dyjol-zl8rj0o">
               <w:r>
                 <w:rPr>
                   <w:rFonts w:ascii="Arial" w:cs="Arial" w:eastAsia="Arial" w:hAnsi="Arial"/>
@@ -6677,7 +6695,7 @@
             <w:pPr>
               <w:spacing w:after="20" w:before="0"/>
             </w:pPr>
-            <w:hyperlink w:history="1" r:id="rIdo4eporkwnyuopvs_xpwt8">
+            <w:hyperlink w:history="1" r:id="rIdo-nora5ll47qigqwatioh">
               <w:r>
                 <w:rPr>
                   <w:rFonts w:ascii="Arial" w:cs="Arial" w:eastAsia="Arial" w:hAnsi="Arial"/>
@@ -6710,7 +6728,7 @@
               <w:spacing w:after="10" w:before="0"/>
               <w:ind w:left="120"/>
             </w:pPr>
-            <w:hyperlink w:history="1" r:id="rIdz531rayh8tdeha2rqhurz">
+            <w:hyperlink w:history="1" r:id="rIdkgkgomx7injribyym0dq_">
               <w:r>
                 <w:rPr>
                   <w:rFonts w:ascii="Arial" w:cs="Arial" w:eastAsia="Arial" w:hAnsi="Arial"/>
@@ -6918,7 +6936,7 @@
             <w:pPr>
               <w:spacing w:after="20" w:before="0"/>
             </w:pPr>
-            <w:hyperlink w:history="1" r:id="rIdbce6kezsm_qogiq-a4rim">
+            <w:hyperlink w:history="1" r:id="rId0mf9n__ywkp78javenx60">
               <w:r>
                 <w:rPr>
                   <w:rFonts w:ascii="Arial" w:cs="Arial" w:eastAsia="Arial" w:hAnsi="Arial"/>
@@ -6951,7 +6969,7 @@
               <w:spacing w:after="10" w:before="0"/>
               <w:ind w:left="120"/>
             </w:pPr>
-            <w:hyperlink w:history="1" r:id="rIdtignkvv7bvfad8le3mdqz">
+            <w:hyperlink w:history="1" r:id="rId4qrjhrq6d9o7exiwoyuhp">
               <w:r>
                 <w:rPr>
                   <w:rFonts w:ascii="Arial" w:cs="Arial" w:eastAsia="Arial" w:hAnsi="Arial"/>
@@ -6996,7 +7014,7 @@
             <w:pPr>
               <w:spacing w:after="20" w:before="0"/>
             </w:pPr>
-            <w:hyperlink w:history="1" r:id="rIdeb0jgdl-d95_ifedfwaap">
+            <w:hyperlink w:history="1" r:id="rIdhwtukcr2zem5khg189njc">
               <w:r>
                 <w:rPr>
                   <w:rFonts w:ascii="Arial" w:cs="Arial" w:eastAsia="Arial" w:hAnsi="Arial"/>
@@ -7029,7 +7047,7 @@
               <w:spacing w:after="10" w:before="0"/>
               <w:ind w:left="120"/>
             </w:pPr>
-            <w:hyperlink w:history="1" r:id="rId-nwnagnswlojdcfru2ehw">
+            <w:hyperlink w:history="1" r:id="rId-3hkmynd2ktj2xrscnfrn">
               <w:r>
                 <w:rPr>
                   <w:rFonts w:ascii="Arial" w:cs="Arial" w:eastAsia="Arial" w:hAnsi="Arial"/>
@@ -7237,7 +7255,7 @@
             <w:pPr>
               <w:spacing w:after="20" w:before="0"/>
             </w:pPr>
-            <w:hyperlink w:history="1" r:id="rIdeshnln655wfvohsb980q3">
+            <w:hyperlink w:history="1" r:id="rIdl5xypcxvvghojilktcqme">
               <w:r>
                 <w:rPr>
                   <w:rFonts w:ascii="Arial" w:cs="Arial" w:eastAsia="Arial" w:hAnsi="Arial"/>
@@ -7270,7 +7288,7 @@
               <w:spacing w:after="10" w:before="0"/>
               <w:ind w:left="120"/>
             </w:pPr>
-            <w:hyperlink w:history="1" r:id="rIdawtfaewipzfoqb9szlwli">
+            <w:hyperlink w:history="1" r:id="rIdyp6chk7f4r7fej-uyawva">
               <w:r>
                 <w:rPr>
                   <w:rFonts w:ascii="Arial" w:cs="Arial" w:eastAsia="Arial" w:hAnsi="Arial"/>
@@ -7315,7 +7333,7 @@
             <w:pPr>
               <w:spacing w:after="20" w:before="0"/>
             </w:pPr>
-            <w:hyperlink w:history="1" r:id="rIdopiuyndjihof-iqgpetgx">
+            <w:hyperlink w:history="1" r:id="rIdjsqpr59nefuj7jqeush5k">
               <w:r>
                 <w:rPr>
                   <w:rFonts w:ascii="Arial" w:cs="Arial" w:eastAsia="Arial" w:hAnsi="Arial"/>
@@ -7348,7 +7366,7 @@
               <w:spacing w:after="10" w:before="0"/>
               <w:ind w:left="120"/>
             </w:pPr>
-            <w:hyperlink w:history="1" r:id="rIdr8khcbr1gzp2zbllrwzv5">
+            <w:hyperlink w:history="1" r:id="rIdzyuippvcpradf19l_cgep">
               <w:r>
                 <w:rPr>
                   <w:rFonts w:ascii="Arial" w:cs="Arial" w:eastAsia="Arial" w:hAnsi="Arial"/>
@@ -7556,7 +7574,7 @@
             <w:pPr>
               <w:spacing w:after="20" w:before="0"/>
             </w:pPr>
-            <w:hyperlink w:history="1" r:id="rIdojo5xcwcdatfc4o2eym1z">
+            <w:hyperlink w:history="1" r:id="rId_jheexax3uc4q-jltws0t">
               <w:r>
                 <w:rPr>
                   <w:rFonts w:ascii="Arial" w:cs="Arial" w:eastAsia="Arial" w:hAnsi="Arial"/>
@@ -7589,7 +7607,7 @@
               <w:spacing w:after="10" w:before="0"/>
               <w:ind w:left="120"/>
             </w:pPr>
-            <w:hyperlink w:history="1" r:id="rId2jw2avywn72wgaq6tfyo3">
+            <w:hyperlink w:history="1" r:id="rIdplv0vlcy52okzptcbuuli">
               <w:r>
                 <w:rPr>
                   <w:rFonts w:ascii="Arial" w:cs="Arial" w:eastAsia="Arial" w:hAnsi="Arial"/>
@@ -7634,7 +7652,7 @@
             <w:pPr>
               <w:spacing w:after="20" w:before="0"/>
             </w:pPr>
-            <w:hyperlink w:history="1" r:id="rIdwhis9ddzjwuv_0vbjsdna">
+            <w:hyperlink w:history="1" r:id="rIdaxyedlvm6jku8970dgtuz">
               <w:r>
                 <w:rPr>
                   <w:rFonts w:ascii="Arial" w:cs="Arial" w:eastAsia="Arial" w:hAnsi="Arial"/>
@@ -7667,7 +7685,7 @@
               <w:spacing w:after="10" w:before="0"/>
               <w:ind w:left="120"/>
             </w:pPr>
-            <w:hyperlink w:history="1" r:id="rIdirl-lomogrtf4iiwkxm6h">
+            <w:hyperlink w:history="1" r:id="rIdi4ru4ef25bj5x09s8rfw0">
               <w:r>
                 <w:rPr>
                   <w:rFonts w:ascii="Arial" w:cs="Arial" w:eastAsia="Arial" w:hAnsi="Arial"/>
@@ -7875,7 +7893,7 @@
             <w:pPr>
               <w:spacing w:after="20" w:before="0"/>
             </w:pPr>
-            <w:hyperlink w:history="1" r:id="rId9bhdbd1useqqzzi96tcpc">
+            <w:hyperlink w:history="1" r:id="rIdg1dpz_fmyw60ttbibn21f">
               <w:r>
                 <w:rPr>
                   <w:rFonts w:ascii="Arial" w:cs="Arial" w:eastAsia="Arial" w:hAnsi="Arial"/>
@@ -7908,7 +7926,7 @@
               <w:spacing w:after="10" w:before="0"/>
               <w:ind w:left="120"/>
             </w:pPr>
-            <w:hyperlink w:history="1" r:id="rIduvm2etg_aovtdp4p3g7hm">
+            <w:hyperlink w:history="1" r:id="rIdbxfcgszexfiyx2xiohc3a">
               <w:r>
                 <w:rPr>
                   <w:rFonts w:ascii="Arial" w:cs="Arial" w:eastAsia="Arial" w:hAnsi="Arial"/>
@@ -7953,7 +7971,7 @@
             <w:pPr>
               <w:spacing w:after="20" w:before="0"/>
             </w:pPr>
-            <w:hyperlink w:history="1" r:id="rIdam6xgpa8rpfpmum5bwypw">
+            <w:hyperlink w:history="1" r:id="rIdvil3emj5ro1acxqjijwqf">
               <w:r>
                 <w:rPr>
                   <w:rFonts w:ascii="Arial" w:cs="Arial" w:eastAsia="Arial" w:hAnsi="Arial"/>
@@ -7986,7 +8004,7 @@
               <w:spacing w:after="10" w:before="0"/>
               <w:ind w:left="120"/>
             </w:pPr>
-            <w:hyperlink w:history="1" r:id="rIdf9vle5oa7-8_kygid-kip">
+            <w:hyperlink w:history="1" r:id="rIdphdg7v5pmaok1jlmybmog">
               <w:r>
                 <w:rPr>
                   <w:rFonts w:ascii="Arial" w:cs="Arial" w:eastAsia="Arial" w:hAnsi="Arial"/>
@@ -9765,7 +9783,7 @@
             <w:pPr>
               <w:spacing w:after="20" w:before="0"/>
             </w:pPr>
-            <w:hyperlink w:history="1" r:id="rIdtwr38046m7zagvubpqsjx">
+            <w:hyperlink w:history="1" r:id="rIdvjz8lfvki60yeyukg3vyh">
               <w:r>
                 <w:rPr>
                   <w:rFonts w:ascii="Arial" w:cs="Arial" w:eastAsia="Arial" w:hAnsi="Arial"/>
@@ -9798,7 +9816,7 @@
               <w:spacing w:after="10" w:before="0"/>
               <w:ind w:left="120"/>
             </w:pPr>
-            <w:hyperlink w:history="1" r:id="rIdyqcoqgo00gq0on7nmjne2">
+            <w:hyperlink w:history="1" r:id="rIdwlk4tgsrx6yhhdiwcyysx">
               <w:r>
                 <w:rPr>
                   <w:rFonts w:ascii="Arial" w:cs="Arial" w:eastAsia="Arial" w:hAnsi="Arial"/>
@@ -9843,7 +9861,7 @@
             <w:pPr>
               <w:spacing w:after="20" w:before="0"/>
             </w:pPr>
-            <w:hyperlink w:history="1" r:id="rIdchayimzmswyafbwl-gi4v">
+            <w:hyperlink w:history="1" r:id="rId03vdvzwxu2bw7hiehbzx5">
               <w:r>
                 <w:rPr>
                   <w:rFonts w:ascii="Arial" w:cs="Arial" w:eastAsia="Arial" w:hAnsi="Arial"/>
@@ -9876,7 +9894,7 @@
               <w:spacing w:after="10" w:before="0"/>
               <w:ind w:left="120"/>
             </w:pPr>
-            <w:hyperlink w:history="1" r:id="rIdtse7tefx5nyar5xazg_ma">
+            <w:hyperlink w:history="1" r:id="rIdd5fezccvsc9-badjz5d4r">
               <w:r>
                 <w:rPr>
                   <w:rFonts w:ascii="Arial" w:cs="Arial" w:eastAsia="Arial" w:hAnsi="Arial"/>
@@ -10084,7 +10102,7 @@
             <w:pPr>
               <w:spacing w:after="20" w:before="0"/>
             </w:pPr>
-            <w:hyperlink w:history="1" r:id="rIdtjzxgfcl4tuy-us_64mb3">
+            <w:hyperlink w:history="1" r:id="rIden6gvatwyhq_ym1g_czgs">
               <w:r>
                 <w:rPr>
                   <w:rFonts w:ascii="Arial" w:cs="Arial" w:eastAsia="Arial" w:hAnsi="Arial"/>
@@ -10117,7 +10135,7 @@
               <w:spacing w:after="10" w:before="0"/>
               <w:ind w:left="120"/>
             </w:pPr>
-            <w:hyperlink w:history="1" r:id="rId6nalwwr9lqbpck1qeugzw">
+            <w:hyperlink w:history="1" r:id="rIdxdyyluefw_cmadiqsnqmo">
               <w:r>
                 <w:rPr>
                   <w:rFonts w:ascii="Arial" w:cs="Arial" w:eastAsia="Arial" w:hAnsi="Arial"/>
@@ -10162,7 +10180,7 @@
             <w:pPr>
               <w:spacing w:after="20" w:before="0"/>
             </w:pPr>
-            <w:hyperlink w:history="1" r:id="rIdmjm7e8k7nj9crkitzhu6e">
+            <w:hyperlink w:history="1" r:id="rIdidmr_ly35su725woahotd">
               <w:r>
                 <w:rPr>
                   <w:rFonts w:ascii="Arial" w:cs="Arial" w:eastAsia="Arial" w:hAnsi="Arial"/>
@@ -10195,7 +10213,7 @@
               <w:spacing w:after="10" w:before="0"/>
               <w:ind w:left="120"/>
             </w:pPr>
-            <w:hyperlink w:history="1" r:id="rIddfxoidthcbfkcdql1nsu2">
+            <w:hyperlink w:history="1" r:id="rIdafnbfojcgtrfy4vc6brqr">
               <w:r>
                 <w:rPr>
                   <w:rFonts w:ascii="Arial" w:cs="Arial" w:eastAsia="Arial" w:hAnsi="Arial"/>
@@ -10403,7 +10421,7 @@
             <w:pPr>
               <w:spacing w:after="20" w:before="0"/>
             </w:pPr>
-            <w:hyperlink w:history="1" r:id="rIdarbkuywwal7lwhwizuzhw">
+            <w:hyperlink w:history="1" r:id="rId5qonqe6f-9oefrrmodgs8">
               <w:r>
                 <w:rPr>
                   <w:rFonts w:ascii="Arial" w:cs="Arial" w:eastAsia="Arial" w:hAnsi="Arial"/>
@@ -10436,7 +10454,7 @@
               <w:spacing w:after="10" w:before="0"/>
               <w:ind w:left="120"/>
             </w:pPr>
-            <w:hyperlink w:history="1" r:id="rIdbnjbgs_7xvfd4lttnkqxc">
+            <w:hyperlink w:history="1" r:id="rIddvwuvknenfj7lmldttar2">
               <w:r>
                 <w:rPr>
                   <w:rFonts w:ascii="Arial" w:cs="Arial" w:eastAsia="Arial" w:hAnsi="Arial"/>
@@ -10481,7 +10499,7 @@
             <w:pPr>
               <w:spacing w:after="20" w:before="0"/>
             </w:pPr>
-            <w:hyperlink w:history="1" r:id="rId4rubh9usc1ydmz0iyaihw">
+            <w:hyperlink w:history="1" r:id="rIdqak5tumiyfi2evfhtefaf">
               <w:r>
                 <w:rPr>
                   <w:rFonts w:ascii="Arial" w:cs="Arial" w:eastAsia="Arial" w:hAnsi="Arial"/>
@@ -10514,7 +10532,7 @@
               <w:spacing w:after="10" w:before="0"/>
               <w:ind w:left="120"/>
             </w:pPr>
-            <w:hyperlink w:history="1" r:id="rIduzatfb9iyi8dfafngapmk">
+            <w:hyperlink w:history="1" r:id="rIdj4mdztxiwvwb6ud4ps_m4">
               <w:r>
                 <w:rPr>
                   <w:rFonts w:ascii="Arial" w:cs="Arial" w:eastAsia="Arial" w:hAnsi="Arial"/>
@@ -10722,7 +10740,7 @@
             <w:pPr>
               <w:spacing w:after="20" w:before="0"/>
             </w:pPr>
-            <w:hyperlink w:history="1" r:id="rIdonvh7hmzgazmyy0jtjjq8">
+            <w:hyperlink w:history="1" r:id="rIdcvltwt4qi0iqfp8vz8htt">
               <w:r>
                 <w:rPr>
                   <w:rFonts w:ascii="Arial" w:cs="Arial" w:eastAsia="Arial" w:hAnsi="Arial"/>
@@ -10755,7 +10773,7 @@
               <w:spacing w:after="10" w:before="0"/>
               <w:ind w:left="120"/>
             </w:pPr>
-            <w:hyperlink w:history="1" r:id="rId_y1mdfk03823xihiyrpqw">
+            <w:hyperlink w:history="1" r:id="rId2elig_vuwa23qmdkb7q08">
               <w:r>
                 <w:rPr>
                   <w:rFonts w:ascii="Arial" w:cs="Arial" w:eastAsia="Arial" w:hAnsi="Arial"/>
@@ -10800,7 +10818,7 @@
             <w:pPr>
               <w:spacing w:after="20" w:before="0"/>
             </w:pPr>
-            <w:hyperlink w:history="1" r:id="rIdy1p6lrtgd3whyobyvrdrv">
+            <w:hyperlink w:history="1" r:id="rIdd9kfnaafx06fitvvgjosg">
               <w:r>
                 <w:rPr>
                   <w:rFonts w:ascii="Arial" w:cs="Arial" w:eastAsia="Arial" w:hAnsi="Arial"/>
@@ -10833,7 +10851,7 @@
               <w:spacing w:after="10" w:before="0"/>
               <w:ind w:left="120"/>
             </w:pPr>
-            <w:hyperlink w:history="1" r:id="rId7y6itbh6vckwhg7xpj651">
+            <w:hyperlink w:history="1" r:id="rIdlwz24xijcuom9eoprx-xq">
               <w:r>
                 <w:rPr>
                   <w:rFonts w:ascii="Arial" w:cs="Arial" w:eastAsia="Arial" w:hAnsi="Arial"/>
@@ -11041,7 +11059,7 @@
             <w:pPr>
               <w:spacing w:after="20" w:before="0"/>
             </w:pPr>
-            <w:hyperlink w:history="1" r:id="rIdtrzm9h5kiagz-sbxik9wc">
+            <w:hyperlink w:history="1" r:id="rIdnybjvjy-t8mx5qfrzxqd0">
               <w:r>
                 <w:rPr>
                   <w:rFonts w:ascii="Arial" w:cs="Arial" w:eastAsia="Arial" w:hAnsi="Arial"/>
@@ -11074,7 +11092,7 @@
               <w:spacing w:after="10" w:before="0"/>
               <w:ind w:left="120"/>
             </w:pPr>
-            <w:hyperlink w:history="1" r:id="rIdgrnbocbmgvyj254_91yb_">
+            <w:hyperlink w:history="1" r:id="rIdn3u6gc42pwy3bjjvteqbt">
               <w:r>
                 <w:rPr>
                   <w:rFonts w:ascii="Arial" w:cs="Arial" w:eastAsia="Arial" w:hAnsi="Arial"/>
@@ -11119,7 +11137,7 @@
             <w:pPr>
               <w:spacing w:after="20" w:before="0"/>
             </w:pPr>
-            <w:hyperlink w:history="1" r:id="rIdmhn11orzhsnuqxkvlxnhd">
+            <w:hyperlink w:history="1" r:id="rIdnd9aghsm38dlhnen3y_ck">
               <w:r>
                 <w:rPr>
                   <w:rFonts w:ascii="Arial" w:cs="Arial" w:eastAsia="Arial" w:hAnsi="Arial"/>
@@ -11152,7 +11170,7 @@
               <w:spacing w:after="10" w:before="0"/>
               <w:ind w:left="120"/>
             </w:pPr>
-            <w:hyperlink w:history="1" r:id="rIdgxqeclpwi9oil1j8nak-5">
+            <w:hyperlink w:history="1" r:id="rIdqpakh8v_y6t03kngeob51">
               <w:r>
                 <w:rPr>
                   <w:rFonts w:ascii="Arial" w:cs="Arial" w:eastAsia="Arial" w:hAnsi="Arial"/>
@@ -12931,7 +12949,7 @@
             <w:pPr>
               <w:spacing w:after="20" w:before="0"/>
             </w:pPr>
-            <w:hyperlink w:history="1" r:id="rIdmp13onrygfwwja9rhgaex">
+            <w:hyperlink w:history="1" r:id="rIdsvyi7t8adbl1lt_xozfow">
               <w:r>
                 <w:rPr>
                   <w:rFonts w:ascii="Arial" w:cs="Arial" w:eastAsia="Arial" w:hAnsi="Arial"/>
@@ -12964,7 +12982,7 @@
               <w:spacing w:after="10" w:before="0"/>
               <w:ind w:left="120"/>
             </w:pPr>
-            <w:hyperlink w:history="1" r:id="rIdbsmh70vb3e9ylosko70ps">
+            <w:hyperlink w:history="1" r:id="rIdc8iutunmpsxbiftagtnvh">
               <w:r>
                 <w:rPr>
                   <w:rFonts w:ascii="Arial" w:cs="Arial" w:eastAsia="Arial" w:hAnsi="Arial"/>
@@ -13009,7 +13027,7 @@
             <w:pPr>
               <w:spacing w:after="20" w:before="0"/>
             </w:pPr>
-            <w:hyperlink w:history="1" r:id="rIdekxbuexrugbmsexwshmso">
+            <w:hyperlink w:history="1" r:id="rIds6ddy6vucno7odeole2id">
               <w:r>
                 <w:rPr>
                   <w:rFonts w:ascii="Arial" w:cs="Arial" w:eastAsia="Arial" w:hAnsi="Arial"/>
@@ -13042,7 +13060,7 @@
               <w:spacing w:after="10" w:before="0"/>
               <w:ind w:left="120"/>
             </w:pPr>
-            <w:hyperlink w:history="1" r:id="rIdpbgv-zz0vcj-oxassj-pd">
+            <w:hyperlink w:history="1" r:id="rIdufoicfxdur-wf4lzjotl6">
               <w:r>
                 <w:rPr>
                   <w:rFonts w:ascii="Arial" w:cs="Arial" w:eastAsia="Arial" w:hAnsi="Arial"/>
@@ -13250,7 +13268,7 @@
             <w:pPr>
               <w:spacing w:after="20" w:before="0"/>
             </w:pPr>
-            <w:hyperlink w:history="1" r:id="rIdi4uvbqtat83glcbpnpkld">
+            <w:hyperlink w:history="1" r:id="rId2f0oqmusjris9p4njkyof">
               <w:r>
                 <w:rPr>
                   <w:rFonts w:ascii="Arial" w:cs="Arial" w:eastAsia="Arial" w:hAnsi="Arial"/>
@@ -13283,7 +13301,7 @@
               <w:spacing w:after="10" w:before="0"/>
               <w:ind w:left="120"/>
             </w:pPr>
-            <w:hyperlink w:history="1" r:id="rIddtjhgxeslypw7ehtyj0e8">
+            <w:hyperlink w:history="1" r:id="rIdcaeqkm2lr6xtfiw3-j9wt">
               <w:r>
                 <w:rPr>
                   <w:rFonts w:ascii="Arial" w:cs="Arial" w:eastAsia="Arial" w:hAnsi="Arial"/>
@@ -13328,7 +13346,7 @@
             <w:pPr>
               <w:spacing w:after="20" w:before="0"/>
             </w:pPr>
-            <w:hyperlink w:history="1" r:id="rIdafavvqxgx1ls2xh6llkuv">
+            <w:hyperlink w:history="1" r:id="rIdeuge4hhigyhweaud3pot2">
               <w:r>
                 <w:rPr>
                   <w:rFonts w:ascii="Arial" w:cs="Arial" w:eastAsia="Arial" w:hAnsi="Arial"/>
@@ -13361,7 +13379,7 @@
               <w:spacing w:after="10" w:before="0"/>
               <w:ind w:left="120"/>
             </w:pPr>
-            <w:hyperlink w:history="1" r:id="rIdi-x_tinrqiizydv54udoz">
+            <w:hyperlink w:history="1" r:id="rId1zupcvdshat4nr1lzlb1f">
               <w:r>
                 <w:rPr>
                   <w:rFonts w:ascii="Arial" w:cs="Arial" w:eastAsia="Arial" w:hAnsi="Arial"/>
@@ -13569,7 +13587,7 @@
             <w:pPr>
               <w:spacing w:after="20" w:before="0"/>
             </w:pPr>
-            <w:hyperlink w:history="1" r:id="rIdjilyb3prbq8v6cqut6ufk">
+            <w:hyperlink w:history="1" r:id="rId8bhvb_vo77cbxeoa4otbj">
               <w:r>
                 <w:rPr>
                   <w:rFonts w:ascii="Arial" w:cs="Arial" w:eastAsia="Arial" w:hAnsi="Arial"/>
@@ -13602,7 +13620,7 @@
               <w:spacing w:after="10" w:before="0"/>
               <w:ind w:left="120"/>
             </w:pPr>
-            <w:hyperlink w:history="1" r:id="rIdwpmjoslt9ege8pq6fouvi">
+            <w:hyperlink w:history="1" r:id="rIdvv08dg6lfocmzdwgqqd3k">
               <w:r>
                 <w:rPr>
                   <w:rFonts w:ascii="Arial" w:cs="Arial" w:eastAsia="Arial" w:hAnsi="Arial"/>
@@ -13647,7 +13665,7 @@
             <w:pPr>
               <w:spacing w:after="20" w:before="0"/>
             </w:pPr>
-            <w:hyperlink w:history="1" r:id="rIdx0k2jxrlo3jgj5i7x3rzg">
+            <w:hyperlink w:history="1" r:id="rIdkfxzk7oqdyi866ihaguax">
               <w:r>
                 <w:rPr>
                   <w:rFonts w:ascii="Arial" w:cs="Arial" w:eastAsia="Arial" w:hAnsi="Arial"/>
@@ -13680,7 +13698,7 @@
               <w:spacing w:after="10" w:before="0"/>
               <w:ind w:left="120"/>
             </w:pPr>
-            <w:hyperlink w:history="1" r:id="rId3sbgfn3fz6qae-0buraxl">
+            <w:hyperlink w:history="1" r:id="rIdkrwrqhmkbdifrdy3iqsxr">
               <w:r>
                 <w:rPr>
                   <w:rFonts w:ascii="Arial" w:cs="Arial" w:eastAsia="Arial" w:hAnsi="Arial"/>
@@ -13888,7 +13906,7 @@
             <w:pPr>
               <w:spacing w:after="20" w:before="0"/>
             </w:pPr>
-            <w:hyperlink w:history="1" r:id="rIdawizzrtalfzruqwasgmst">
+            <w:hyperlink w:history="1" r:id="rIdnhzgwwfolhwvu8yq2gjpd">
               <w:r>
                 <w:rPr>
                   <w:rFonts w:ascii="Arial" w:cs="Arial" w:eastAsia="Arial" w:hAnsi="Arial"/>
@@ -13921,7 +13939,7 @@
               <w:spacing w:after="10" w:before="0"/>
               <w:ind w:left="120"/>
             </w:pPr>
-            <w:hyperlink w:history="1" r:id="rIdwbhhoxd_lgjy9rtzy2qqd">
+            <w:hyperlink w:history="1" r:id="rId3qnjeq1fuxkdpfmt6gb4e">
               <w:r>
                 <w:rPr>
                   <w:rFonts w:ascii="Arial" w:cs="Arial" w:eastAsia="Arial" w:hAnsi="Arial"/>
@@ -13966,7 +13984,7 @@
             <w:pPr>
               <w:spacing w:after="20" w:before="0"/>
             </w:pPr>
-            <w:hyperlink w:history="1" r:id="rIdmilr2xwrewzjdwcmq9ebn">
+            <w:hyperlink w:history="1" r:id="rIdshoxepexnfrbygkzz9vdo">
               <w:r>
                 <w:rPr>
                   <w:rFonts w:ascii="Arial" w:cs="Arial" w:eastAsia="Arial" w:hAnsi="Arial"/>
@@ -13999,7 +14017,7 @@
               <w:spacing w:after="10" w:before="0"/>
               <w:ind w:left="120"/>
             </w:pPr>
-            <w:hyperlink w:history="1" r:id="rIdtvowa1ouz-zqiakjaozyn">
+            <w:hyperlink w:history="1" r:id="rId4u8ktruaannhw9-7narlp">
               <w:r>
                 <w:rPr>
                   <w:rFonts w:ascii="Arial" w:cs="Arial" w:eastAsia="Arial" w:hAnsi="Arial"/>
@@ -14207,7 +14225,7 @@
             <w:pPr>
               <w:spacing w:after="20" w:before="0"/>
             </w:pPr>
-            <w:hyperlink w:history="1" r:id="rIdviphnokqsrnm9evvcmc92">
+            <w:hyperlink w:history="1" r:id="rId8y2qv4up9s0com55ljrqj">
               <w:r>
                 <w:rPr>
                   <w:rFonts w:ascii="Arial" w:cs="Arial" w:eastAsia="Arial" w:hAnsi="Arial"/>
@@ -14240,7 +14258,7 @@
               <w:spacing w:after="10" w:before="0"/>
               <w:ind w:left="120"/>
             </w:pPr>
-            <w:hyperlink w:history="1" r:id="rIddjqmn0alr23zxu5v9z3ea">
+            <w:hyperlink w:history="1" r:id="rIdjskrrpwi4i5leupwdx1su">
               <w:r>
                 <w:rPr>
                   <w:rFonts w:ascii="Arial" w:cs="Arial" w:eastAsia="Arial" w:hAnsi="Arial"/>
@@ -14285,7 +14303,7 @@
             <w:pPr>
               <w:spacing w:after="20" w:before="0"/>
             </w:pPr>
-            <w:hyperlink w:history="1" r:id="rId0br_4uven5vs4se1dizay">
+            <w:hyperlink w:history="1" r:id="rIdyvfefkrbeqbtbxmbbzlpf">
               <w:r>
                 <w:rPr>
                   <w:rFonts w:ascii="Arial" w:cs="Arial" w:eastAsia="Arial" w:hAnsi="Arial"/>
@@ -14318,7 +14336,7 @@
               <w:spacing w:after="10" w:before="0"/>
               <w:ind w:left="120"/>
             </w:pPr>
-            <w:hyperlink w:history="1" r:id="rIdpi0eymzg0pgbiodsoo8tg">
+            <w:hyperlink w:history="1" r:id="rIduxuievueelapr7zhtd4jw">
               <w:r>
                 <w:rPr>
                   <w:rFonts w:ascii="Arial" w:cs="Arial" w:eastAsia="Arial" w:hAnsi="Arial"/>
@@ -16097,7 +16115,7 @@
             <w:pPr>
               <w:spacing w:after="20" w:before="0"/>
             </w:pPr>
-            <w:hyperlink w:history="1" r:id="rIdpc5x6mta3j580fw-blkzl">
+            <w:hyperlink w:history="1" r:id="rIdzqmoy9ltykv_nz8diu6be">
               <w:r>
                 <w:rPr>
                   <w:rFonts w:ascii="Arial" w:cs="Arial" w:eastAsia="Arial" w:hAnsi="Arial"/>
@@ -16130,7 +16148,7 @@
               <w:spacing w:after="10" w:before="0"/>
               <w:ind w:left="120"/>
             </w:pPr>
-            <w:hyperlink w:history="1" r:id="rIdl6vq48tdlrdppyggalywy">
+            <w:hyperlink w:history="1" r:id="rIdpfit7fg3ucnrq4iufv9z-">
               <w:r>
                 <w:rPr>
                   <w:rFonts w:ascii="Arial" w:cs="Arial" w:eastAsia="Arial" w:hAnsi="Arial"/>
@@ -16175,7 +16193,7 @@
             <w:pPr>
               <w:spacing w:after="20" w:before="0"/>
             </w:pPr>
-            <w:hyperlink w:history="1" r:id="rIdjduztpq80mvzdctha8a-7">
+            <w:hyperlink w:history="1" r:id="rIdpdqpezzwwe9qle82mq0ud">
               <w:r>
                 <w:rPr>
                   <w:rFonts w:ascii="Arial" w:cs="Arial" w:eastAsia="Arial" w:hAnsi="Arial"/>
@@ -16208,7 +16226,7 @@
               <w:spacing w:after="10" w:before="0"/>
               <w:ind w:left="120"/>
             </w:pPr>
-            <w:hyperlink w:history="1" r:id="rIdthgrcp5suxdteftoa0xss">
+            <w:hyperlink w:history="1" r:id="rIdcteyqeubyl1yblfbsedxb">
               <w:r>
                 <w:rPr>
                   <w:rFonts w:ascii="Arial" w:cs="Arial" w:eastAsia="Arial" w:hAnsi="Arial"/>
@@ -16416,7 +16434,7 @@
             <w:pPr>
               <w:spacing w:after="20" w:before="0"/>
             </w:pPr>
-            <w:hyperlink w:history="1" r:id="rId2zgltuqgflqlj_mjzymhn">
+            <w:hyperlink w:history="1" r:id="rIdswxvxcewjn4zm_9az3y_w">
               <w:r>
                 <w:rPr>
                   <w:rFonts w:ascii="Arial" w:cs="Arial" w:eastAsia="Arial" w:hAnsi="Arial"/>
@@ -16449,7 +16467,7 @@
               <w:spacing w:after="10" w:before="0"/>
               <w:ind w:left="120"/>
             </w:pPr>
-            <w:hyperlink w:history="1" r:id="rIdpkenqdwloch_dicczns7m">
+            <w:hyperlink w:history="1" r:id="rIdzbmbumh3z7nx9oxji36uv">
               <w:r>
                 <w:rPr>
                   <w:rFonts w:ascii="Arial" w:cs="Arial" w:eastAsia="Arial" w:hAnsi="Arial"/>
@@ -16494,7 +16512,7 @@
             <w:pPr>
               <w:spacing w:after="20" w:before="0"/>
             </w:pPr>
-            <w:hyperlink w:history="1" r:id="rIdfvr7s8gm0cowu33i6nndn">
+            <w:hyperlink w:history="1" r:id="rIdugq5aga9f-lhnw3_l5jva">
               <w:r>
                 <w:rPr>
                   <w:rFonts w:ascii="Arial" w:cs="Arial" w:eastAsia="Arial" w:hAnsi="Arial"/>
@@ -16527,7 +16545,7 @@
               <w:spacing w:after="10" w:before="0"/>
               <w:ind w:left="120"/>
             </w:pPr>
-            <w:hyperlink w:history="1" r:id="rIdfiwgvm4ectk0pdg8tykir">
+            <w:hyperlink w:history="1" r:id="rIddslhprwhsudlxxvz0d2qg">
               <w:r>
                 <w:rPr>
                   <w:rFonts w:ascii="Arial" w:cs="Arial" w:eastAsia="Arial" w:hAnsi="Arial"/>
@@ -16735,7 +16753,7 @@
             <w:pPr>
               <w:spacing w:after="20" w:before="0"/>
             </w:pPr>
-            <w:hyperlink w:history="1" r:id="rId-cv9ovut0nche72z46krj">
+            <w:hyperlink w:history="1" r:id="rIdsnv77gdr2apthzzwu_1xo">
               <w:r>
                 <w:rPr>
                   <w:rFonts w:ascii="Arial" w:cs="Arial" w:eastAsia="Arial" w:hAnsi="Arial"/>
@@ -16768,7 +16786,7 @@
               <w:spacing w:after="10" w:before="0"/>
               <w:ind w:left="120"/>
             </w:pPr>
-            <w:hyperlink w:history="1" r:id="rIdm-dxfs5-m3rfx4dce4rvb">
+            <w:hyperlink w:history="1" r:id="rIdb4etite70wmtli4k_buz7">
               <w:r>
                 <w:rPr>
                   <w:rFonts w:ascii="Arial" w:cs="Arial" w:eastAsia="Arial" w:hAnsi="Arial"/>
@@ -16813,7 +16831,7 @@
             <w:pPr>
               <w:spacing w:after="20" w:before="0"/>
             </w:pPr>
-            <w:hyperlink w:history="1" r:id="rIdu1a8ocpjjpsh6ncb3jj-f">
+            <w:hyperlink w:history="1" r:id="rIdcf2dbjqkjur6rzipbtme3">
               <w:r>
                 <w:rPr>
                   <w:rFonts w:ascii="Arial" w:cs="Arial" w:eastAsia="Arial" w:hAnsi="Arial"/>
@@ -16846,7 +16864,7 @@
               <w:spacing w:after="10" w:before="0"/>
               <w:ind w:left="120"/>
             </w:pPr>
-            <w:hyperlink w:history="1" r:id="rId7woexmzqgnwvkrmzyqncr">
+            <w:hyperlink w:history="1" r:id="rIdg2djz6owcwd4x4udavfcz">
               <w:r>
                 <w:rPr>
                   <w:rFonts w:ascii="Arial" w:cs="Arial" w:eastAsia="Arial" w:hAnsi="Arial"/>
@@ -17054,7 +17072,7 @@
             <w:pPr>
               <w:spacing w:after="20" w:before="0"/>
             </w:pPr>
-            <w:hyperlink w:history="1" r:id="rIdusewndfkicwtzcszo3s2y">
+            <w:hyperlink w:history="1" r:id="rId1bguvd_jukgkkx0bshshd">
               <w:r>
                 <w:rPr>
                   <w:rFonts w:ascii="Arial" w:cs="Arial" w:eastAsia="Arial" w:hAnsi="Arial"/>
@@ -17087,7 +17105,7 @@
               <w:spacing w:after="10" w:before="0"/>
               <w:ind w:left="120"/>
             </w:pPr>
-            <w:hyperlink w:history="1" r:id="rIde3dqnar5idb3xdzc4_jgx">
+            <w:hyperlink w:history="1" r:id="rId9n7yknqsc08kdd6raaiew">
               <w:r>
                 <w:rPr>
                   <w:rFonts w:ascii="Arial" w:cs="Arial" w:eastAsia="Arial" w:hAnsi="Arial"/>
@@ -17132,7 +17150,7 @@
             <w:pPr>
               <w:spacing w:after="20" w:before="0"/>
             </w:pPr>
-            <w:hyperlink w:history="1" r:id="rIdmyrrnxnr0bhcnk8jon3wb">
+            <w:hyperlink w:history="1" r:id="rIdgqtxovrbyfcgpet2uurdz">
               <w:r>
                 <w:rPr>
                   <w:rFonts w:ascii="Arial" w:cs="Arial" w:eastAsia="Arial" w:hAnsi="Arial"/>
@@ -17165,7 +17183,7 @@
               <w:spacing w:after="10" w:before="0"/>
               <w:ind w:left="120"/>
             </w:pPr>
-            <w:hyperlink w:history="1" r:id="rIdl_3g59c37toulkt60hmoe">
+            <w:hyperlink w:history="1" r:id="rIdoiznt8x5pxxphbshdsyk8">
               <w:r>
                 <w:rPr>
                   <w:rFonts w:ascii="Arial" w:cs="Arial" w:eastAsia="Arial" w:hAnsi="Arial"/>
@@ -17373,7 +17391,7 @@
             <w:pPr>
               <w:spacing w:after="20" w:before="0"/>
             </w:pPr>
-            <w:hyperlink w:history="1" r:id="rId6zw38sjjtc_tdrtwckaya">
+            <w:hyperlink w:history="1" r:id="rIdd-gvpq90hido100f6oi_o">
               <w:r>
                 <w:rPr>
                   <w:rFonts w:ascii="Arial" w:cs="Arial" w:eastAsia="Arial" w:hAnsi="Arial"/>
@@ -17406,7 +17424,7 @@
               <w:spacing w:after="10" w:before="0"/>
               <w:ind w:left="120"/>
             </w:pPr>
-            <w:hyperlink w:history="1" r:id="rIdkbudekl5lrvk7olmbp7rk">
+            <w:hyperlink w:history="1" r:id="rIdinmdz1qwh38liyqiuyh3r">
               <w:r>
                 <w:rPr>
                   <w:rFonts w:ascii="Arial" w:cs="Arial" w:eastAsia="Arial" w:hAnsi="Arial"/>
@@ -17451,7 +17469,7 @@
             <w:pPr>
               <w:spacing w:after="20" w:before="0"/>
             </w:pPr>
-            <w:hyperlink w:history="1" r:id="rIduwoeeyj3tkwkzesr5ndj-">
+            <w:hyperlink w:history="1" r:id="rIdspbb_ud1knm2qh2egj-xa">
               <w:r>
                 <w:rPr>
                   <w:rFonts w:ascii="Arial" w:cs="Arial" w:eastAsia="Arial" w:hAnsi="Arial"/>
@@ -17484,7 +17502,7 @@
               <w:spacing w:after="10" w:before="0"/>
               <w:ind w:left="120"/>
             </w:pPr>
-            <w:hyperlink w:history="1" r:id="rIdkazzp0tghjditg1vygjpe">
+            <w:hyperlink w:history="1" r:id="rId956bene-opetgyiddia8m">
               <w:r>
                 <w:rPr>
                   <w:rFonts w:ascii="Arial" w:cs="Arial" w:eastAsia="Arial" w:hAnsi="Arial"/>
@@ -19263,7 +19281,7 @@
             <w:pPr>
               <w:spacing w:after="20" w:before="0"/>
             </w:pPr>
-            <w:hyperlink w:history="1" r:id="rIdumc4k6ytyxmvc3qetxjg_">
+            <w:hyperlink w:history="1" r:id="rIdgczatw6xysfhey4vs1mem">
               <w:r>
                 <w:rPr>
                   <w:rFonts w:ascii="Arial" w:cs="Arial" w:eastAsia="Arial" w:hAnsi="Arial"/>
@@ -19296,7 +19314,7 @@
               <w:spacing w:after="10" w:before="0"/>
               <w:ind w:left="120"/>
             </w:pPr>
-            <w:hyperlink w:history="1" r:id="rId-tsqudxmmvsmvabddc4zl">
+            <w:hyperlink w:history="1" r:id="rIdhauxm4tosq6pkglwvap04">
               <w:r>
                 <w:rPr>
                   <w:rFonts w:ascii="Arial" w:cs="Arial" w:eastAsia="Arial" w:hAnsi="Arial"/>
@@ -19341,7 +19359,7 @@
             <w:pPr>
               <w:spacing w:after="20" w:before="0"/>
             </w:pPr>
-            <w:hyperlink w:history="1" r:id="rIdr5lxnby3lgcluogeqroef">
+            <w:hyperlink w:history="1" r:id="rIdlpqwx4lagqt-h7xvmrmel">
               <w:r>
                 <w:rPr>
                   <w:rFonts w:ascii="Arial" w:cs="Arial" w:eastAsia="Arial" w:hAnsi="Arial"/>
@@ -19374,7 +19392,7 @@
               <w:spacing w:after="10" w:before="0"/>
               <w:ind w:left="120"/>
             </w:pPr>
-            <w:hyperlink w:history="1" r:id="rIdmgpv88w5rqc57zcisx7au">
+            <w:hyperlink w:history="1" r:id="rId3vjmtbih_lb_ypft5bemk">
               <w:r>
                 <w:rPr>
                   <w:rFonts w:ascii="Arial" w:cs="Arial" w:eastAsia="Arial" w:hAnsi="Arial"/>
@@ -19582,7 +19600,7 @@
             <w:pPr>
               <w:spacing w:after="20" w:before="0"/>
             </w:pPr>
-            <w:hyperlink w:history="1" r:id="rIdqsf8otvjs47e5nz4pqwat">
+            <w:hyperlink w:history="1" r:id="rIdnszfk_3opwrfdmuwhpgnn">
               <w:r>
                 <w:rPr>
                   <w:rFonts w:ascii="Arial" w:cs="Arial" w:eastAsia="Arial" w:hAnsi="Arial"/>
@@ -19615,7 +19633,7 @@
               <w:spacing w:after="10" w:before="0"/>
               <w:ind w:left="120"/>
             </w:pPr>
-            <w:hyperlink w:history="1" r:id="rId224a1vgcd4ki3jto0mnrh">
+            <w:hyperlink w:history="1" r:id="rIdf3-0fpvl3_lsrzhfgotyb">
               <w:r>
                 <w:rPr>
                   <w:rFonts w:ascii="Arial" w:cs="Arial" w:eastAsia="Arial" w:hAnsi="Arial"/>
@@ -19660,7 +19678,7 @@
             <w:pPr>
               <w:spacing w:after="20" w:before="0"/>
             </w:pPr>
-            <w:hyperlink w:history="1" r:id="rIdlvkszga5ob736celehufj">
+            <w:hyperlink w:history="1" r:id="rId0c5hmkfeovg4tqbgrt5ee">
               <w:r>
                 <w:rPr>
                   <w:rFonts w:ascii="Arial" w:cs="Arial" w:eastAsia="Arial" w:hAnsi="Arial"/>
@@ -19693,7 +19711,7 @@
               <w:spacing w:after="10" w:before="0"/>
               <w:ind w:left="120"/>
             </w:pPr>
-            <w:hyperlink w:history="1" r:id="rIdk-q_hjcpehlmlfgrjvjr3">
+            <w:hyperlink w:history="1" r:id="rIdyitowhiolyy27jfngpohj">
               <w:r>
                 <w:rPr>
                   <w:rFonts w:ascii="Arial" w:cs="Arial" w:eastAsia="Arial" w:hAnsi="Arial"/>
@@ -19901,7 +19919,7 @@
             <w:pPr>
               <w:spacing w:after="20" w:before="0"/>
             </w:pPr>
-            <w:hyperlink w:history="1" r:id="rIdicuuujfoodlp_ardqumph">
+            <w:hyperlink w:history="1" r:id="rIdzpxxmlcmmfwnuadlg9p4a">
               <w:r>
                 <w:rPr>
                   <w:rFonts w:ascii="Arial" w:cs="Arial" w:eastAsia="Arial" w:hAnsi="Arial"/>
@@ -19934,7 +19952,7 @@
               <w:spacing w:after="10" w:before="0"/>
               <w:ind w:left="120"/>
             </w:pPr>
-            <w:hyperlink w:history="1" r:id="rIdxzn66m30snvmnpfafb3nq">
+            <w:hyperlink w:history="1" r:id="rIdrcnstza59zrbgidkxr826">
               <w:r>
                 <w:rPr>
                   <w:rFonts w:ascii="Arial" w:cs="Arial" w:eastAsia="Arial" w:hAnsi="Arial"/>
@@ -19979,7 +19997,7 @@
             <w:pPr>
               <w:spacing w:after="20" w:before="0"/>
             </w:pPr>
-            <w:hyperlink w:history="1" r:id="rIdvshv1oqxrcvtwfnw1qfml">
+            <w:hyperlink w:history="1" r:id="rIdea4fosgj-jleszpxkt4uz">
               <w:r>
                 <w:rPr>
                   <w:rFonts w:ascii="Arial" w:cs="Arial" w:eastAsia="Arial" w:hAnsi="Arial"/>
@@ -20012,7 +20030,7 @@
               <w:spacing w:after="10" w:before="0"/>
               <w:ind w:left="120"/>
             </w:pPr>
-            <w:hyperlink w:history="1" r:id="rIdtauo38kpmcwtydgxbmltx">
+            <w:hyperlink w:history="1" r:id="rIdfonmc3o6isc--yfy4ybfv">
               <w:r>
                 <w:rPr>
                   <w:rFonts w:ascii="Arial" w:cs="Arial" w:eastAsia="Arial" w:hAnsi="Arial"/>
@@ -20220,7 +20238,7 @@
             <w:pPr>
               <w:spacing w:after="20" w:before="0"/>
             </w:pPr>
-            <w:hyperlink w:history="1" r:id="rIdbbhcdzrnze5_yokpg6rgm">
+            <w:hyperlink w:history="1" r:id="rIdfko-ta-yaz0ad7_mcqtef">
               <w:r>
                 <w:rPr>
                   <w:rFonts w:ascii="Arial" w:cs="Arial" w:eastAsia="Arial" w:hAnsi="Arial"/>
@@ -20253,7 +20271,7 @@
               <w:spacing w:after="10" w:before="0"/>
               <w:ind w:left="120"/>
             </w:pPr>
-            <w:hyperlink w:history="1" r:id="rIddsxqxvw1ba4iqehsqyric">
+            <w:hyperlink w:history="1" r:id="rId0i8bkag62ddkcliyvznnd">
               <w:r>
                 <w:rPr>
                   <w:rFonts w:ascii="Arial" w:cs="Arial" w:eastAsia="Arial" w:hAnsi="Arial"/>
@@ -20298,7 +20316,7 @@
             <w:pPr>
               <w:spacing w:after="20" w:before="0"/>
             </w:pPr>
-            <w:hyperlink w:history="1" r:id="rIdfee3oodjebvpv-bjhnrix">
+            <w:hyperlink w:history="1" r:id="rIdqcf2p7gvgl5ouaief4jxc">
               <w:r>
                 <w:rPr>
                   <w:rFonts w:ascii="Arial" w:cs="Arial" w:eastAsia="Arial" w:hAnsi="Arial"/>
@@ -20331,7 +20349,7 @@
               <w:spacing w:after="10" w:before="0"/>
               <w:ind w:left="120"/>
             </w:pPr>
-            <w:hyperlink w:history="1" r:id="rIdayd4x-ltiu9est-wtuznj">
+            <w:hyperlink w:history="1" r:id="rIdqi6d7uojqbsv1hv_ft1ah">
               <w:r>
                 <w:rPr>
                   <w:rFonts w:ascii="Arial" w:cs="Arial" w:eastAsia="Arial" w:hAnsi="Arial"/>
@@ -20539,7 +20557,7 @@
             <w:pPr>
               <w:spacing w:after="20" w:before="0"/>
             </w:pPr>
-            <w:hyperlink w:history="1" r:id="rIdmj_4ffxei_k_djiygs7zn">
+            <w:hyperlink w:history="1" r:id="rIdf-cxdrszerebpfzgtizb6">
               <w:r>
                 <w:rPr>
                   <w:rFonts w:ascii="Arial" w:cs="Arial" w:eastAsia="Arial" w:hAnsi="Arial"/>
@@ -20572,7 +20590,7 @@
               <w:spacing w:after="10" w:before="0"/>
               <w:ind w:left="120"/>
             </w:pPr>
-            <w:hyperlink w:history="1" r:id="rIde1mujv3o3vcwevgq6kfjs">
+            <w:hyperlink w:history="1" r:id="rIdmlujeacw2ultynjun7fjd">
               <w:r>
                 <w:rPr>
                   <w:rFonts w:ascii="Arial" w:cs="Arial" w:eastAsia="Arial" w:hAnsi="Arial"/>
@@ -20617,7 +20635,7 @@
             <w:pPr>
               <w:spacing w:after="20" w:before="0"/>
             </w:pPr>
-            <w:hyperlink w:history="1" r:id="rIdo2m5kbw9hjc5otllkudfc">
+            <w:hyperlink w:history="1" r:id="rIdjyley_xmgadshyz4mu7tv">
               <w:r>
                 <w:rPr>
                   <w:rFonts w:ascii="Arial" w:cs="Arial" w:eastAsia="Arial" w:hAnsi="Arial"/>
@@ -20650,7 +20668,7 @@
               <w:spacing w:after="10" w:before="0"/>
               <w:ind w:left="120"/>
             </w:pPr>
-            <w:hyperlink w:history="1" r:id="rIdqnxcdslp58sfrpm8056tx">
+            <w:hyperlink w:history="1" r:id="rId39o4silrnwehz8jbeb-ch">
               <w:r>
                 <w:rPr>
                   <w:rFonts w:ascii="Arial" w:cs="Arial" w:eastAsia="Arial" w:hAnsi="Arial"/>
@@ -22429,7 +22447,7 @@
             <w:pPr>
               <w:spacing w:after="20" w:before="0"/>
             </w:pPr>
-            <w:hyperlink w:history="1" r:id="rIdlbihfot1qbddjtbyfgspj">
+            <w:hyperlink w:history="1" r:id="rIdom8n_wposvuh0bn3m70o9">
               <w:r>
                 <w:rPr>
                   <w:rFonts w:ascii="Arial" w:cs="Arial" w:eastAsia="Arial" w:hAnsi="Arial"/>
@@ -22462,7 +22480,7 @@
               <w:spacing w:after="10" w:before="0"/>
               <w:ind w:left="120"/>
             </w:pPr>
-            <w:hyperlink w:history="1" r:id="rIdc3cdmce2yas-ox72gs-lx">
+            <w:hyperlink w:history="1" r:id="rIda0uwq_x6y9w1jxdikhbem">
               <w:r>
                 <w:rPr>
                   <w:rFonts w:ascii="Arial" w:cs="Arial" w:eastAsia="Arial" w:hAnsi="Arial"/>
@@ -22507,7 +22525,7 @@
             <w:pPr>
               <w:spacing w:after="20" w:before="0"/>
             </w:pPr>
-            <w:hyperlink w:history="1" r:id="rIdalujwi0pts1iblhzcxcot">
+            <w:hyperlink w:history="1" r:id="rId8sz1ugsfrd_yikv_6qjlu">
               <w:r>
                 <w:rPr>
                   <w:rFonts w:ascii="Arial" w:cs="Arial" w:eastAsia="Arial" w:hAnsi="Arial"/>
@@ -22540,7 +22558,7 @@
               <w:spacing w:after="10" w:before="0"/>
               <w:ind w:left="120"/>
             </w:pPr>
-            <w:hyperlink w:history="1" r:id="rIdibtdzfrtnp6-xnrfa-eeu">
+            <w:hyperlink w:history="1" r:id="rIdghmfuen0zhx9iliggyffx">
               <w:r>
                 <w:rPr>
                   <w:rFonts w:ascii="Arial" w:cs="Arial" w:eastAsia="Arial" w:hAnsi="Arial"/>
@@ -22748,7 +22766,7 @@
             <w:pPr>
               <w:spacing w:after="20" w:before="0"/>
             </w:pPr>
-            <w:hyperlink w:history="1" r:id="rId-ygvxjg8uugjaipltynnq">
+            <w:hyperlink w:history="1" r:id="rIdjzuju8nxjlpmbge4sdfy4">
               <w:r>
                 <w:rPr>
                   <w:rFonts w:ascii="Arial" w:cs="Arial" w:eastAsia="Arial" w:hAnsi="Arial"/>
@@ -22781,7 +22799,7 @@
               <w:spacing w:after="10" w:before="0"/>
               <w:ind w:left="120"/>
             </w:pPr>
-            <w:hyperlink w:history="1" r:id="rIdekqzwktfgbyenens8snqr">
+            <w:hyperlink w:history="1" r:id="rIdpi2zwuafbdzbjcogwrgso">
               <w:r>
                 <w:rPr>
                   <w:rFonts w:ascii="Arial" w:cs="Arial" w:eastAsia="Arial" w:hAnsi="Arial"/>
@@ -22826,7 +22844,7 @@
             <w:pPr>
               <w:spacing w:after="20" w:before="0"/>
             </w:pPr>
-            <w:hyperlink w:history="1" r:id="rId-lbvvoonat4lbwf8gwtgd">
+            <w:hyperlink w:history="1" r:id="rIdkl141klfrcerzt9pikrmx">
               <w:r>
                 <w:rPr>
                   <w:rFonts w:ascii="Arial" w:cs="Arial" w:eastAsia="Arial" w:hAnsi="Arial"/>
@@ -22859,7 +22877,7 @@
               <w:spacing w:after="10" w:before="0"/>
               <w:ind w:left="120"/>
             </w:pPr>
-            <w:hyperlink w:history="1" r:id="rIdzfo4fv46gmgtucnkfrgmx">
+            <w:hyperlink w:history="1" r:id="rIdulje1nmt_9mi-sdfqs-9j">
               <w:r>
                 <w:rPr>
                   <w:rFonts w:ascii="Arial" w:cs="Arial" w:eastAsia="Arial" w:hAnsi="Arial"/>
@@ -23067,7 +23085,7 @@
             <w:pPr>
               <w:spacing w:after="20" w:before="0"/>
             </w:pPr>
-            <w:hyperlink w:history="1" r:id="rIdzhdcqrj786knuwr9v6iv7">
+            <w:hyperlink w:history="1" r:id="rIdpb3vahtc4hymdtqefpit0">
               <w:r>
                 <w:rPr>
                   <w:rFonts w:ascii="Arial" w:cs="Arial" w:eastAsia="Arial" w:hAnsi="Arial"/>
@@ -23100,7 +23118,7 @@
               <w:spacing w:after="10" w:before="0"/>
               <w:ind w:left="120"/>
             </w:pPr>
-            <w:hyperlink w:history="1" r:id="rIdnoepoz7wsdd6h2odpsbq-">
+            <w:hyperlink w:history="1" r:id="rIdtqxhhnk0mz-a46calnlap">
               <w:r>
                 <w:rPr>
                   <w:rFonts w:ascii="Arial" w:cs="Arial" w:eastAsia="Arial" w:hAnsi="Arial"/>
@@ -23145,7 +23163,7 @@
             <w:pPr>
               <w:spacing w:after="20" w:before="0"/>
             </w:pPr>
-            <w:hyperlink w:history="1" r:id="rIdpcsu5mi0aikuu2yrmo-ky">
+            <w:hyperlink w:history="1" r:id="rId0jjdz0kig78juk7realrg">
               <w:r>
                 <w:rPr>
                   <w:rFonts w:ascii="Arial" w:cs="Arial" w:eastAsia="Arial" w:hAnsi="Arial"/>
@@ -23178,7 +23196,7 @@
               <w:spacing w:after="10" w:before="0"/>
               <w:ind w:left="120"/>
             </w:pPr>
-            <w:hyperlink w:history="1" r:id="rIdb26vd5yu-fju6tnx6qnb_">
+            <w:hyperlink w:history="1" r:id="rId66th6ujxkvkqgnf_pxdzi">
               <w:r>
                 <w:rPr>
                   <w:rFonts w:ascii="Arial" w:cs="Arial" w:eastAsia="Arial" w:hAnsi="Arial"/>
@@ -23386,7 +23404,7 @@
             <w:pPr>
               <w:spacing w:after="20" w:before="0"/>
             </w:pPr>
-            <w:hyperlink w:history="1" r:id="rId3ungzaazarduszlpil8lf">
+            <w:hyperlink w:history="1" r:id="rIdvqvnect-tmc7i1uk3-omq">
               <w:r>
                 <w:rPr>
                   <w:rFonts w:ascii="Arial" w:cs="Arial" w:eastAsia="Arial" w:hAnsi="Arial"/>
@@ -23419,7 +23437,7 @@
               <w:spacing w:after="10" w:before="0"/>
               <w:ind w:left="120"/>
             </w:pPr>
-            <w:hyperlink w:history="1" r:id="rIdp2_bmmltglg5ppszlxi4k">
+            <w:hyperlink w:history="1" r:id="rIddymg3gcypq1-b6y-4ytkg">
               <w:r>
                 <w:rPr>
                   <w:rFonts w:ascii="Arial" w:cs="Arial" w:eastAsia="Arial" w:hAnsi="Arial"/>
@@ -23464,7 +23482,7 @@
             <w:pPr>
               <w:spacing w:after="20" w:before="0"/>
             </w:pPr>
-            <w:hyperlink w:history="1" r:id="rIddzzl4fxyqrjnw3wkffrk7">
+            <w:hyperlink w:history="1" r:id="rIdjohgwc5-whkzvnma4mwdl">
               <w:r>
                 <w:rPr>
                   <w:rFonts w:ascii="Arial" w:cs="Arial" w:eastAsia="Arial" w:hAnsi="Arial"/>
@@ -23497,7 +23515,7 @@
               <w:spacing w:after="10" w:before="0"/>
               <w:ind w:left="120"/>
             </w:pPr>
-            <w:hyperlink w:history="1" r:id="rIds5n4hftvcedv7cxczfwc1">
+            <w:hyperlink w:history="1" r:id="rIdcljuzezflnfwq2l3ois3l">
               <w:r>
                 <w:rPr>
                   <w:rFonts w:ascii="Arial" w:cs="Arial" w:eastAsia="Arial" w:hAnsi="Arial"/>
@@ -23705,7 +23723,7 @@
             <w:pPr>
               <w:spacing w:after="20" w:before="0"/>
             </w:pPr>
-            <w:hyperlink w:history="1" r:id="rIdomzltkbzdyj0hlnx-eg-c">
+            <w:hyperlink w:history="1" r:id="rIdyskxhcyd-rbymvsbfhi_h">
               <w:r>
                 <w:rPr>
                   <w:rFonts w:ascii="Arial" w:cs="Arial" w:eastAsia="Arial" w:hAnsi="Arial"/>
@@ -23738,7 +23756,7 @@
               <w:spacing w:after="10" w:before="0"/>
               <w:ind w:left="120"/>
             </w:pPr>
-            <w:hyperlink w:history="1" r:id="rId6xpavsraw0f6dub2l_nwi">
+            <w:hyperlink w:history="1" r:id="rIddyatgamzjqhaojsvb4kio">
               <w:r>
                 <w:rPr>
                   <w:rFonts w:ascii="Arial" w:cs="Arial" w:eastAsia="Arial" w:hAnsi="Arial"/>
@@ -23783,7 +23801,7 @@
             <w:pPr>
               <w:spacing w:after="20" w:before="0"/>
             </w:pPr>
-            <w:hyperlink w:history="1" r:id="rIdiiztc41lr_xlqita4ozto">
+            <w:hyperlink w:history="1" r:id="rId3dmnvkhfrgzhpjqlb5zjz">
               <w:r>
                 <w:rPr>
                   <w:rFonts w:ascii="Arial" w:cs="Arial" w:eastAsia="Arial" w:hAnsi="Arial"/>
@@ -23816,7 +23834,7 @@
               <w:spacing w:after="10" w:before="0"/>
               <w:ind w:left="120"/>
             </w:pPr>
-            <w:hyperlink w:history="1" r:id="rId35qkdngi486zvtxhdr0go">
+            <w:hyperlink w:history="1" r:id="rIdz9pa_9wvfq_fdxd4uwe8z">
               <w:r>
                 <w:rPr>
                   <w:rFonts w:ascii="Arial" w:cs="Arial" w:eastAsia="Arial" w:hAnsi="Arial"/>
@@ -25595,7 +25613,7 @@
             <w:pPr>
               <w:spacing w:after="20" w:before="0"/>
             </w:pPr>
-            <w:hyperlink w:history="1" r:id="rIdqgug6drdlzrgcuona6xwt">
+            <w:hyperlink w:history="1" r:id="rIdm8ejnc-0g8pmdyrt_tje4">
               <w:r>
                 <w:rPr>
                   <w:rFonts w:ascii="Arial" w:cs="Arial" w:eastAsia="Arial" w:hAnsi="Arial"/>
@@ -25628,7 +25646,7 @@
               <w:spacing w:after="10" w:before="0"/>
               <w:ind w:left="120"/>
             </w:pPr>
-            <w:hyperlink w:history="1" r:id="rId_y9mmb7l5lqn-z3d7dpi5">
+            <w:hyperlink w:history="1" r:id="rIdgkz0whv6bpdbwjuif21dq">
               <w:r>
                 <w:rPr>
                   <w:rFonts w:ascii="Arial" w:cs="Arial" w:eastAsia="Arial" w:hAnsi="Arial"/>
@@ -25673,7 +25691,7 @@
             <w:pPr>
               <w:spacing w:after="20" w:before="0"/>
             </w:pPr>
-            <w:hyperlink w:history="1" r:id="rIdovzwi91cnuefeswcery5u">
+            <w:hyperlink w:history="1" r:id="rIddl4udmb_jofqfi7e4ewlw">
               <w:r>
                 <w:rPr>
                   <w:rFonts w:ascii="Arial" w:cs="Arial" w:eastAsia="Arial" w:hAnsi="Arial"/>
@@ -25706,7 +25724,7 @@
               <w:spacing w:after="10" w:before="0"/>
               <w:ind w:left="120"/>
             </w:pPr>
-            <w:hyperlink w:history="1" r:id="rIdioqzk8f91teqpni6easfj">
+            <w:hyperlink w:history="1" r:id="rIdasdvlthtvczzrvesihxu6">
               <w:r>
                 <w:rPr>
                   <w:rFonts w:ascii="Arial" w:cs="Arial" w:eastAsia="Arial" w:hAnsi="Arial"/>
@@ -25914,7 +25932,7 @@
             <w:pPr>
               <w:spacing w:after="20" w:before="0"/>
             </w:pPr>
-            <w:hyperlink w:history="1" r:id="rIdht-952-c7_an57ghbz5ym">
+            <w:hyperlink w:history="1" r:id="rIdrfl6-i0xx_sxpibptwmdh">
               <w:r>
                 <w:rPr>
                   <w:rFonts w:ascii="Arial" w:cs="Arial" w:eastAsia="Arial" w:hAnsi="Arial"/>
@@ -25947,7 +25965,7 @@
               <w:spacing w:after="10" w:before="0"/>
               <w:ind w:left="120"/>
             </w:pPr>
-            <w:hyperlink w:history="1" r:id="rIdjaelwvnubivoyw4evgqye">
+            <w:hyperlink w:history="1" r:id="rIdihmg7nj8xdxghftrgeexw">
               <w:r>
                 <w:rPr>
                   <w:rFonts w:ascii="Arial" w:cs="Arial" w:eastAsia="Arial" w:hAnsi="Arial"/>
@@ -25992,7 +26010,7 @@
             <w:pPr>
               <w:spacing w:after="20" w:before="0"/>
             </w:pPr>
-            <w:hyperlink w:history="1" r:id="rId1pc4yly_ipa6vni8kj-o5">
+            <w:hyperlink w:history="1" r:id="rIdsnirtmg7hjgihmysixspw">
               <w:r>
                 <w:rPr>
                   <w:rFonts w:ascii="Arial" w:cs="Arial" w:eastAsia="Arial" w:hAnsi="Arial"/>
@@ -26025,7 +26043,7 @@
               <w:spacing w:after="10" w:before="0"/>
               <w:ind w:left="120"/>
             </w:pPr>
-            <w:hyperlink w:history="1" r:id="rIdgp78w6wnm6bgau1aaoxjx">
+            <w:hyperlink w:history="1" r:id="rIddnbhepjlvsw31pdr_tfvf">
               <w:r>
                 <w:rPr>
                   <w:rFonts w:ascii="Arial" w:cs="Arial" w:eastAsia="Arial" w:hAnsi="Arial"/>
@@ -26233,7 +26251,7 @@
             <w:pPr>
               <w:spacing w:after="20" w:before="0"/>
             </w:pPr>
-            <w:hyperlink w:history="1" r:id="rIdm6nffyincrz0hkczzlmbv">
+            <w:hyperlink w:history="1" r:id="rIdfa8iew3jdustydukd4w4w">
               <w:r>
                 <w:rPr>
                   <w:rFonts w:ascii="Arial" w:cs="Arial" w:eastAsia="Arial" w:hAnsi="Arial"/>
@@ -26266,7 +26284,7 @@
               <w:spacing w:after="10" w:before="0"/>
               <w:ind w:left="120"/>
             </w:pPr>
-            <w:hyperlink w:history="1" r:id="rIdj6nuz8yfkyoh-zajl02hm">
+            <w:hyperlink w:history="1" r:id="rIdu0lfaws34itksf1vqlek0">
               <w:r>
                 <w:rPr>
                   <w:rFonts w:ascii="Arial" w:cs="Arial" w:eastAsia="Arial" w:hAnsi="Arial"/>
@@ -26311,7 +26329,7 @@
             <w:pPr>
               <w:spacing w:after="20" w:before="0"/>
             </w:pPr>
-            <w:hyperlink w:history="1" r:id="rIdo7kvi4i8ly2sawhe1bfvs">
+            <w:hyperlink w:history="1" r:id="rIdny6m64434zqu5mng3trgl">
               <w:r>
                 <w:rPr>
                   <w:rFonts w:ascii="Arial" w:cs="Arial" w:eastAsia="Arial" w:hAnsi="Arial"/>
@@ -26344,7 +26362,7 @@
               <w:spacing w:after="10" w:before="0"/>
               <w:ind w:left="120"/>
             </w:pPr>
-            <w:hyperlink w:history="1" r:id="rIddgoldmovokzoogiubl3f9">
+            <w:hyperlink w:history="1" r:id="rIdosojk63mexopjv_lth0gz">
               <w:r>
                 <w:rPr>
                   <w:rFonts w:ascii="Arial" w:cs="Arial" w:eastAsia="Arial" w:hAnsi="Arial"/>
@@ -26552,7 +26570,7 @@
             <w:pPr>
               <w:spacing w:after="20" w:before="0"/>
             </w:pPr>
-            <w:hyperlink w:history="1" r:id="rId4e37dshpnx4pqboxydct8">
+            <w:hyperlink w:history="1" r:id="rId7ebohdwof-r_fsjg8nbnc">
               <w:r>
                 <w:rPr>
                   <w:rFonts w:ascii="Arial" w:cs="Arial" w:eastAsia="Arial" w:hAnsi="Arial"/>
@@ -26585,7 +26603,7 @@
               <w:spacing w:after="10" w:before="0"/>
               <w:ind w:left="120"/>
             </w:pPr>
-            <w:hyperlink w:history="1" r:id="rIdosifff7wgfrzb10bixmpk">
+            <w:hyperlink w:history="1" r:id="rIdhvdpzya3afdwdyzf1lyu4">
               <w:r>
                 <w:rPr>
                   <w:rFonts w:ascii="Arial" w:cs="Arial" w:eastAsia="Arial" w:hAnsi="Arial"/>
@@ -26630,7 +26648,7 @@
             <w:pPr>
               <w:spacing w:after="20" w:before="0"/>
             </w:pPr>
-            <w:hyperlink w:history="1" r:id="rId5fzbf9kwwmyly0ejwjy1f">
+            <w:hyperlink w:history="1" r:id="rIdo-v1dnjz5qsuihkzxw4oi">
               <w:r>
                 <w:rPr>
                   <w:rFonts w:ascii="Arial" w:cs="Arial" w:eastAsia="Arial" w:hAnsi="Arial"/>
@@ -26663,7 +26681,7 @@
               <w:spacing w:after="10" w:before="0"/>
               <w:ind w:left="120"/>
             </w:pPr>
-            <w:hyperlink w:history="1" r:id="rIdponhr0go2wmczwtrl2nzi">
+            <w:hyperlink w:history="1" r:id="rIdqxlov6evfdzhdovxi2iiy">
               <w:r>
                 <w:rPr>
                   <w:rFonts w:ascii="Arial" w:cs="Arial" w:eastAsia="Arial" w:hAnsi="Arial"/>
@@ -26871,7 +26889,7 @@
             <w:pPr>
               <w:spacing w:after="20" w:before="0"/>
             </w:pPr>
-            <w:hyperlink w:history="1" r:id="rIdfr0objpnf33byw6_2jsvx">
+            <w:hyperlink w:history="1" r:id="rId1puiapjspc37e_0dioguc">
               <w:r>
                 <w:rPr>
                   <w:rFonts w:ascii="Arial" w:cs="Arial" w:eastAsia="Arial" w:hAnsi="Arial"/>
@@ -26904,7 +26922,7 @@
               <w:spacing w:after="10" w:before="0"/>
               <w:ind w:left="120"/>
             </w:pPr>
-            <w:hyperlink w:history="1" r:id="rIdsuwarkj-cxmdyd0ohl985">
+            <w:hyperlink w:history="1" r:id="rIdr8utl7z71gz8cy44ep7xe">
               <w:r>
                 <w:rPr>
                   <w:rFonts w:ascii="Arial" w:cs="Arial" w:eastAsia="Arial" w:hAnsi="Arial"/>
@@ -26949,7 +26967,7 @@
             <w:pPr>
               <w:spacing w:after="20" w:before="0"/>
             </w:pPr>
-            <w:hyperlink w:history="1" r:id="rId0u2l88p6gvhiqnl3rdtly">
+            <w:hyperlink w:history="1" r:id="rIdogpq-3dtr6oxo5qrq5mqu">
               <w:r>
                 <w:rPr>
                   <w:rFonts w:ascii="Arial" w:cs="Arial" w:eastAsia="Arial" w:hAnsi="Arial"/>
@@ -26982,7 +27000,7 @@
               <w:spacing w:after="10" w:before="0"/>
               <w:ind w:left="120"/>
             </w:pPr>
-            <w:hyperlink w:history="1" r:id="rIdxnjzzfylnurd3dfzzqokt">
+            <w:hyperlink w:history="1" r:id="rId12a7evgdt3oaln1axbad-">
               <w:r>
                 <w:rPr>
                   <w:rFonts w:ascii="Arial" w:cs="Arial" w:eastAsia="Arial" w:hAnsi="Arial"/>

--- a/data/outputs/docx/Grade 10 Biology/Bio 3.3/Biology_Gaseous_Exchange_and_Respiration_in_Animals_CBE_LessonSequence.docx
+++ b/data/outputs/docx/Grade 10 Biology/Bio 3.3/Biology_Gaseous_Exchange_and_Respiration_in_Animals_CBE_LessonSequence.docx
@@ -3545,7 +3545,7 @@
             <w:pPr>
               <w:spacing w:after="20" w:before="0"/>
             </w:pPr>
-            <w:hyperlink w:history="1" r:id="rIdxahe7xt2khwi-h68yhl92">
+            <w:hyperlink w:history="1" r:id="rIdukgy5xdawalrm60rmfgrs">
               <w:r>
                 <w:rPr>
                   <w:rFonts w:ascii="Arial" w:cs="Arial" w:eastAsia="Arial" w:hAnsi="Arial"/>
@@ -3578,7 +3578,7 @@
               <w:spacing w:after="10" w:before="0"/>
               <w:ind w:left="120"/>
             </w:pPr>
-            <w:hyperlink w:history="1" r:id="rId4vitj7djbvjeh0cd3rkqg">
+            <w:hyperlink w:history="1" r:id="rId2z-nv22nigxn1kwgk5mi_">
               <w:r>
                 <w:rPr>
                   <w:rFonts w:ascii="Arial" w:cs="Arial" w:eastAsia="Arial" w:hAnsi="Arial"/>
@@ -3623,7 +3623,7 @@
             <w:pPr>
               <w:spacing w:after="20" w:before="0"/>
             </w:pPr>
-            <w:hyperlink w:history="1" r:id="rIdi-8k1j8gi2f0ytln_f1tq">
+            <w:hyperlink w:history="1" r:id="rIdsi1rtqdneznfymywd12oe">
               <w:r>
                 <w:rPr>
                   <w:rFonts w:ascii="Arial" w:cs="Arial" w:eastAsia="Arial" w:hAnsi="Arial"/>
@@ -3656,7 +3656,7 @@
               <w:spacing w:after="10" w:before="0"/>
               <w:ind w:left="120"/>
             </w:pPr>
-            <w:hyperlink w:history="1" r:id="rIdj_wjqbavufyrrflo21d72">
+            <w:hyperlink w:history="1" r:id="rIdxxprmkuxhmgr_q0bx3g_c">
               <w:r>
                 <w:rPr>
                   <w:rFonts w:ascii="Arial" w:cs="Arial" w:eastAsia="Arial" w:hAnsi="Arial"/>
@@ -3864,7 +3864,7 @@
             <w:pPr>
               <w:spacing w:after="20" w:before="0"/>
             </w:pPr>
-            <w:hyperlink w:history="1" r:id="rIdsncxb4huhdniecfnakde-">
+            <w:hyperlink w:history="1" r:id="rId7yasnl31vw2_uv6hmcb27">
               <w:r>
                 <w:rPr>
                   <w:rFonts w:ascii="Arial" w:cs="Arial" w:eastAsia="Arial" w:hAnsi="Arial"/>
@@ -3897,7 +3897,7 @@
               <w:spacing w:after="10" w:before="0"/>
               <w:ind w:left="120"/>
             </w:pPr>
-            <w:hyperlink w:history="1" r:id="rIdmlkzdub5lhkeob7mvb20_">
+            <w:hyperlink w:history="1" r:id="rIdz6egszn8gjkdvwzo_w5om">
               <w:r>
                 <w:rPr>
                   <w:rFonts w:ascii="Arial" w:cs="Arial" w:eastAsia="Arial" w:hAnsi="Arial"/>
@@ -3942,7 +3942,7 @@
             <w:pPr>
               <w:spacing w:after="20" w:before="0"/>
             </w:pPr>
-            <w:hyperlink w:history="1" r:id="rIdf06dhgn2nskyyy52ieemr">
+            <w:hyperlink w:history="1" r:id="rIdymwot6q0jskwubzif15on">
               <w:r>
                 <w:rPr>
                   <w:rFonts w:ascii="Arial" w:cs="Arial" w:eastAsia="Arial" w:hAnsi="Arial"/>
@@ -3975,7 +3975,7 @@
               <w:spacing w:after="10" w:before="0"/>
               <w:ind w:left="120"/>
             </w:pPr>
-            <w:hyperlink w:history="1" r:id="rIdowcj1fmeu1ktfr1lnsc8r">
+            <w:hyperlink w:history="1" r:id="rIdvuw46auesascwvxxbc6em">
               <w:r>
                 <w:rPr>
                   <w:rFonts w:ascii="Arial" w:cs="Arial" w:eastAsia="Arial" w:hAnsi="Arial"/>
@@ -4183,7 +4183,7 @@
             <w:pPr>
               <w:spacing w:after="20" w:before="0"/>
             </w:pPr>
-            <w:hyperlink w:history="1" r:id="rIdpqhe59ifq6dcvfhjmo9ag">
+            <w:hyperlink w:history="1" r:id="rIdwr62l7ili9ja0kml3uqx2">
               <w:r>
                 <w:rPr>
                   <w:rFonts w:ascii="Arial" w:cs="Arial" w:eastAsia="Arial" w:hAnsi="Arial"/>
@@ -4216,7 +4216,7 @@
               <w:spacing w:after="10" w:before="0"/>
               <w:ind w:left="120"/>
             </w:pPr>
-            <w:hyperlink w:history="1" r:id="rIdmgecggnxibt8smumfmfax">
+            <w:hyperlink w:history="1" r:id="rId2tz2iwg8joaaitgt1dens">
               <w:r>
                 <w:rPr>
                   <w:rFonts w:ascii="Arial" w:cs="Arial" w:eastAsia="Arial" w:hAnsi="Arial"/>
@@ -4261,7 +4261,7 @@
             <w:pPr>
               <w:spacing w:after="20" w:before="0"/>
             </w:pPr>
-            <w:hyperlink w:history="1" r:id="rIdepki_nh_w2ihjs6_jd7sn">
+            <w:hyperlink w:history="1" r:id="rIdngwlk7ufhcd5nltu9uyty">
               <w:r>
                 <w:rPr>
                   <w:rFonts w:ascii="Arial" w:cs="Arial" w:eastAsia="Arial" w:hAnsi="Arial"/>
@@ -4294,7 +4294,7 @@
               <w:spacing w:after="10" w:before="0"/>
               <w:ind w:left="120"/>
             </w:pPr>
-            <w:hyperlink w:history="1" r:id="rIdyimdceat2e_xyzl02cqsk">
+            <w:hyperlink w:history="1" r:id="rIdyr_ycabd7an-aptz75aiv">
               <w:r>
                 <w:rPr>
                   <w:rFonts w:ascii="Arial" w:cs="Arial" w:eastAsia="Arial" w:hAnsi="Arial"/>
@@ -4502,7 +4502,7 @@
             <w:pPr>
               <w:spacing w:after="20" w:before="0"/>
             </w:pPr>
-            <w:hyperlink w:history="1" r:id="rIdcs8kqrx1h20pmkdckegmq">
+            <w:hyperlink w:history="1" r:id="rId-9bbwe-hbaao_ynjaanmy">
               <w:r>
                 <w:rPr>
                   <w:rFonts w:ascii="Arial" w:cs="Arial" w:eastAsia="Arial" w:hAnsi="Arial"/>
@@ -4535,7 +4535,7 @@
               <w:spacing w:after="10" w:before="0"/>
               <w:ind w:left="120"/>
             </w:pPr>
-            <w:hyperlink w:history="1" r:id="rIdcvg_7mw-unoalxqfsl4pt">
+            <w:hyperlink w:history="1" r:id="rIdnrk6kwz4tblji6mq_11ei">
               <w:r>
                 <w:rPr>
                   <w:rFonts w:ascii="Arial" w:cs="Arial" w:eastAsia="Arial" w:hAnsi="Arial"/>
@@ -4580,7 +4580,7 @@
             <w:pPr>
               <w:spacing w:after="20" w:before="0"/>
             </w:pPr>
-            <w:hyperlink w:history="1" r:id="rIdmozgnecquuf7mgjp-cxua">
+            <w:hyperlink w:history="1" r:id="rIdfwdbfwx0kvvv8ywenxfpc">
               <w:r>
                 <w:rPr>
                   <w:rFonts w:ascii="Arial" w:cs="Arial" w:eastAsia="Arial" w:hAnsi="Arial"/>
@@ -4613,7 +4613,7 @@
               <w:spacing w:after="10" w:before="0"/>
               <w:ind w:left="120"/>
             </w:pPr>
-            <w:hyperlink w:history="1" r:id="rIdkgiakvuugrwecm3ojmp0n">
+            <w:hyperlink w:history="1" r:id="rIdkzsdbadwn2ejn6srisbwr">
               <w:r>
                 <w:rPr>
                   <w:rFonts w:ascii="Arial" w:cs="Arial" w:eastAsia="Arial" w:hAnsi="Arial"/>
@@ -4821,7 +4821,7 @@
             <w:pPr>
               <w:spacing w:after="20" w:before="0"/>
             </w:pPr>
-            <w:hyperlink w:history="1" r:id="rIdffyighkuhxbuxrfjkvccd">
+            <w:hyperlink w:history="1" r:id="rIdak2_m87kcldsjbioiq9dh">
               <w:r>
                 <w:rPr>
                   <w:rFonts w:ascii="Arial" w:cs="Arial" w:eastAsia="Arial" w:hAnsi="Arial"/>
@@ -4854,7 +4854,7 @@
               <w:spacing w:after="10" w:before="0"/>
               <w:ind w:left="120"/>
             </w:pPr>
-            <w:hyperlink w:history="1" r:id="rIdq0binuvourkts3gnmi5cd">
+            <w:hyperlink w:history="1" r:id="rIdaz_8lcvif0pbqrrxom-zl">
               <w:r>
                 <w:rPr>
                   <w:rFonts w:ascii="Arial" w:cs="Arial" w:eastAsia="Arial" w:hAnsi="Arial"/>
@@ -4899,7 +4899,7 @@
             <w:pPr>
               <w:spacing w:after="20" w:before="0"/>
             </w:pPr>
-            <w:hyperlink w:history="1" r:id="rId77qmnevg7e3f1iuctmz50">
+            <w:hyperlink w:history="1" r:id="rId-7_ajskgfrjcynwax3qz0">
               <w:r>
                 <w:rPr>
                   <w:rFonts w:ascii="Arial" w:cs="Arial" w:eastAsia="Arial" w:hAnsi="Arial"/>
@@ -4932,7 +4932,7 @@
               <w:spacing w:after="10" w:before="0"/>
               <w:ind w:left="120"/>
             </w:pPr>
-            <w:hyperlink w:history="1" r:id="rIdhg5gf2yx0zjn3o7qfc0va">
+            <w:hyperlink w:history="1" r:id="rIdpzrz7efqqckyrjzk1y8ml">
               <w:r>
                 <w:rPr>
                   <w:rFonts w:ascii="Arial" w:cs="Arial" w:eastAsia="Arial" w:hAnsi="Arial"/>
@@ -6617,7 +6617,7 @@
             <w:pPr>
               <w:spacing w:after="20" w:before="0"/>
             </w:pPr>
-            <w:hyperlink w:history="1" r:id="rId6pokvzqfwfcycqojyrgyn">
+            <w:hyperlink w:history="1" r:id="rIdyhsdkhi2zqs8yk9abut14">
               <w:r>
                 <w:rPr>
                   <w:rFonts w:ascii="Arial" w:cs="Arial" w:eastAsia="Arial" w:hAnsi="Arial"/>
@@ -6650,7 +6650,7 @@
               <w:spacing w:after="10" w:before="0"/>
               <w:ind w:left="120"/>
             </w:pPr>
-            <w:hyperlink w:history="1" r:id="rIdqt6rqnd3dyjol-zl8rj0o">
+            <w:hyperlink w:history="1" r:id="rIdwx_5c6urp4afhhdcylxgr">
               <w:r>
                 <w:rPr>
                   <w:rFonts w:ascii="Arial" w:cs="Arial" w:eastAsia="Arial" w:hAnsi="Arial"/>
@@ -6695,7 +6695,7 @@
             <w:pPr>
               <w:spacing w:after="20" w:before="0"/>
             </w:pPr>
-            <w:hyperlink w:history="1" r:id="rIdo-nora5ll47qigqwatioh">
+            <w:hyperlink w:history="1" r:id="rIdjrkhjx3zhisou15gwzynw">
               <w:r>
                 <w:rPr>
                   <w:rFonts w:ascii="Arial" w:cs="Arial" w:eastAsia="Arial" w:hAnsi="Arial"/>
@@ -6728,7 +6728,7 @@
               <w:spacing w:after="10" w:before="0"/>
               <w:ind w:left="120"/>
             </w:pPr>
-            <w:hyperlink w:history="1" r:id="rIdkgkgomx7injribyym0dq_">
+            <w:hyperlink w:history="1" r:id="rIdql3hjti9pcdqjxl5u9zmc">
               <w:r>
                 <w:rPr>
                   <w:rFonts w:ascii="Arial" w:cs="Arial" w:eastAsia="Arial" w:hAnsi="Arial"/>
@@ -6936,7 +6936,7 @@
             <w:pPr>
               <w:spacing w:after="20" w:before="0"/>
             </w:pPr>
-            <w:hyperlink w:history="1" r:id="rId0mf9n__ywkp78javenx60">
+            <w:hyperlink w:history="1" r:id="rId-urct-hv2patfme3vxnpv">
               <w:r>
                 <w:rPr>
                   <w:rFonts w:ascii="Arial" w:cs="Arial" w:eastAsia="Arial" w:hAnsi="Arial"/>
@@ -6969,7 +6969,7 @@
               <w:spacing w:after="10" w:before="0"/>
               <w:ind w:left="120"/>
             </w:pPr>
-            <w:hyperlink w:history="1" r:id="rId4qrjhrq6d9o7exiwoyuhp">
+            <w:hyperlink w:history="1" r:id="rIdcrv9f16gbc9oh_xbmskfs">
               <w:r>
                 <w:rPr>
                   <w:rFonts w:ascii="Arial" w:cs="Arial" w:eastAsia="Arial" w:hAnsi="Arial"/>
@@ -7014,7 +7014,7 @@
             <w:pPr>
               <w:spacing w:after="20" w:before="0"/>
             </w:pPr>
-            <w:hyperlink w:history="1" r:id="rIdhwtukcr2zem5khg189njc">
+            <w:hyperlink w:history="1" r:id="rIdoryhimekaezxcgkalo6op">
               <w:r>
                 <w:rPr>
                   <w:rFonts w:ascii="Arial" w:cs="Arial" w:eastAsia="Arial" w:hAnsi="Arial"/>
@@ -7047,7 +7047,7 @@
               <w:spacing w:after="10" w:before="0"/>
               <w:ind w:left="120"/>
             </w:pPr>
-            <w:hyperlink w:history="1" r:id="rId-3hkmynd2ktj2xrscnfrn">
+            <w:hyperlink w:history="1" r:id="rIdnrem2xous68qs5vgpemug">
               <w:r>
                 <w:rPr>
                   <w:rFonts w:ascii="Arial" w:cs="Arial" w:eastAsia="Arial" w:hAnsi="Arial"/>
@@ -7255,7 +7255,7 @@
             <w:pPr>
               <w:spacing w:after="20" w:before="0"/>
             </w:pPr>
-            <w:hyperlink w:history="1" r:id="rIdl5xypcxvvghojilktcqme">
+            <w:hyperlink w:history="1" r:id="rIdiex5ncwmtlj0ke6k49ta-">
               <w:r>
                 <w:rPr>
                   <w:rFonts w:ascii="Arial" w:cs="Arial" w:eastAsia="Arial" w:hAnsi="Arial"/>
@@ -7288,7 +7288,7 @@
               <w:spacing w:after="10" w:before="0"/>
               <w:ind w:left="120"/>
             </w:pPr>
-            <w:hyperlink w:history="1" r:id="rIdyp6chk7f4r7fej-uyawva">
+            <w:hyperlink w:history="1" r:id="rIdsqxwkkuetxekiznpuxc03">
               <w:r>
                 <w:rPr>
                   <w:rFonts w:ascii="Arial" w:cs="Arial" w:eastAsia="Arial" w:hAnsi="Arial"/>
@@ -7333,7 +7333,7 @@
             <w:pPr>
               <w:spacing w:after="20" w:before="0"/>
             </w:pPr>
-            <w:hyperlink w:history="1" r:id="rIdjsqpr59nefuj7jqeush5k">
+            <w:hyperlink w:history="1" r:id="rIda-kgrylsqub3piwi1vxwd">
               <w:r>
                 <w:rPr>
                   <w:rFonts w:ascii="Arial" w:cs="Arial" w:eastAsia="Arial" w:hAnsi="Arial"/>
@@ -7366,7 +7366,7 @@
               <w:spacing w:after="10" w:before="0"/>
               <w:ind w:left="120"/>
             </w:pPr>
-            <w:hyperlink w:history="1" r:id="rIdzyuippvcpradf19l_cgep">
+            <w:hyperlink w:history="1" r:id="rIddl1ijlybbh52srtts269c">
               <w:r>
                 <w:rPr>
                   <w:rFonts w:ascii="Arial" w:cs="Arial" w:eastAsia="Arial" w:hAnsi="Arial"/>
@@ -7574,7 +7574,7 @@
             <w:pPr>
               <w:spacing w:after="20" w:before="0"/>
             </w:pPr>
-            <w:hyperlink w:history="1" r:id="rId_jheexax3uc4q-jltws0t">
+            <w:hyperlink w:history="1" r:id="rIduz1n8t-lejynlqkmzysi-">
               <w:r>
                 <w:rPr>
                   <w:rFonts w:ascii="Arial" w:cs="Arial" w:eastAsia="Arial" w:hAnsi="Arial"/>
@@ -7607,7 +7607,7 @@
               <w:spacing w:after="10" w:before="0"/>
               <w:ind w:left="120"/>
             </w:pPr>
-            <w:hyperlink w:history="1" r:id="rIdplv0vlcy52okzptcbuuli">
+            <w:hyperlink w:history="1" r:id="rIdio0wvthuext7qbkney6rv">
               <w:r>
                 <w:rPr>
                   <w:rFonts w:ascii="Arial" w:cs="Arial" w:eastAsia="Arial" w:hAnsi="Arial"/>
@@ -7652,7 +7652,7 @@
             <w:pPr>
               <w:spacing w:after="20" w:before="0"/>
             </w:pPr>
-            <w:hyperlink w:history="1" r:id="rIdaxyedlvm6jku8970dgtuz">
+            <w:hyperlink w:history="1" r:id="rIds9z5kul2hnpp3r3fpzjvt">
               <w:r>
                 <w:rPr>
                   <w:rFonts w:ascii="Arial" w:cs="Arial" w:eastAsia="Arial" w:hAnsi="Arial"/>
@@ -7685,7 +7685,7 @@
               <w:spacing w:after="10" w:before="0"/>
               <w:ind w:left="120"/>
             </w:pPr>
-            <w:hyperlink w:history="1" r:id="rIdi4ru4ef25bj5x09s8rfw0">
+            <w:hyperlink w:history="1" r:id="rId7cj-zfortlotqfzpohvmp">
               <w:r>
                 <w:rPr>
                   <w:rFonts w:ascii="Arial" w:cs="Arial" w:eastAsia="Arial" w:hAnsi="Arial"/>
@@ -7893,7 +7893,7 @@
             <w:pPr>
               <w:spacing w:after="20" w:before="0"/>
             </w:pPr>
-            <w:hyperlink w:history="1" r:id="rIdg1dpz_fmyw60ttbibn21f">
+            <w:hyperlink w:history="1" r:id="rIdvkwrscyeqxi8uand_eyuw">
               <w:r>
                 <w:rPr>
                   <w:rFonts w:ascii="Arial" w:cs="Arial" w:eastAsia="Arial" w:hAnsi="Arial"/>
@@ -7926,7 +7926,7 @@
               <w:spacing w:after="10" w:before="0"/>
               <w:ind w:left="120"/>
             </w:pPr>
-            <w:hyperlink w:history="1" r:id="rIdbxfcgszexfiyx2xiohc3a">
+            <w:hyperlink w:history="1" r:id="rIdw1ffilqe5qoacbacbbxsv">
               <w:r>
                 <w:rPr>
                   <w:rFonts w:ascii="Arial" w:cs="Arial" w:eastAsia="Arial" w:hAnsi="Arial"/>
@@ -7971,7 +7971,7 @@
             <w:pPr>
               <w:spacing w:after="20" w:before="0"/>
             </w:pPr>
-            <w:hyperlink w:history="1" r:id="rIdvil3emj5ro1acxqjijwqf">
+            <w:hyperlink w:history="1" r:id="rIdydyky4zdnu_bdtn2boocp">
               <w:r>
                 <w:rPr>
                   <w:rFonts w:ascii="Arial" w:cs="Arial" w:eastAsia="Arial" w:hAnsi="Arial"/>
@@ -8004,7 +8004,7 @@
               <w:spacing w:after="10" w:before="0"/>
               <w:ind w:left="120"/>
             </w:pPr>
-            <w:hyperlink w:history="1" r:id="rIdphdg7v5pmaok1jlmybmog">
+            <w:hyperlink w:history="1" r:id="rIdjxz_yqf2olwuov9ky2iyz">
               <w:r>
                 <w:rPr>
                   <w:rFonts w:ascii="Arial" w:cs="Arial" w:eastAsia="Arial" w:hAnsi="Arial"/>
@@ -9783,7 +9783,7 @@
             <w:pPr>
               <w:spacing w:after="20" w:before="0"/>
             </w:pPr>
-            <w:hyperlink w:history="1" r:id="rIdvjz8lfvki60yeyukg3vyh">
+            <w:hyperlink w:history="1" r:id="rIdl6jw7afvj_qpgehkyc-cx">
               <w:r>
                 <w:rPr>
                   <w:rFonts w:ascii="Arial" w:cs="Arial" w:eastAsia="Arial" w:hAnsi="Arial"/>
@@ -9816,7 +9816,7 @@
               <w:spacing w:after="10" w:before="0"/>
               <w:ind w:left="120"/>
             </w:pPr>
-            <w:hyperlink w:history="1" r:id="rIdwlk4tgsrx6yhhdiwcyysx">
+            <w:hyperlink w:history="1" r:id="rId-oaqq-nxy1wbrduew4piy">
               <w:r>
                 <w:rPr>
                   <w:rFonts w:ascii="Arial" w:cs="Arial" w:eastAsia="Arial" w:hAnsi="Arial"/>
@@ -9861,7 +9861,7 @@
             <w:pPr>
               <w:spacing w:after="20" w:before="0"/>
             </w:pPr>
-            <w:hyperlink w:history="1" r:id="rId03vdvzwxu2bw7hiehbzx5">
+            <w:hyperlink w:history="1" r:id="rIdpghokt1djcejw6lhn8qwf">
               <w:r>
                 <w:rPr>
                   <w:rFonts w:ascii="Arial" w:cs="Arial" w:eastAsia="Arial" w:hAnsi="Arial"/>
@@ -9894,7 +9894,7 @@
               <w:spacing w:after="10" w:before="0"/>
               <w:ind w:left="120"/>
             </w:pPr>
-            <w:hyperlink w:history="1" r:id="rIdd5fezccvsc9-badjz5d4r">
+            <w:hyperlink w:history="1" r:id="rId7iur_4jmpw5ichv_x4iee">
               <w:r>
                 <w:rPr>
                   <w:rFonts w:ascii="Arial" w:cs="Arial" w:eastAsia="Arial" w:hAnsi="Arial"/>
@@ -10102,7 +10102,7 @@
             <w:pPr>
               <w:spacing w:after="20" w:before="0"/>
             </w:pPr>
-            <w:hyperlink w:history="1" r:id="rIden6gvatwyhq_ym1g_czgs">
+            <w:hyperlink w:history="1" r:id="rIdttzwqo7mm9qnrnq5o6p1a">
               <w:r>
                 <w:rPr>
                   <w:rFonts w:ascii="Arial" w:cs="Arial" w:eastAsia="Arial" w:hAnsi="Arial"/>
@@ -10135,7 +10135,7 @@
               <w:spacing w:after="10" w:before="0"/>
               <w:ind w:left="120"/>
             </w:pPr>
-            <w:hyperlink w:history="1" r:id="rIdxdyyluefw_cmadiqsnqmo">
+            <w:hyperlink w:history="1" r:id="rIdidkbhx9usn_ssgj1orca7">
               <w:r>
                 <w:rPr>
                   <w:rFonts w:ascii="Arial" w:cs="Arial" w:eastAsia="Arial" w:hAnsi="Arial"/>
@@ -10180,7 +10180,7 @@
             <w:pPr>
               <w:spacing w:after="20" w:before="0"/>
             </w:pPr>
-            <w:hyperlink w:history="1" r:id="rIdidmr_ly35su725woahotd">
+            <w:hyperlink w:history="1" r:id="rIdgogscjjphxwvii3k6b2q6">
               <w:r>
                 <w:rPr>
                   <w:rFonts w:ascii="Arial" w:cs="Arial" w:eastAsia="Arial" w:hAnsi="Arial"/>
@@ -10213,7 +10213,7 @@
               <w:spacing w:after="10" w:before="0"/>
               <w:ind w:left="120"/>
             </w:pPr>
-            <w:hyperlink w:history="1" r:id="rIdafnbfojcgtrfy4vc6brqr">
+            <w:hyperlink w:history="1" r:id="rIdylxmivkcm--m46kjxmegp">
               <w:r>
                 <w:rPr>
                   <w:rFonts w:ascii="Arial" w:cs="Arial" w:eastAsia="Arial" w:hAnsi="Arial"/>
@@ -10421,7 +10421,7 @@
             <w:pPr>
               <w:spacing w:after="20" w:before="0"/>
             </w:pPr>
-            <w:hyperlink w:history="1" r:id="rId5qonqe6f-9oefrrmodgs8">
+            <w:hyperlink w:history="1" r:id="rIdtcwr7xi22yz94f6kmt5jz">
               <w:r>
                 <w:rPr>
                   <w:rFonts w:ascii="Arial" w:cs="Arial" w:eastAsia="Arial" w:hAnsi="Arial"/>
@@ -10454,7 +10454,7 @@
               <w:spacing w:after="10" w:before="0"/>
               <w:ind w:left="120"/>
             </w:pPr>
-            <w:hyperlink w:history="1" r:id="rIddvwuvknenfj7lmldttar2">
+            <w:hyperlink w:history="1" r:id="rIdlfxk_ixkhntbqzidzueln">
               <w:r>
                 <w:rPr>
                   <w:rFonts w:ascii="Arial" w:cs="Arial" w:eastAsia="Arial" w:hAnsi="Arial"/>
@@ -10499,7 +10499,7 @@
             <w:pPr>
               <w:spacing w:after="20" w:before="0"/>
             </w:pPr>
-            <w:hyperlink w:history="1" r:id="rIdqak5tumiyfi2evfhtefaf">
+            <w:hyperlink w:history="1" r:id="rIdlhhxnxibwnms52vbby1ik">
               <w:r>
                 <w:rPr>
                   <w:rFonts w:ascii="Arial" w:cs="Arial" w:eastAsia="Arial" w:hAnsi="Arial"/>
@@ -10532,7 +10532,7 @@
               <w:spacing w:after="10" w:before="0"/>
               <w:ind w:left="120"/>
             </w:pPr>
-            <w:hyperlink w:history="1" r:id="rIdj4mdztxiwvwb6ud4ps_m4">
+            <w:hyperlink w:history="1" r:id="rId2u19_9er5a3j_rizwcyyo">
               <w:r>
                 <w:rPr>
                   <w:rFonts w:ascii="Arial" w:cs="Arial" w:eastAsia="Arial" w:hAnsi="Arial"/>
@@ -10740,7 +10740,7 @@
             <w:pPr>
               <w:spacing w:after="20" w:before="0"/>
             </w:pPr>
-            <w:hyperlink w:history="1" r:id="rIdcvltwt4qi0iqfp8vz8htt">
+            <w:hyperlink w:history="1" r:id="rIdhebej7xivs0tiolmv9kuo">
               <w:r>
                 <w:rPr>
                   <w:rFonts w:ascii="Arial" w:cs="Arial" w:eastAsia="Arial" w:hAnsi="Arial"/>
@@ -10773,7 +10773,7 @@
               <w:spacing w:after="10" w:before="0"/>
               <w:ind w:left="120"/>
             </w:pPr>
-            <w:hyperlink w:history="1" r:id="rId2elig_vuwa23qmdkb7q08">
+            <w:hyperlink w:history="1" r:id="rIdfnfn3wa1ldafiqcllmeuh">
               <w:r>
                 <w:rPr>
                   <w:rFonts w:ascii="Arial" w:cs="Arial" w:eastAsia="Arial" w:hAnsi="Arial"/>
@@ -10818,7 +10818,7 @@
             <w:pPr>
               <w:spacing w:after="20" w:before="0"/>
             </w:pPr>
-            <w:hyperlink w:history="1" r:id="rIdd9kfnaafx06fitvvgjosg">
+            <w:hyperlink w:history="1" r:id="rIdzs7irlylawqovfw0byusg">
               <w:r>
                 <w:rPr>
                   <w:rFonts w:ascii="Arial" w:cs="Arial" w:eastAsia="Arial" w:hAnsi="Arial"/>
@@ -10851,7 +10851,7 @@
               <w:spacing w:after="10" w:before="0"/>
               <w:ind w:left="120"/>
             </w:pPr>
-            <w:hyperlink w:history="1" r:id="rIdlwz24xijcuom9eoprx-xq">
+            <w:hyperlink w:history="1" r:id="rIduxpzkol1soiqxjr7g6qfd">
               <w:r>
                 <w:rPr>
                   <w:rFonts w:ascii="Arial" w:cs="Arial" w:eastAsia="Arial" w:hAnsi="Arial"/>
@@ -11059,7 +11059,7 @@
             <w:pPr>
               <w:spacing w:after="20" w:before="0"/>
             </w:pPr>
-            <w:hyperlink w:history="1" r:id="rIdnybjvjy-t8mx5qfrzxqd0">
+            <w:hyperlink w:history="1" r:id="rId0ri1kefjdnol_plyfovtj">
               <w:r>
                 <w:rPr>
                   <w:rFonts w:ascii="Arial" w:cs="Arial" w:eastAsia="Arial" w:hAnsi="Arial"/>
@@ -11092,7 +11092,7 @@
               <w:spacing w:after="10" w:before="0"/>
               <w:ind w:left="120"/>
             </w:pPr>
-            <w:hyperlink w:history="1" r:id="rIdn3u6gc42pwy3bjjvteqbt">
+            <w:hyperlink w:history="1" r:id="rIdplcwbo7gsljjukn6zrmyk">
               <w:r>
                 <w:rPr>
                   <w:rFonts w:ascii="Arial" w:cs="Arial" w:eastAsia="Arial" w:hAnsi="Arial"/>
@@ -11137,7 +11137,7 @@
             <w:pPr>
               <w:spacing w:after="20" w:before="0"/>
             </w:pPr>
-            <w:hyperlink w:history="1" r:id="rIdnd9aghsm38dlhnen3y_ck">
+            <w:hyperlink w:history="1" r:id="rIdlkmftt06pt-rx8lzhjywt">
               <w:r>
                 <w:rPr>
                   <w:rFonts w:ascii="Arial" w:cs="Arial" w:eastAsia="Arial" w:hAnsi="Arial"/>
@@ -11170,7 +11170,7 @@
               <w:spacing w:after="10" w:before="0"/>
               <w:ind w:left="120"/>
             </w:pPr>
-            <w:hyperlink w:history="1" r:id="rIdqpakh8v_y6t03kngeob51">
+            <w:hyperlink w:history="1" r:id="rIdlnrcgixesywirr_fitxtq">
               <w:r>
                 <w:rPr>
                   <w:rFonts w:ascii="Arial" w:cs="Arial" w:eastAsia="Arial" w:hAnsi="Arial"/>
@@ -12949,7 +12949,7 @@
             <w:pPr>
               <w:spacing w:after="20" w:before="0"/>
             </w:pPr>
-            <w:hyperlink w:history="1" r:id="rIdsvyi7t8adbl1lt_xozfow">
+            <w:hyperlink w:history="1" r:id="rId-_qi6t6w44bdavjybf1py">
               <w:r>
                 <w:rPr>
                   <w:rFonts w:ascii="Arial" w:cs="Arial" w:eastAsia="Arial" w:hAnsi="Arial"/>
@@ -12982,7 +12982,7 @@
               <w:spacing w:after="10" w:before="0"/>
               <w:ind w:left="120"/>
             </w:pPr>
-            <w:hyperlink w:history="1" r:id="rIdc8iutunmpsxbiftagtnvh">
+            <w:hyperlink w:history="1" r:id="rIdgmbnisif9vbagifhkn_jr">
               <w:r>
                 <w:rPr>
                   <w:rFonts w:ascii="Arial" w:cs="Arial" w:eastAsia="Arial" w:hAnsi="Arial"/>
@@ -13027,7 +13027,7 @@
             <w:pPr>
               <w:spacing w:after="20" w:before="0"/>
             </w:pPr>
-            <w:hyperlink w:history="1" r:id="rIds6ddy6vucno7odeole2id">
+            <w:hyperlink w:history="1" r:id="rIdemurlh3hsomsc0dfzp2sc">
               <w:r>
                 <w:rPr>
                   <w:rFonts w:ascii="Arial" w:cs="Arial" w:eastAsia="Arial" w:hAnsi="Arial"/>
@@ -13060,7 +13060,7 @@
               <w:spacing w:after="10" w:before="0"/>
               <w:ind w:left="120"/>
             </w:pPr>
-            <w:hyperlink w:history="1" r:id="rIdufoicfxdur-wf4lzjotl6">
+            <w:hyperlink w:history="1" r:id="rIdybhm6mkj1y5f2sse_rha2">
               <w:r>
                 <w:rPr>
                   <w:rFonts w:ascii="Arial" w:cs="Arial" w:eastAsia="Arial" w:hAnsi="Arial"/>
@@ -13268,7 +13268,7 @@
             <w:pPr>
               <w:spacing w:after="20" w:before="0"/>
             </w:pPr>
-            <w:hyperlink w:history="1" r:id="rId2f0oqmusjris9p4njkyof">
+            <w:hyperlink w:history="1" r:id="rIdetnv8mniqilg5trovpntn">
               <w:r>
                 <w:rPr>
                   <w:rFonts w:ascii="Arial" w:cs="Arial" w:eastAsia="Arial" w:hAnsi="Arial"/>
@@ -13301,7 +13301,7 @@
               <w:spacing w:after="10" w:before="0"/>
               <w:ind w:left="120"/>
             </w:pPr>
-            <w:hyperlink w:history="1" r:id="rIdcaeqkm2lr6xtfiw3-j9wt">
+            <w:hyperlink w:history="1" r:id="rIdtes3mbxgyek-s1b25vm3o">
               <w:r>
                 <w:rPr>
                   <w:rFonts w:ascii="Arial" w:cs="Arial" w:eastAsia="Arial" w:hAnsi="Arial"/>
@@ -13346,7 +13346,7 @@
             <w:pPr>
               <w:spacing w:after="20" w:before="0"/>
             </w:pPr>
-            <w:hyperlink w:history="1" r:id="rIdeuge4hhigyhweaud3pot2">
+            <w:hyperlink w:history="1" r:id="rId6gggz7qs8q8cjqi6dgxtx">
               <w:r>
                 <w:rPr>
                   <w:rFonts w:ascii="Arial" w:cs="Arial" w:eastAsia="Arial" w:hAnsi="Arial"/>
@@ -13379,7 +13379,7 @@
               <w:spacing w:after="10" w:before="0"/>
               <w:ind w:left="120"/>
             </w:pPr>
-            <w:hyperlink w:history="1" r:id="rId1zupcvdshat4nr1lzlb1f">
+            <w:hyperlink w:history="1" r:id="rIdpumh2c42p_lufpdgpxhnf">
               <w:r>
                 <w:rPr>
                   <w:rFonts w:ascii="Arial" w:cs="Arial" w:eastAsia="Arial" w:hAnsi="Arial"/>
@@ -13587,7 +13587,7 @@
             <w:pPr>
               <w:spacing w:after="20" w:before="0"/>
             </w:pPr>
-            <w:hyperlink w:history="1" r:id="rId8bhvb_vo77cbxeoa4otbj">
+            <w:hyperlink w:history="1" r:id="rId1xakv_v_m-pqpvoaucb4i">
               <w:r>
                 <w:rPr>
                   <w:rFonts w:ascii="Arial" w:cs="Arial" w:eastAsia="Arial" w:hAnsi="Arial"/>
@@ -13620,7 +13620,7 @@
               <w:spacing w:after="10" w:before="0"/>
               <w:ind w:left="120"/>
             </w:pPr>
-            <w:hyperlink w:history="1" r:id="rIdvv08dg6lfocmzdwgqqd3k">
+            <w:hyperlink w:history="1" r:id="rIdia2qspkoldyuw_qtyagkj">
               <w:r>
                 <w:rPr>
                   <w:rFonts w:ascii="Arial" w:cs="Arial" w:eastAsia="Arial" w:hAnsi="Arial"/>
@@ -13665,7 +13665,7 @@
             <w:pPr>
               <w:spacing w:after="20" w:before="0"/>
             </w:pPr>
-            <w:hyperlink w:history="1" r:id="rIdkfxzk7oqdyi866ihaguax">
+            <w:hyperlink w:history="1" r:id="rIdvktii9szvgauxnrtvs6bv">
               <w:r>
                 <w:rPr>
                   <w:rFonts w:ascii="Arial" w:cs="Arial" w:eastAsia="Arial" w:hAnsi="Arial"/>
@@ -13698,7 +13698,7 @@
               <w:spacing w:after="10" w:before="0"/>
               <w:ind w:left="120"/>
             </w:pPr>
-            <w:hyperlink w:history="1" r:id="rIdkrwrqhmkbdifrdy3iqsxr">
+            <w:hyperlink w:history="1" r:id="rIdxdw1ytlutnfxf-yccr77f">
               <w:r>
                 <w:rPr>
                   <w:rFonts w:ascii="Arial" w:cs="Arial" w:eastAsia="Arial" w:hAnsi="Arial"/>
@@ -13906,7 +13906,7 @@
             <w:pPr>
               <w:spacing w:after="20" w:before="0"/>
             </w:pPr>
-            <w:hyperlink w:history="1" r:id="rIdnhzgwwfolhwvu8yq2gjpd">
+            <w:hyperlink w:history="1" r:id="rId4bhz7yxp1xswawruyzwb1">
               <w:r>
                 <w:rPr>
                   <w:rFonts w:ascii="Arial" w:cs="Arial" w:eastAsia="Arial" w:hAnsi="Arial"/>
@@ -13939,7 +13939,7 @@
               <w:spacing w:after="10" w:before="0"/>
               <w:ind w:left="120"/>
             </w:pPr>
-            <w:hyperlink w:history="1" r:id="rId3qnjeq1fuxkdpfmt6gb4e">
+            <w:hyperlink w:history="1" r:id="rIdyps31jpuvy2ydyhzyauab">
               <w:r>
                 <w:rPr>
                   <w:rFonts w:ascii="Arial" w:cs="Arial" w:eastAsia="Arial" w:hAnsi="Arial"/>
@@ -13984,7 +13984,7 @@
             <w:pPr>
               <w:spacing w:after="20" w:before="0"/>
             </w:pPr>
-            <w:hyperlink w:history="1" r:id="rIdshoxepexnfrbygkzz9vdo">
+            <w:hyperlink w:history="1" r:id="rIdztmijtkxmitmg9_3efggc">
               <w:r>
                 <w:rPr>
                   <w:rFonts w:ascii="Arial" w:cs="Arial" w:eastAsia="Arial" w:hAnsi="Arial"/>
@@ -14017,7 +14017,7 @@
               <w:spacing w:after="10" w:before="0"/>
               <w:ind w:left="120"/>
             </w:pPr>
-            <w:hyperlink w:history="1" r:id="rId4u8ktruaannhw9-7narlp">
+            <w:hyperlink w:history="1" r:id="rIdcco_indnrfkabc12q8fix">
               <w:r>
                 <w:rPr>
                   <w:rFonts w:ascii="Arial" w:cs="Arial" w:eastAsia="Arial" w:hAnsi="Arial"/>
@@ -14225,7 +14225,7 @@
             <w:pPr>
               <w:spacing w:after="20" w:before="0"/>
             </w:pPr>
-            <w:hyperlink w:history="1" r:id="rId8y2qv4up9s0com55ljrqj">
+            <w:hyperlink w:history="1" r:id="rIdsxokjt5cczawtv_k-mmxs">
               <w:r>
                 <w:rPr>
                   <w:rFonts w:ascii="Arial" w:cs="Arial" w:eastAsia="Arial" w:hAnsi="Arial"/>
@@ -14258,7 +14258,7 @@
               <w:spacing w:after="10" w:before="0"/>
               <w:ind w:left="120"/>
             </w:pPr>
-            <w:hyperlink w:history="1" r:id="rIdjskrrpwi4i5leupwdx1su">
+            <w:hyperlink w:history="1" r:id="rId2ubccxm3l0yhga6zlzkvi">
               <w:r>
                 <w:rPr>
                   <w:rFonts w:ascii="Arial" w:cs="Arial" w:eastAsia="Arial" w:hAnsi="Arial"/>
@@ -14303,7 +14303,7 @@
             <w:pPr>
               <w:spacing w:after="20" w:before="0"/>
             </w:pPr>
-            <w:hyperlink w:history="1" r:id="rIdyvfefkrbeqbtbxmbbzlpf">
+            <w:hyperlink w:history="1" r:id="rIdgo7-3lsickkowi0_leqcd">
               <w:r>
                 <w:rPr>
                   <w:rFonts w:ascii="Arial" w:cs="Arial" w:eastAsia="Arial" w:hAnsi="Arial"/>
@@ -14336,7 +14336,7 @@
               <w:spacing w:after="10" w:before="0"/>
               <w:ind w:left="120"/>
             </w:pPr>
-            <w:hyperlink w:history="1" r:id="rIduxuievueelapr7zhtd4jw">
+            <w:hyperlink w:history="1" r:id="rIdp8nf9gpwoapezbolc-nkq">
               <w:r>
                 <w:rPr>
                   <w:rFonts w:ascii="Arial" w:cs="Arial" w:eastAsia="Arial" w:hAnsi="Arial"/>
@@ -16115,7 +16115,7 @@
             <w:pPr>
               <w:spacing w:after="20" w:before="0"/>
             </w:pPr>
-            <w:hyperlink w:history="1" r:id="rIdzqmoy9ltykv_nz8diu6be">
+            <w:hyperlink w:history="1" r:id="rId4_x9aa1na2tjdw3jp0z-1">
               <w:r>
                 <w:rPr>
                   <w:rFonts w:ascii="Arial" w:cs="Arial" w:eastAsia="Arial" w:hAnsi="Arial"/>
@@ -16148,7 +16148,7 @@
               <w:spacing w:after="10" w:before="0"/>
               <w:ind w:left="120"/>
             </w:pPr>
-            <w:hyperlink w:history="1" r:id="rIdpfit7fg3ucnrq4iufv9z-">
+            <w:hyperlink w:history="1" r:id="rIdcgh-3wiay5wgenoedjarm">
               <w:r>
                 <w:rPr>
                   <w:rFonts w:ascii="Arial" w:cs="Arial" w:eastAsia="Arial" w:hAnsi="Arial"/>
@@ -16193,7 +16193,7 @@
             <w:pPr>
               <w:spacing w:after="20" w:before="0"/>
             </w:pPr>
-            <w:hyperlink w:history="1" r:id="rIdpdqpezzwwe9qle82mq0ud">
+            <w:hyperlink w:history="1" r:id="rId1a_5k3juz_1yc2nm-ntqi">
               <w:r>
                 <w:rPr>
                   <w:rFonts w:ascii="Arial" w:cs="Arial" w:eastAsia="Arial" w:hAnsi="Arial"/>
@@ -16226,7 +16226,7 @@
               <w:spacing w:after="10" w:before="0"/>
               <w:ind w:left="120"/>
             </w:pPr>
-            <w:hyperlink w:history="1" r:id="rIdcteyqeubyl1yblfbsedxb">
+            <w:hyperlink w:history="1" r:id="rIdqpwz13axkmsuon7ggq53o">
               <w:r>
                 <w:rPr>
                   <w:rFonts w:ascii="Arial" w:cs="Arial" w:eastAsia="Arial" w:hAnsi="Arial"/>
@@ -16434,7 +16434,7 @@
             <w:pPr>
               <w:spacing w:after="20" w:before="0"/>
             </w:pPr>
-            <w:hyperlink w:history="1" r:id="rIdswxvxcewjn4zm_9az3y_w">
+            <w:hyperlink w:history="1" r:id="rIdhz1lsx2qqg9zht1afgqdn">
               <w:r>
                 <w:rPr>
                   <w:rFonts w:ascii="Arial" w:cs="Arial" w:eastAsia="Arial" w:hAnsi="Arial"/>
@@ -16467,7 +16467,7 @@
               <w:spacing w:after="10" w:before="0"/>
               <w:ind w:left="120"/>
             </w:pPr>
-            <w:hyperlink w:history="1" r:id="rIdzbmbumh3z7nx9oxji36uv">
+            <w:hyperlink w:history="1" r:id="rIdnevtlfm_bzj6oak5iwz1x">
               <w:r>
                 <w:rPr>
                   <w:rFonts w:ascii="Arial" w:cs="Arial" w:eastAsia="Arial" w:hAnsi="Arial"/>
@@ -16512,7 +16512,7 @@
             <w:pPr>
               <w:spacing w:after="20" w:before="0"/>
             </w:pPr>
-            <w:hyperlink w:history="1" r:id="rIdugq5aga9f-lhnw3_l5jva">
+            <w:hyperlink w:history="1" r:id="rIdldatsketb71nbzrz3-tbh">
               <w:r>
                 <w:rPr>
                   <w:rFonts w:ascii="Arial" w:cs="Arial" w:eastAsia="Arial" w:hAnsi="Arial"/>
@@ -16545,7 +16545,7 @@
               <w:spacing w:after="10" w:before="0"/>
               <w:ind w:left="120"/>
             </w:pPr>
-            <w:hyperlink w:history="1" r:id="rIddslhprwhsudlxxvz0d2qg">
+            <w:hyperlink w:history="1" r:id="rIdlm1yjc5-7pbycx5ylgs0y">
               <w:r>
                 <w:rPr>
                   <w:rFonts w:ascii="Arial" w:cs="Arial" w:eastAsia="Arial" w:hAnsi="Arial"/>
@@ -16753,7 +16753,7 @@
             <w:pPr>
               <w:spacing w:after="20" w:before="0"/>
             </w:pPr>
-            <w:hyperlink w:history="1" r:id="rIdsnv77gdr2apthzzwu_1xo">
+            <w:hyperlink w:history="1" r:id="rIdl_qfnhn6fob0yp8cyl512">
               <w:r>
                 <w:rPr>
                   <w:rFonts w:ascii="Arial" w:cs="Arial" w:eastAsia="Arial" w:hAnsi="Arial"/>
@@ -16786,7 +16786,7 @@
               <w:spacing w:after="10" w:before="0"/>
               <w:ind w:left="120"/>
             </w:pPr>
-            <w:hyperlink w:history="1" r:id="rIdb4etite70wmtli4k_buz7">
+            <w:hyperlink w:history="1" r:id="rIdtsc0-hedan4x7mgmexasm">
               <w:r>
                 <w:rPr>
                   <w:rFonts w:ascii="Arial" w:cs="Arial" w:eastAsia="Arial" w:hAnsi="Arial"/>
@@ -16831,7 +16831,7 @@
             <w:pPr>
               <w:spacing w:after="20" w:before="0"/>
             </w:pPr>
-            <w:hyperlink w:history="1" r:id="rIdcf2dbjqkjur6rzipbtme3">
+            <w:hyperlink w:history="1" r:id="rId6fj38bd2clqwknug1hoe8">
               <w:r>
                 <w:rPr>
                   <w:rFonts w:ascii="Arial" w:cs="Arial" w:eastAsia="Arial" w:hAnsi="Arial"/>
@@ -16864,7 +16864,7 @@
               <w:spacing w:after="10" w:before="0"/>
               <w:ind w:left="120"/>
             </w:pPr>
-            <w:hyperlink w:history="1" r:id="rIdg2djz6owcwd4x4udavfcz">
+            <w:hyperlink w:history="1" r:id="rIdxerx6tppsfg-utzx1dkk0">
               <w:r>
                 <w:rPr>
                   <w:rFonts w:ascii="Arial" w:cs="Arial" w:eastAsia="Arial" w:hAnsi="Arial"/>
@@ -17072,7 +17072,7 @@
             <w:pPr>
               <w:spacing w:after="20" w:before="0"/>
             </w:pPr>
-            <w:hyperlink w:history="1" r:id="rId1bguvd_jukgkkx0bshshd">
+            <w:hyperlink w:history="1" r:id="rIdgdccazekvvvjez-_ittrh">
               <w:r>
                 <w:rPr>
                   <w:rFonts w:ascii="Arial" w:cs="Arial" w:eastAsia="Arial" w:hAnsi="Arial"/>
@@ -17105,7 +17105,7 @@
               <w:spacing w:after="10" w:before="0"/>
               <w:ind w:left="120"/>
             </w:pPr>
-            <w:hyperlink w:history="1" r:id="rId9n7yknqsc08kdd6raaiew">
+            <w:hyperlink w:history="1" r:id="rIdam_iwxv07bm2cykj2zp4w">
               <w:r>
                 <w:rPr>
                   <w:rFonts w:ascii="Arial" w:cs="Arial" w:eastAsia="Arial" w:hAnsi="Arial"/>
@@ -17150,7 +17150,7 @@
             <w:pPr>
               <w:spacing w:after="20" w:before="0"/>
             </w:pPr>
-            <w:hyperlink w:history="1" r:id="rIdgqtxovrbyfcgpet2uurdz">
+            <w:hyperlink w:history="1" r:id="rIdmtetggzu7jt0x-z-5bj7t">
               <w:r>
                 <w:rPr>
                   <w:rFonts w:ascii="Arial" w:cs="Arial" w:eastAsia="Arial" w:hAnsi="Arial"/>
@@ -17183,7 +17183,7 @@
               <w:spacing w:after="10" w:before="0"/>
               <w:ind w:left="120"/>
             </w:pPr>
-            <w:hyperlink w:history="1" r:id="rIdoiznt8x5pxxphbshdsyk8">
+            <w:hyperlink w:history="1" r:id="rIdjtxaqh6ousqkcckgfufbt">
               <w:r>
                 <w:rPr>
                   <w:rFonts w:ascii="Arial" w:cs="Arial" w:eastAsia="Arial" w:hAnsi="Arial"/>
@@ -17391,7 +17391,7 @@
             <w:pPr>
               <w:spacing w:after="20" w:before="0"/>
             </w:pPr>
-            <w:hyperlink w:history="1" r:id="rIdd-gvpq90hido100f6oi_o">
+            <w:hyperlink w:history="1" r:id="rIducsqfy1ukhxenb_6girp0">
               <w:r>
                 <w:rPr>
                   <w:rFonts w:ascii="Arial" w:cs="Arial" w:eastAsia="Arial" w:hAnsi="Arial"/>
@@ -17424,7 +17424,7 @@
               <w:spacing w:after="10" w:before="0"/>
               <w:ind w:left="120"/>
             </w:pPr>
-            <w:hyperlink w:history="1" r:id="rIdinmdz1qwh38liyqiuyh3r">
+            <w:hyperlink w:history="1" r:id="rIdiuhqa6mmdpm3hdwegoqt4">
               <w:r>
                 <w:rPr>
                   <w:rFonts w:ascii="Arial" w:cs="Arial" w:eastAsia="Arial" w:hAnsi="Arial"/>
@@ -17469,7 +17469,7 @@
             <w:pPr>
               <w:spacing w:after="20" w:before="0"/>
             </w:pPr>
-            <w:hyperlink w:history="1" r:id="rIdspbb_ud1knm2qh2egj-xa">
+            <w:hyperlink w:history="1" r:id="rId_fn00kpexp9c7gzxd1ccb">
               <w:r>
                 <w:rPr>
                   <w:rFonts w:ascii="Arial" w:cs="Arial" w:eastAsia="Arial" w:hAnsi="Arial"/>
@@ -17502,7 +17502,7 @@
               <w:spacing w:after="10" w:before="0"/>
               <w:ind w:left="120"/>
             </w:pPr>
-            <w:hyperlink w:history="1" r:id="rId956bene-opetgyiddia8m">
+            <w:hyperlink w:history="1" r:id="rIdte_ooho4szojff-qicjln">
               <w:r>
                 <w:rPr>
                   <w:rFonts w:ascii="Arial" w:cs="Arial" w:eastAsia="Arial" w:hAnsi="Arial"/>
@@ -19281,7 +19281,7 @@
             <w:pPr>
               <w:spacing w:after="20" w:before="0"/>
             </w:pPr>
-            <w:hyperlink w:history="1" r:id="rIdgczatw6xysfhey4vs1mem">
+            <w:hyperlink w:history="1" r:id="rIdunqtps9uowprmwwknc18p">
               <w:r>
                 <w:rPr>
                   <w:rFonts w:ascii="Arial" w:cs="Arial" w:eastAsia="Arial" w:hAnsi="Arial"/>
@@ -19314,7 +19314,7 @@
               <w:spacing w:after="10" w:before="0"/>
               <w:ind w:left="120"/>
             </w:pPr>
-            <w:hyperlink w:history="1" r:id="rIdhauxm4tosq6pkglwvap04">
+            <w:hyperlink w:history="1" r:id="rId-mukffkxec3rrhnfbp2be">
               <w:r>
                 <w:rPr>
                   <w:rFonts w:ascii="Arial" w:cs="Arial" w:eastAsia="Arial" w:hAnsi="Arial"/>
@@ -19359,7 +19359,7 @@
             <w:pPr>
               <w:spacing w:after="20" w:before="0"/>
             </w:pPr>
-            <w:hyperlink w:history="1" r:id="rIdlpqwx4lagqt-h7xvmrmel">
+            <w:hyperlink w:history="1" r:id="rIde6dbkvcnmlpnsy28l34c_">
               <w:r>
                 <w:rPr>
                   <w:rFonts w:ascii="Arial" w:cs="Arial" w:eastAsia="Arial" w:hAnsi="Arial"/>
@@ -19392,7 +19392,7 @@
               <w:spacing w:after="10" w:before="0"/>
               <w:ind w:left="120"/>
             </w:pPr>
-            <w:hyperlink w:history="1" r:id="rId3vjmtbih_lb_ypft5bemk">
+            <w:hyperlink w:history="1" r:id="rId6knjg04qhg4lnqwff95td">
               <w:r>
                 <w:rPr>
                   <w:rFonts w:ascii="Arial" w:cs="Arial" w:eastAsia="Arial" w:hAnsi="Arial"/>
@@ -19600,7 +19600,7 @@
             <w:pPr>
               <w:spacing w:after="20" w:before="0"/>
             </w:pPr>
-            <w:hyperlink w:history="1" r:id="rIdnszfk_3opwrfdmuwhpgnn">
+            <w:hyperlink w:history="1" r:id="rIdwq05eig9jktlidyt-tuny">
               <w:r>
                 <w:rPr>
                   <w:rFonts w:ascii="Arial" w:cs="Arial" w:eastAsia="Arial" w:hAnsi="Arial"/>
@@ -19633,7 +19633,7 @@
               <w:spacing w:after="10" w:before="0"/>
               <w:ind w:left="120"/>
             </w:pPr>
-            <w:hyperlink w:history="1" r:id="rIdf3-0fpvl3_lsrzhfgotyb">
+            <w:hyperlink w:history="1" r:id="rIdgkonej1lgvfxii3qog5cx">
               <w:r>
                 <w:rPr>
                   <w:rFonts w:ascii="Arial" w:cs="Arial" w:eastAsia="Arial" w:hAnsi="Arial"/>
@@ -19678,7 +19678,7 @@
             <w:pPr>
               <w:spacing w:after="20" w:before="0"/>
             </w:pPr>
-            <w:hyperlink w:history="1" r:id="rId0c5hmkfeovg4tqbgrt5ee">
+            <w:hyperlink w:history="1" r:id="rIdbgx9xldq7uoy1vn2qyxgq">
               <w:r>
                 <w:rPr>
                   <w:rFonts w:ascii="Arial" w:cs="Arial" w:eastAsia="Arial" w:hAnsi="Arial"/>
@@ -19711,7 +19711,7 @@
               <w:spacing w:after="10" w:before="0"/>
               <w:ind w:left="120"/>
             </w:pPr>
-            <w:hyperlink w:history="1" r:id="rIdyitowhiolyy27jfngpohj">
+            <w:hyperlink w:history="1" r:id="rIdokbpirek8_dq-c53ya824">
               <w:r>
                 <w:rPr>
                   <w:rFonts w:ascii="Arial" w:cs="Arial" w:eastAsia="Arial" w:hAnsi="Arial"/>
@@ -19919,7 +19919,7 @@
             <w:pPr>
               <w:spacing w:after="20" w:before="0"/>
             </w:pPr>
-            <w:hyperlink w:history="1" r:id="rIdzpxxmlcmmfwnuadlg9p4a">
+            <w:hyperlink w:history="1" r:id="rId04a3uexp8aeighn9c3k5w">
               <w:r>
                 <w:rPr>
                   <w:rFonts w:ascii="Arial" w:cs="Arial" w:eastAsia="Arial" w:hAnsi="Arial"/>
@@ -19952,7 +19952,7 @@
               <w:spacing w:after="10" w:before="0"/>
               <w:ind w:left="120"/>
             </w:pPr>
-            <w:hyperlink w:history="1" r:id="rIdrcnstza59zrbgidkxr826">
+            <w:hyperlink w:history="1" r:id="rIdvwdqiixbydcglszwzffyb">
               <w:r>
                 <w:rPr>
                   <w:rFonts w:ascii="Arial" w:cs="Arial" w:eastAsia="Arial" w:hAnsi="Arial"/>
@@ -19997,7 +19997,7 @@
             <w:pPr>
               <w:spacing w:after="20" w:before="0"/>
             </w:pPr>
-            <w:hyperlink w:history="1" r:id="rIdea4fosgj-jleszpxkt4uz">
+            <w:hyperlink w:history="1" r:id="rId-nrfnpapus4-bpica7nin">
               <w:r>
                 <w:rPr>
                   <w:rFonts w:ascii="Arial" w:cs="Arial" w:eastAsia="Arial" w:hAnsi="Arial"/>
@@ -20030,7 +20030,7 @@
               <w:spacing w:after="10" w:before="0"/>
               <w:ind w:left="120"/>
             </w:pPr>
-            <w:hyperlink w:history="1" r:id="rIdfonmc3o6isc--yfy4ybfv">
+            <w:hyperlink w:history="1" r:id="rIdh4zxtd686qa3dfzy_ggz-">
               <w:r>
                 <w:rPr>
                   <w:rFonts w:ascii="Arial" w:cs="Arial" w:eastAsia="Arial" w:hAnsi="Arial"/>
@@ -20238,7 +20238,7 @@
             <w:pPr>
               <w:spacing w:after="20" w:before="0"/>
             </w:pPr>
-            <w:hyperlink w:history="1" r:id="rIdfko-ta-yaz0ad7_mcqtef">
+            <w:hyperlink w:history="1" r:id="rIdvodmwgns8catrpv4hessj">
               <w:r>
                 <w:rPr>
                   <w:rFonts w:ascii="Arial" w:cs="Arial" w:eastAsia="Arial" w:hAnsi="Arial"/>
@@ -20271,7 +20271,7 @@
               <w:spacing w:after="10" w:before="0"/>
               <w:ind w:left="120"/>
             </w:pPr>
-            <w:hyperlink w:history="1" r:id="rId0i8bkag62ddkcliyvznnd">
+            <w:hyperlink w:history="1" r:id="rIdkyto7jj1vsndssvlhggxa">
               <w:r>
                 <w:rPr>
                   <w:rFonts w:ascii="Arial" w:cs="Arial" w:eastAsia="Arial" w:hAnsi="Arial"/>
@@ -20316,7 +20316,7 @@
             <w:pPr>
               <w:spacing w:after="20" w:before="0"/>
             </w:pPr>
-            <w:hyperlink w:history="1" r:id="rIdqcf2p7gvgl5ouaief4jxc">
+            <w:hyperlink w:history="1" r:id="rIdlwmpdv7bzl6k6wajd9xpm">
               <w:r>
                 <w:rPr>
                   <w:rFonts w:ascii="Arial" w:cs="Arial" w:eastAsia="Arial" w:hAnsi="Arial"/>
@@ -20349,7 +20349,7 @@
               <w:spacing w:after="10" w:before="0"/>
               <w:ind w:left="120"/>
             </w:pPr>
-            <w:hyperlink w:history="1" r:id="rIdqi6d7uojqbsv1hv_ft1ah">
+            <w:hyperlink w:history="1" r:id="rIdokpj1gta3osejhscrybwq">
               <w:r>
                 <w:rPr>
                   <w:rFonts w:ascii="Arial" w:cs="Arial" w:eastAsia="Arial" w:hAnsi="Arial"/>
@@ -20557,7 +20557,7 @@
             <w:pPr>
               <w:spacing w:after="20" w:before="0"/>
             </w:pPr>
-            <w:hyperlink w:history="1" r:id="rIdf-cxdrszerebpfzgtizb6">
+            <w:hyperlink w:history="1" r:id="rIdi-horqvqjezowng6js5lj">
               <w:r>
                 <w:rPr>
                   <w:rFonts w:ascii="Arial" w:cs="Arial" w:eastAsia="Arial" w:hAnsi="Arial"/>
@@ -20590,7 +20590,7 @@
               <w:spacing w:after="10" w:before="0"/>
               <w:ind w:left="120"/>
             </w:pPr>
-            <w:hyperlink w:history="1" r:id="rIdmlujeacw2ultynjun7fjd">
+            <w:hyperlink w:history="1" r:id="rId1jkfpe5h4zn5uw9i-yby6">
               <w:r>
                 <w:rPr>
                   <w:rFonts w:ascii="Arial" w:cs="Arial" w:eastAsia="Arial" w:hAnsi="Arial"/>
@@ -20635,7 +20635,7 @@
             <w:pPr>
               <w:spacing w:after="20" w:before="0"/>
             </w:pPr>
-            <w:hyperlink w:history="1" r:id="rIdjyley_xmgadshyz4mu7tv">
+            <w:hyperlink w:history="1" r:id="rIdich0eiypo5tw96cx0c3dw">
               <w:r>
                 <w:rPr>
                   <w:rFonts w:ascii="Arial" w:cs="Arial" w:eastAsia="Arial" w:hAnsi="Arial"/>
@@ -20668,7 +20668,7 @@
               <w:spacing w:after="10" w:before="0"/>
               <w:ind w:left="120"/>
             </w:pPr>
-            <w:hyperlink w:history="1" r:id="rId39o4silrnwehz8jbeb-ch">
+            <w:hyperlink w:history="1" r:id="rIdmacikhht_xe6tkvovxxww">
               <w:r>
                 <w:rPr>
                   <w:rFonts w:ascii="Arial" w:cs="Arial" w:eastAsia="Arial" w:hAnsi="Arial"/>
@@ -22447,7 +22447,7 @@
             <w:pPr>
               <w:spacing w:after="20" w:before="0"/>
             </w:pPr>
-            <w:hyperlink w:history="1" r:id="rIdom8n_wposvuh0bn3m70o9">
+            <w:hyperlink w:history="1" r:id="rIdy0mfqloywgniqtuj79pkp">
               <w:r>
                 <w:rPr>
                   <w:rFonts w:ascii="Arial" w:cs="Arial" w:eastAsia="Arial" w:hAnsi="Arial"/>
@@ -22480,7 +22480,7 @@
               <w:spacing w:after="10" w:before="0"/>
               <w:ind w:left="120"/>
             </w:pPr>
-            <w:hyperlink w:history="1" r:id="rIda0uwq_x6y9w1jxdikhbem">
+            <w:hyperlink w:history="1" r:id="rIdbbk-hlc-opwizzqnwu2r7">
               <w:r>
                 <w:rPr>
                   <w:rFonts w:ascii="Arial" w:cs="Arial" w:eastAsia="Arial" w:hAnsi="Arial"/>
@@ -22525,7 +22525,7 @@
             <w:pPr>
               <w:spacing w:after="20" w:before="0"/>
             </w:pPr>
-            <w:hyperlink w:history="1" r:id="rId8sz1ugsfrd_yikv_6qjlu">
+            <w:hyperlink w:history="1" r:id="rIdplsrvcn9n8yng1eklhsjb">
               <w:r>
                 <w:rPr>
                   <w:rFonts w:ascii="Arial" w:cs="Arial" w:eastAsia="Arial" w:hAnsi="Arial"/>
@@ -22558,7 +22558,7 @@
               <w:spacing w:after="10" w:before="0"/>
               <w:ind w:left="120"/>
             </w:pPr>
-            <w:hyperlink w:history="1" r:id="rIdghmfuen0zhx9iliggyffx">
+            <w:hyperlink w:history="1" r:id="rIdosqlcqq-b-1_rph3xpxeg">
               <w:r>
                 <w:rPr>
                   <w:rFonts w:ascii="Arial" w:cs="Arial" w:eastAsia="Arial" w:hAnsi="Arial"/>
@@ -22766,7 +22766,7 @@
             <w:pPr>
               <w:spacing w:after="20" w:before="0"/>
             </w:pPr>
-            <w:hyperlink w:history="1" r:id="rIdjzuju8nxjlpmbge4sdfy4">
+            <w:hyperlink w:history="1" r:id="rIdnhdoldosjmd7mnzx-dun1">
               <w:r>
                 <w:rPr>
                   <w:rFonts w:ascii="Arial" w:cs="Arial" w:eastAsia="Arial" w:hAnsi="Arial"/>
@@ -22799,7 +22799,7 @@
               <w:spacing w:after="10" w:before="0"/>
               <w:ind w:left="120"/>
             </w:pPr>
-            <w:hyperlink w:history="1" r:id="rIdpi2zwuafbdzbjcogwrgso">
+            <w:hyperlink w:history="1" r:id="rIdptz5gmro6wmvsw2rnjug4">
               <w:r>
                 <w:rPr>
                   <w:rFonts w:ascii="Arial" w:cs="Arial" w:eastAsia="Arial" w:hAnsi="Arial"/>
@@ -22844,7 +22844,7 @@
             <w:pPr>
               <w:spacing w:after="20" w:before="0"/>
             </w:pPr>
-            <w:hyperlink w:history="1" r:id="rIdkl141klfrcerzt9pikrmx">
+            <w:hyperlink w:history="1" r:id="rIdrqi_q4aulzfhdh7yjxe9a">
               <w:r>
                 <w:rPr>
                   <w:rFonts w:ascii="Arial" w:cs="Arial" w:eastAsia="Arial" w:hAnsi="Arial"/>
@@ -22877,7 +22877,7 @@
               <w:spacing w:after="10" w:before="0"/>
               <w:ind w:left="120"/>
             </w:pPr>
-            <w:hyperlink w:history="1" r:id="rIdulje1nmt_9mi-sdfqs-9j">
+            <w:hyperlink w:history="1" r:id="rIdhnwhbdrqfxaplowqnwmgn">
               <w:r>
                 <w:rPr>
                   <w:rFonts w:ascii="Arial" w:cs="Arial" w:eastAsia="Arial" w:hAnsi="Arial"/>
@@ -23085,7 +23085,7 @@
             <w:pPr>
               <w:spacing w:after="20" w:before="0"/>
             </w:pPr>
-            <w:hyperlink w:history="1" r:id="rIdpb3vahtc4hymdtqefpit0">
+            <w:hyperlink w:history="1" r:id="rId9z1pn4bsmawqqnwlkba_d">
               <w:r>
                 <w:rPr>
                   <w:rFonts w:ascii="Arial" w:cs="Arial" w:eastAsia="Arial" w:hAnsi="Arial"/>
@@ -23118,7 +23118,7 @@
               <w:spacing w:after="10" w:before="0"/>
               <w:ind w:left="120"/>
             </w:pPr>
-            <w:hyperlink w:history="1" r:id="rIdtqxhhnk0mz-a46calnlap">
+            <w:hyperlink w:history="1" r:id="rIdbo_tndnvjpdvau66bxbxj">
               <w:r>
                 <w:rPr>
                   <w:rFonts w:ascii="Arial" w:cs="Arial" w:eastAsia="Arial" w:hAnsi="Arial"/>
@@ -23163,7 +23163,7 @@
             <w:pPr>
               <w:spacing w:after="20" w:before="0"/>
             </w:pPr>
-            <w:hyperlink w:history="1" r:id="rId0jjdz0kig78juk7realrg">
+            <w:hyperlink w:history="1" r:id="rIdxuhsonmynn_ptkecuivha">
               <w:r>
                 <w:rPr>
                   <w:rFonts w:ascii="Arial" w:cs="Arial" w:eastAsia="Arial" w:hAnsi="Arial"/>
@@ -23196,7 +23196,7 @@
               <w:spacing w:after="10" w:before="0"/>
               <w:ind w:left="120"/>
             </w:pPr>
-            <w:hyperlink w:history="1" r:id="rId66th6ujxkvkqgnf_pxdzi">
+            <w:hyperlink w:history="1" r:id="rIdylyqtpk5q9meypoegpayx">
               <w:r>
                 <w:rPr>
                   <w:rFonts w:ascii="Arial" w:cs="Arial" w:eastAsia="Arial" w:hAnsi="Arial"/>
@@ -23404,7 +23404,7 @@
             <w:pPr>
               <w:spacing w:after="20" w:before="0"/>
             </w:pPr>
-            <w:hyperlink w:history="1" r:id="rIdvqvnect-tmc7i1uk3-omq">
+            <w:hyperlink w:history="1" r:id="rId4ppxwyxwws0beldopp1k9">
               <w:r>
                 <w:rPr>
                   <w:rFonts w:ascii="Arial" w:cs="Arial" w:eastAsia="Arial" w:hAnsi="Arial"/>
@@ -23437,7 +23437,7 @@
               <w:spacing w:after="10" w:before="0"/>
               <w:ind w:left="120"/>
             </w:pPr>
-            <w:hyperlink w:history="1" r:id="rIddymg3gcypq1-b6y-4ytkg">
+            <w:hyperlink w:history="1" r:id="rIdcebudwhlx90hdvuby8zpy">
               <w:r>
                 <w:rPr>
                   <w:rFonts w:ascii="Arial" w:cs="Arial" w:eastAsia="Arial" w:hAnsi="Arial"/>
@@ -23482,7 +23482,7 @@
             <w:pPr>
               <w:spacing w:after="20" w:before="0"/>
             </w:pPr>
-            <w:hyperlink w:history="1" r:id="rIdjohgwc5-whkzvnma4mwdl">
+            <w:hyperlink w:history="1" r:id="rIdgu4ey5yzlsofw-oqsvpzy">
               <w:r>
                 <w:rPr>
                   <w:rFonts w:ascii="Arial" w:cs="Arial" w:eastAsia="Arial" w:hAnsi="Arial"/>
@@ -23515,7 +23515,7 @@
               <w:spacing w:after="10" w:before="0"/>
               <w:ind w:left="120"/>
             </w:pPr>
-            <w:hyperlink w:history="1" r:id="rIdcljuzezflnfwq2l3ois3l">
+            <w:hyperlink w:history="1" r:id="rId9ptzng8olv7qrb8-ftpl0">
               <w:r>
                 <w:rPr>
                   <w:rFonts w:ascii="Arial" w:cs="Arial" w:eastAsia="Arial" w:hAnsi="Arial"/>
@@ -23723,7 +23723,7 @@
             <w:pPr>
               <w:spacing w:after="20" w:before="0"/>
             </w:pPr>
-            <w:hyperlink w:history="1" r:id="rIdyskxhcyd-rbymvsbfhi_h">
+            <w:hyperlink w:history="1" r:id="rIdvfycpxoop-jt2b_6rt7ia">
               <w:r>
                 <w:rPr>
                   <w:rFonts w:ascii="Arial" w:cs="Arial" w:eastAsia="Arial" w:hAnsi="Arial"/>
@@ -23756,7 +23756,7 @@
               <w:spacing w:after="10" w:before="0"/>
               <w:ind w:left="120"/>
             </w:pPr>
-            <w:hyperlink w:history="1" r:id="rIddyatgamzjqhaojsvb4kio">
+            <w:hyperlink w:history="1" r:id="rIdnw7kz9oevqvkppmlxfx-n">
               <w:r>
                 <w:rPr>
                   <w:rFonts w:ascii="Arial" w:cs="Arial" w:eastAsia="Arial" w:hAnsi="Arial"/>
@@ -23801,7 +23801,7 @@
             <w:pPr>
               <w:spacing w:after="20" w:before="0"/>
             </w:pPr>
-            <w:hyperlink w:history="1" r:id="rId3dmnvkhfrgzhpjqlb5zjz">
+            <w:hyperlink w:history="1" r:id="rIdwvt72tlbpzxmrywsgatnf">
               <w:r>
                 <w:rPr>
                   <w:rFonts w:ascii="Arial" w:cs="Arial" w:eastAsia="Arial" w:hAnsi="Arial"/>
@@ -23834,7 +23834,7 @@
               <w:spacing w:after="10" w:before="0"/>
               <w:ind w:left="120"/>
             </w:pPr>
-            <w:hyperlink w:history="1" r:id="rIdz9pa_9wvfq_fdxd4uwe8z">
+            <w:hyperlink w:history="1" r:id="rIdbwe0pnegtqnsngdx19skd">
               <w:r>
                 <w:rPr>
                   <w:rFonts w:ascii="Arial" w:cs="Arial" w:eastAsia="Arial" w:hAnsi="Arial"/>
@@ -25613,7 +25613,7 @@
             <w:pPr>
               <w:spacing w:after="20" w:before="0"/>
             </w:pPr>
-            <w:hyperlink w:history="1" r:id="rIdm8ejnc-0g8pmdyrt_tje4">
+            <w:hyperlink w:history="1" r:id="rIduorlnuid8he-a_wmnpmvg">
               <w:r>
                 <w:rPr>
                   <w:rFonts w:ascii="Arial" w:cs="Arial" w:eastAsia="Arial" w:hAnsi="Arial"/>
@@ -25646,7 +25646,7 @@
               <w:spacing w:after="10" w:before="0"/>
               <w:ind w:left="120"/>
             </w:pPr>
-            <w:hyperlink w:history="1" r:id="rIdgkz0whv6bpdbwjuif21dq">
+            <w:hyperlink w:history="1" r:id="rId2sujaqvygdc3afetgz0ck">
               <w:r>
                 <w:rPr>
                   <w:rFonts w:ascii="Arial" w:cs="Arial" w:eastAsia="Arial" w:hAnsi="Arial"/>
@@ -25691,7 +25691,7 @@
             <w:pPr>
               <w:spacing w:after="20" w:before="0"/>
             </w:pPr>
-            <w:hyperlink w:history="1" r:id="rIddl4udmb_jofqfi7e4ewlw">
+            <w:hyperlink w:history="1" r:id="rIdhwz6awm99i0mtoqc1mjvf">
               <w:r>
                 <w:rPr>
                   <w:rFonts w:ascii="Arial" w:cs="Arial" w:eastAsia="Arial" w:hAnsi="Arial"/>
@@ -25724,7 +25724,7 @@
               <w:spacing w:after="10" w:before="0"/>
               <w:ind w:left="120"/>
             </w:pPr>
-            <w:hyperlink w:history="1" r:id="rIdasdvlthtvczzrvesihxu6">
+            <w:hyperlink w:history="1" r:id="rIdglg-hftgwke96lp5rkmxp">
               <w:r>
                 <w:rPr>
                   <w:rFonts w:ascii="Arial" w:cs="Arial" w:eastAsia="Arial" w:hAnsi="Arial"/>
@@ -25932,7 +25932,7 @@
             <w:pPr>
               <w:spacing w:after="20" w:before="0"/>
             </w:pPr>
-            <w:hyperlink w:history="1" r:id="rIdrfl6-i0xx_sxpibptwmdh">
+            <w:hyperlink w:history="1" r:id="rIddkko4tlrv_gw0lq1o_gxt">
               <w:r>
                 <w:rPr>
                   <w:rFonts w:ascii="Arial" w:cs="Arial" w:eastAsia="Arial" w:hAnsi="Arial"/>
@@ -25965,7 +25965,7 @@
               <w:spacing w:after="10" w:before="0"/>
               <w:ind w:left="120"/>
             </w:pPr>
-            <w:hyperlink w:history="1" r:id="rIdihmg7nj8xdxghftrgeexw">
+            <w:hyperlink w:history="1" r:id="rIdt8u0c0uwsu-jdiojr3hej">
               <w:r>
                 <w:rPr>
                   <w:rFonts w:ascii="Arial" w:cs="Arial" w:eastAsia="Arial" w:hAnsi="Arial"/>
@@ -26010,7 +26010,7 @@
             <w:pPr>
               <w:spacing w:after="20" w:before="0"/>
             </w:pPr>
-            <w:hyperlink w:history="1" r:id="rIdsnirtmg7hjgihmysixspw">
+            <w:hyperlink w:history="1" r:id="rId-z2xoivyzl7jomgldbmyv">
               <w:r>
                 <w:rPr>
                   <w:rFonts w:ascii="Arial" w:cs="Arial" w:eastAsia="Arial" w:hAnsi="Arial"/>
@@ -26043,7 +26043,7 @@
               <w:spacing w:after="10" w:before="0"/>
               <w:ind w:left="120"/>
             </w:pPr>
-            <w:hyperlink w:history="1" r:id="rIddnbhepjlvsw31pdr_tfvf">
+            <w:hyperlink w:history="1" r:id="rIduuvpq-1msbipelskmbgln">
               <w:r>
                 <w:rPr>
                   <w:rFonts w:ascii="Arial" w:cs="Arial" w:eastAsia="Arial" w:hAnsi="Arial"/>
@@ -26251,7 +26251,7 @@
             <w:pPr>
               <w:spacing w:after="20" w:before="0"/>
             </w:pPr>
-            <w:hyperlink w:history="1" r:id="rIdfa8iew3jdustydukd4w4w">
+            <w:hyperlink w:history="1" r:id="rIddzfzi7f3ror7wray5nin7">
               <w:r>
                 <w:rPr>
                   <w:rFonts w:ascii="Arial" w:cs="Arial" w:eastAsia="Arial" w:hAnsi="Arial"/>
@@ -26284,7 +26284,7 @@
               <w:spacing w:after="10" w:before="0"/>
               <w:ind w:left="120"/>
             </w:pPr>
-            <w:hyperlink w:history="1" r:id="rIdu0lfaws34itksf1vqlek0">
+            <w:hyperlink w:history="1" r:id="rIdur8sykcnm6d8kvpieunj6">
               <w:r>
                 <w:rPr>
                   <w:rFonts w:ascii="Arial" w:cs="Arial" w:eastAsia="Arial" w:hAnsi="Arial"/>
@@ -26329,7 +26329,7 @@
             <w:pPr>
               <w:spacing w:after="20" w:before="0"/>
             </w:pPr>
-            <w:hyperlink w:history="1" r:id="rIdny6m64434zqu5mng3trgl">
+            <w:hyperlink w:history="1" r:id="rIdfikqb4m3jfudl2akhmxko">
               <w:r>
                 <w:rPr>
                   <w:rFonts w:ascii="Arial" w:cs="Arial" w:eastAsia="Arial" w:hAnsi="Arial"/>
@@ -26362,7 +26362,7 @@
               <w:spacing w:after="10" w:before="0"/>
               <w:ind w:left="120"/>
             </w:pPr>
-            <w:hyperlink w:history="1" r:id="rIdosojk63mexopjv_lth0gz">
+            <w:hyperlink w:history="1" r:id="rIdyn2ncsvd_8e1rz5h78vfl">
               <w:r>
                 <w:rPr>
                   <w:rFonts w:ascii="Arial" w:cs="Arial" w:eastAsia="Arial" w:hAnsi="Arial"/>
@@ -26570,7 +26570,7 @@
             <w:pPr>
               <w:spacing w:after="20" w:before="0"/>
             </w:pPr>
-            <w:hyperlink w:history="1" r:id="rId7ebohdwof-r_fsjg8nbnc">
+            <w:hyperlink w:history="1" r:id="rId4gsn3uc46_2mb8lnxjpcn">
               <w:r>
                 <w:rPr>
                   <w:rFonts w:ascii="Arial" w:cs="Arial" w:eastAsia="Arial" w:hAnsi="Arial"/>
@@ -26603,7 +26603,7 @@
               <w:spacing w:after="10" w:before="0"/>
               <w:ind w:left="120"/>
             </w:pPr>
-            <w:hyperlink w:history="1" r:id="rIdhvdpzya3afdwdyzf1lyu4">
+            <w:hyperlink w:history="1" r:id="rIditk5k9rv1hfgwaqztqgpo">
               <w:r>
                 <w:rPr>
                   <w:rFonts w:ascii="Arial" w:cs="Arial" w:eastAsia="Arial" w:hAnsi="Arial"/>
@@ -26648,7 +26648,7 @@
             <w:pPr>
               <w:spacing w:after="20" w:before="0"/>
             </w:pPr>
-            <w:hyperlink w:history="1" r:id="rIdo-v1dnjz5qsuihkzxw4oi">
+            <w:hyperlink w:history="1" r:id="rIdyqbec_ll-wox5o_6sb3nb">
               <w:r>
                 <w:rPr>
                   <w:rFonts w:ascii="Arial" w:cs="Arial" w:eastAsia="Arial" w:hAnsi="Arial"/>
@@ -26681,7 +26681,7 @@
               <w:spacing w:after="10" w:before="0"/>
               <w:ind w:left="120"/>
             </w:pPr>
-            <w:hyperlink w:history="1" r:id="rIdqxlov6evfdzhdovxi2iiy">
+            <w:hyperlink w:history="1" r:id="rIddp0olhn9nirttabvantzs">
               <w:r>
                 <w:rPr>
                   <w:rFonts w:ascii="Arial" w:cs="Arial" w:eastAsia="Arial" w:hAnsi="Arial"/>
@@ -26889,7 +26889,7 @@
             <w:pPr>
               <w:spacing w:after="20" w:before="0"/>
             </w:pPr>
-            <w:hyperlink w:history="1" r:id="rId1puiapjspc37e_0dioguc">
+            <w:hyperlink w:history="1" r:id="rIdqbz47ofq56mzvldwkhu7g">
               <w:r>
                 <w:rPr>
                   <w:rFonts w:ascii="Arial" w:cs="Arial" w:eastAsia="Arial" w:hAnsi="Arial"/>
@@ -26922,7 +26922,7 @@
               <w:spacing w:after="10" w:before="0"/>
               <w:ind w:left="120"/>
             </w:pPr>
-            <w:hyperlink w:history="1" r:id="rIdr8utl7z71gz8cy44ep7xe">
+            <w:hyperlink w:history="1" r:id="rId8bsuipk7cyhp-gq1vjk8v">
               <w:r>
                 <w:rPr>
                   <w:rFonts w:ascii="Arial" w:cs="Arial" w:eastAsia="Arial" w:hAnsi="Arial"/>
@@ -26967,7 +26967,7 @@
             <w:pPr>
               <w:spacing w:after="20" w:before="0"/>
             </w:pPr>
-            <w:hyperlink w:history="1" r:id="rIdogpq-3dtr6oxo5qrq5mqu">
+            <w:hyperlink w:history="1" r:id="rIdr03jylojtaps2-qhi85le">
               <w:r>
                 <w:rPr>
                   <w:rFonts w:ascii="Arial" w:cs="Arial" w:eastAsia="Arial" w:hAnsi="Arial"/>
@@ -27000,7 +27000,7 @@
               <w:spacing w:after="10" w:before="0"/>
               <w:ind w:left="120"/>
             </w:pPr>
-            <w:hyperlink w:history="1" r:id="rId12a7evgdt3oaln1axbad-">
+            <w:hyperlink w:history="1" r:id="rIdrkyne5zvdr6vwlb6fx7nk">
               <w:r>
                 <w:rPr>
                   <w:rFonts w:ascii="Arial" w:cs="Arial" w:eastAsia="Arial" w:hAnsi="Arial"/>
